--- a/А-12-23/17 Рязанцев И.В./А-12-23 Рязанцев_И.В. КМ-3 (задания 1-3).docx
+++ b/А-12-23/17 Рязанцев И.В./А-12-23 Рязанцев_И.В. КМ-3 (задания 1-3).docx
@@ -2,92 +2,6 @@
 <file path=word/document.xml><?xml version="1.0" encoding="utf-8"?>
 <w:document xmlns:wpc="http://schemas.microsoft.com/office/word/2010/wordprocessingCanvas" xmlns:mo="http://schemas.microsoft.com/office/mac/office/2008/main" xmlns:mc="http://schemas.openxmlformats.org/markup-compatibility/2006" xmlns:mv="urn:schemas-microsoft-com:mac:vml" xmlns:o="urn:schemas-microsoft-com:office:office" xmlns:r="http://schemas.openxmlformats.org/officeDocument/2006/relationships" xmlns:m="http://schemas.openxmlformats.org/officeDocument/2006/math" xmlns:v="urn:schemas-microsoft-com:vml" xmlns:wp14="http://schemas.microsoft.com/office/word/2010/wordprocessingDrawing" xmlns:wp="http://schemas.openxmlformats.org/drawingml/2006/wordprocessingDrawing" xmlns:w10="urn:schemas-microsoft-com:office:word" xmlns:w="http://schemas.openxmlformats.org/wordprocessingml/2006/main" xmlns:w14="http://schemas.microsoft.com/office/word/2010/wordml" xmlns:wpg="http://schemas.microsoft.com/office/word/2010/wordprocessingGroup" xmlns:wpi="http://schemas.microsoft.com/office/word/2010/wordprocessingInk" xmlns:wne="http://schemas.microsoft.com/office/word/2006/wordml" xmlns:wps="http://schemas.microsoft.com/office/word/2010/wordprocessingShape" mc:Ignorable="w14 wp14">
   <w:body>
-    <w:p>
-      <w:pPr>
-        <w:ind w:firstLine="0"/>
-        <w:jc w:val="center"/>
-      </w:pPr>
-      <w:r>
-        <w:rPr>
-          <w:rFonts w:ascii="Times New Roman" w:hAnsi="Times New Roman" w:eastAsia="Times New Roman" w:cs="Times New Roman"/>
-          <w:b w:val="0"/>
-          <w:i w:val="0"/>
-          <w:color w:val="000000"/>
-          <w:sz w:val="28"/>
-        </w:rPr>
-        <w:t>Министерство науки и высшего образования Российской Федерации</w:t>
-      </w:r>
-    </w:p>
-    <w:p>
-      <w:pPr>
-        <w:ind w:firstLine="0"/>
-        <w:jc w:val="center"/>
-      </w:pPr>
-      <w:r>
-        <w:rPr>
-          <w:rFonts w:ascii="Times New Roman" w:hAnsi="Times New Roman" w:eastAsia="Times New Roman" w:cs="Times New Roman"/>
-          <w:b w:val="0"/>
-          <w:i w:val="0"/>
-          <w:color w:val="000000"/>
-          <w:sz w:val="28"/>
-        </w:rPr>
-        <w:t>Федеральное государственное бюджетное образовательное учреждение высшего образования</w:t>
-      </w:r>
-    </w:p>
-    <w:p>
-      <w:pPr>
-        <w:ind w:firstLine="0"/>
-        <w:jc w:val="center"/>
-      </w:pPr>
-      <w:r>
-        <w:rPr>
-          <w:rFonts w:ascii="Times New Roman" w:hAnsi="Times New Roman" w:eastAsia="Times New Roman" w:cs="Times New Roman"/>
-          <w:b w:val="0"/>
-          <w:i w:val="0"/>
-          <w:color w:val="000000"/>
-          <w:sz w:val="28"/>
-        </w:rPr>
-        <w:t>«Национальный исследовательский университет «МЭИ»</w:t>
-      </w:r>
-    </w:p>
-    <w:p>
-      <w:pPr>
-        <w:ind w:firstLine="0"/>
-        <w:jc w:val="center"/>
-      </w:pPr>
-    </w:p>
-    <w:p>
-      <w:pPr>
-        <w:ind w:firstLine="0"/>
-        <w:jc w:val="center"/>
-      </w:pPr>
-      <w:r>
-        <w:rPr>
-          <w:rFonts w:ascii="Times New Roman" w:hAnsi="Times New Roman" w:eastAsia="Times New Roman" w:cs="Times New Roman"/>
-          <w:b w:val="0"/>
-          <w:i w:val="0"/>
-          <w:color w:val="000000"/>
-          <w:sz w:val="28"/>
-        </w:rPr>
-        <w:t>Институт информационных и вычислительных технологий</w:t>
-      </w:r>
-    </w:p>
-    <w:p>
-      <w:pPr>
-        <w:ind w:firstLine="0"/>
-        <w:jc w:val="center"/>
-      </w:pPr>
-      <w:r>
-        <w:rPr>
-          <w:rFonts w:ascii="Times New Roman" w:hAnsi="Times New Roman" w:eastAsia="Times New Roman" w:cs="Times New Roman"/>
-          <w:b w:val="0"/>
-          <w:i w:val="0"/>
-          <w:color w:val="000000"/>
-          <w:sz w:val="28"/>
-        </w:rPr>
-        <w:t>Кафедра вычислительных машин, систем и сетей</w:t>
-      </w:r>
-    </w:p>
     <w:p>
       <w:pPr>
         <w:ind w:firstLine="0"/>
@@ -131,7 +45,7 @@
           <w:color w:val="000000"/>
           <w:sz w:val="32"/>
         </w:rPr>
-        <w:t>ОТЧЁТ</w:t>
+        <w:t>Расчетное задание</w:t>
       </w:r>
     </w:p>
     <w:p>
@@ -142,12 +56,12 @@
       <w:r>
         <w:rPr>
           <w:rFonts w:ascii="Times New Roman" w:hAnsi="Times New Roman" w:eastAsia="Times New Roman" w:cs="Times New Roman"/>
-          <w:b w:val="0"/>
+          <w:b/>
           <w:i w:val="0"/>
           <w:color w:val="000000"/>
-          <w:sz w:val="28"/>
+          <w:sz w:val="32"/>
         </w:rPr>
-        <w:t>о выполнении заданий 1, 2, 3</w:t>
+        <w:t>ОСНОВЫ ПОСТРОЕНИЯ</w:t>
       </w:r>
     </w:p>
     <w:p>
@@ -158,10 +72,26 @@
       <w:r>
         <w:rPr>
           <w:rFonts w:ascii="Times New Roman" w:hAnsi="Times New Roman" w:eastAsia="Times New Roman" w:cs="Times New Roman"/>
-          <w:b w:val="0"/>
+          <w:b/>
           <w:i w:val="0"/>
           <w:color w:val="000000"/>
-          <w:sz w:val="28"/>
+          <w:sz w:val="32"/>
+        </w:rPr>
+        <w:t>КОМПЬЮТЕРНЫХ СЕТЕЙ</w:t>
+      </w:r>
+    </w:p>
+    <w:p>
+      <w:pPr>
+        <w:ind w:firstLine="0"/>
+        <w:jc w:val="center"/>
+      </w:pPr>
+      <w:r>
+        <w:rPr>
+          <w:rFonts w:ascii="Times New Roman" w:hAnsi="Times New Roman" w:eastAsia="Times New Roman" w:cs="Times New Roman"/>
+          <w:b/>
+          <w:i w:val="0"/>
+          <w:color w:val="000000"/>
+          <w:sz w:val="32"/>
         </w:rPr>
         <w:t>по курсу «Компьютерные сети»</w:t>
       </w:r>
@@ -179,23 +109,7 @@
           <w:color w:val="000000"/>
           <w:sz w:val="28"/>
         </w:rPr>
-        <w:t>«Основы построения компьютерных сетей»</w:t>
-      </w:r>
-    </w:p>
-    <w:p>
-      <w:pPr>
-        <w:ind w:firstLine="0"/>
-        <w:jc w:val="center"/>
-      </w:pPr>
-      <w:r>
-        <w:rPr>
-          <w:rFonts w:ascii="Times New Roman" w:hAnsi="Times New Roman" w:eastAsia="Times New Roman" w:cs="Times New Roman"/>
-          <w:b w:val="0"/>
-          <w:i w:val="0"/>
-          <w:color w:val="000000"/>
-          <w:sz w:val="28"/>
-        </w:rPr>
-        <w:t>Вариант 12-17</w:t>
+        <w:t>Задания 1, 2, 3</w:t>
       </w:r>
     </w:p>
     <w:p>
@@ -215,165 +129,331 @@
     </w:p>
     <w:p>
       <w:pPr>
-        <w:ind w:firstLine="0" w:left="4535"/>
-        <w:jc w:val="left"/>
-      </w:pPr>
-      <w:r>
-        <w:rPr>
-          <w:rFonts w:ascii="Times New Roman" w:hAnsi="Times New Roman" w:eastAsia="Times New Roman" w:cs="Times New Roman"/>
-          <w:b w:val="0"/>
-          <w:i w:val="0"/>
-          <w:color w:val="000000"/>
-          <w:sz w:val="28"/>
-        </w:rPr>
-        <w:t>Выполнил:</w:t>
-      </w:r>
-    </w:p>
-    <w:p>
-      <w:pPr>
-        <w:ind w:firstLine="0" w:left="4535"/>
-        <w:jc w:val="left"/>
-      </w:pPr>
-      <w:r>
-        <w:rPr>
-          <w:rFonts w:ascii="Times New Roman" w:hAnsi="Times New Roman" w:eastAsia="Times New Roman" w:cs="Times New Roman"/>
-          <w:b w:val="0"/>
-          <w:i w:val="0"/>
-          <w:color w:val="000000"/>
-          <w:sz w:val="28"/>
-        </w:rPr>
-        <w:t>студент группы А-12-23</w:t>
-      </w:r>
-    </w:p>
-    <w:p>
-      <w:pPr>
-        <w:ind w:firstLine="0" w:left="4535"/>
-        <w:jc w:val="left"/>
-      </w:pPr>
-      <w:r>
-        <w:rPr>
-          <w:rFonts w:ascii="Times New Roman" w:hAnsi="Times New Roman" w:eastAsia="Times New Roman" w:cs="Times New Roman"/>
-          <w:b w:val="0"/>
-          <w:i w:val="0"/>
-          <w:color w:val="000000"/>
-          <w:sz w:val="28"/>
-        </w:rPr>
-        <w:t>Рязанцев Иоанн Васильевич</w:t>
-      </w:r>
-    </w:p>
-    <w:p>
-      <w:pPr>
-        <w:ind w:firstLine="0" w:left="4535"/>
-        <w:jc w:val="left"/>
+        <w:ind w:firstLine="0"/>
       </w:pPr>
     </w:p>
-    <w:p>
-      <w:pPr>
-        <w:ind w:firstLine="0" w:left="4535"/>
-        <w:jc w:val="left"/>
-      </w:pPr>
-      <w:r>
-        <w:rPr>
-          <w:rFonts w:ascii="Times New Roman" w:hAnsi="Times New Roman" w:eastAsia="Times New Roman" w:cs="Times New Roman"/>
-          <w:b w:val="0"/>
-          <w:i w:val="0"/>
-          <w:color w:val="000000"/>
-          <w:sz w:val="28"/>
-        </w:rPr>
-        <w:t>Проверил: Рыбинцев В.О.</w:t>
-      </w:r>
-    </w:p>
-    <w:p>
-      <w:pPr>
-        <w:ind w:firstLine="0" w:left="4535"/>
-        <w:jc w:val="left"/>
-      </w:pPr>
-    </w:p>
-    <w:p>
-      <w:pPr>
-        <w:ind w:firstLine="0" w:left="4535"/>
-        <w:jc w:val="left"/>
-      </w:pPr>
-      <w:r>
-        <w:rPr>
-          <w:rFonts w:ascii="Times New Roman" w:hAnsi="Times New Roman" w:eastAsia="Times New Roman" w:cs="Times New Roman"/>
-          <w:b w:val="0"/>
-          <w:i w:val="0"/>
-          <w:color w:val="000000"/>
-          <w:sz w:val="28"/>
-        </w:rPr>
-        <w:t>Дата сдачи: ______________</w:t>
-      </w:r>
-    </w:p>
+    <w:tbl>
+      <w:tblPr>
+        <w:tblW w:type="auto" w:w="0"/>
+        <w:tblLayout w:type="fixed"/>
+        <w:tblLook w:firstColumn="1" w:firstRow="1" w:lastColumn="0" w:lastRow="0" w:noHBand="0" w:noVBand="1" w:val="04A0"/>
+        <w:tblInd w:w="2041" w:type="dxa"/>
+        <w:tblLayout w:type="fixed"/>
+      </w:tblPr>
+      <w:tblGrid>
+        <w:gridCol w:w="2324"/>
+        <w:gridCol w:w="4989"/>
+      </w:tblGrid>
+      <w:tr>
+        <w:tc>
+          <w:tcPr>
+            <w:tcW w:type="dxa" w:w="7313"/>
+            <w:gridSpan w:val="2"/>
+          </w:tcPr>
+          <w:p>
+            <w:pPr>
+              <w:spacing w:line="240" w:lineRule="auto"/>
+              <w:ind w:firstLine="0"/>
+              <w:jc w:val="left"/>
+            </w:pPr>
+            <w:r/>
+            <w:r>
+              <w:rPr>
+                <w:rFonts w:ascii="Times New Roman" w:hAnsi="Times New Roman" w:eastAsia="Times New Roman" w:cs="Times New Roman"/>
+                <w:b/>
+                <w:i w:val="0"/>
+                <w:color w:val="000000"/>
+                <w:sz w:val="28"/>
+              </w:rPr>
+              <w:t>Выполнил</w:t>
+            </w:r>
+          </w:p>
+        </w:tc>
+      </w:tr>
+      <w:tr>
+        <w:tc>
+          <w:tcPr>
+            <w:tcW w:type="dxa" w:w="2324"/>
+          </w:tcPr>
+          <w:p>
+            <w:pPr>
+              <w:spacing w:line="240" w:lineRule="auto"/>
+              <w:ind w:firstLine="0"/>
+              <w:jc w:val="left"/>
+            </w:pPr>
+            <w:r/>
+            <w:r>
+              <w:rPr>
+                <w:rFonts w:ascii="Times New Roman" w:hAnsi="Times New Roman" w:eastAsia="Times New Roman" w:cs="Times New Roman"/>
+                <w:b/>
+                <w:i w:val="0"/>
+                <w:color w:val="000000"/>
+                <w:sz w:val="28"/>
+              </w:rPr>
+              <w:t>Студент</w:t>
+            </w:r>
+          </w:p>
+        </w:tc>
+        <w:tc>
+          <w:tcPr>
+            <w:tcW w:type="dxa" w:w="4989"/>
+          </w:tcPr>
+          <w:p>
+            <w:pPr>
+              <w:spacing w:line="240" w:lineRule="auto"/>
+              <w:ind w:firstLine="0"/>
+              <w:jc w:val="left"/>
+            </w:pPr>
+            <w:r/>
+            <w:r>
+              <w:rPr>
+                <w:rFonts w:ascii="Times New Roman" w:hAnsi="Times New Roman" w:eastAsia="Times New Roman" w:cs="Times New Roman"/>
+                <w:b w:val="0"/>
+                <w:i w:val="0"/>
+                <w:color w:val="000000"/>
+                <w:sz w:val="28"/>
+              </w:rPr>
+              <w:t>Рязанцев Иоанн Васильевич</w:t>
+            </w:r>
+          </w:p>
+        </w:tc>
+      </w:tr>
+      <w:tr>
+        <w:tc>
+          <w:tcPr>
+            <w:tcW w:type="dxa" w:w="2324"/>
+          </w:tcPr>
+          <w:p>
+            <w:pPr>
+              <w:spacing w:line="240" w:lineRule="auto"/>
+              <w:ind w:firstLine="0"/>
+              <w:jc w:val="left"/>
+            </w:pPr>
+            <w:r/>
+            <w:r>
+              <w:rPr>
+                <w:rFonts w:ascii="Times New Roman" w:hAnsi="Times New Roman" w:eastAsia="Times New Roman" w:cs="Times New Roman"/>
+                <w:b/>
+                <w:i w:val="0"/>
+                <w:color w:val="000000"/>
+                <w:sz w:val="28"/>
+              </w:rPr>
+              <w:t>Группа</w:t>
+            </w:r>
+          </w:p>
+        </w:tc>
+        <w:tc>
+          <w:tcPr>
+            <w:tcW w:type="dxa" w:w="4989"/>
+          </w:tcPr>
+          <w:p>
+            <w:pPr>
+              <w:spacing w:line="240" w:lineRule="auto"/>
+              <w:ind w:firstLine="0"/>
+              <w:jc w:val="left"/>
+            </w:pPr>
+            <w:r/>
+            <w:r>
+              <w:rPr>
+                <w:rFonts w:ascii="Times New Roman" w:hAnsi="Times New Roman" w:eastAsia="Times New Roman" w:cs="Times New Roman"/>
+                <w:b w:val="0"/>
+                <w:i w:val="0"/>
+                <w:color w:val="000000"/>
+                <w:sz w:val="28"/>
+              </w:rPr>
+              <w:t>А-12-23</w:t>
+            </w:r>
+          </w:p>
+        </w:tc>
+      </w:tr>
+      <w:tr>
+        <w:tc>
+          <w:tcPr>
+            <w:tcW w:type="dxa" w:w="2324"/>
+          </w:tcPr>
+          <w:p>
+            <w:pPr>
+              <w:spacing w:line="240" w:lineRule="auto"/>
+              <w:ind w:firstLine="0"/>
+              <w:jc w:val="left"/>
+            </w:pPr>
+            <w:r/>
+            <w:r>
+              <w:rPr>
+                <w:rFonts w:ascii="Times New Roman" w:hAnsi="Times New Roman" w:eastAsia="Times New Roman" w:cs="Times New Roman"/>
+                <w:b/>
+                <w:i w:val="0"/>
+                <w:color w:val="000000"/>
+                <w:sz w:val="28"/>
+              </w:rPr>
+              <w:t>Вариант</w:t>
+            </w:r>
+          </w:p>
+        </w:tc>
+        <w:tc>
+          <w:tcPr>
+            <w:tcW w:type="dxa" w:w="4989"/>
+          </w:tcPr>
+          <w:p>
+            <w:pPr>
+              <w:spacing w:line="240" w:lineRule="auto"/>
+              <w:ind w:firstLine="0"/>
+              <w:jc w:val="left"/>
+            </w:pPr>
+            <w:r/>
+            <w:r>
+              <w:rPr>
+                <w:rFonts w:ascii="Times New Roman" w:hAnsi="Times New Roman" w:eastAsia="Times New Roman" w:cs="Times New Roman"/>
+                <w:b w:val="0"/>
+                <w:i w:val="0"/>
+                <w:color w:val="000000"/>
+                <w:sz w:val="28"/>
+              </w:rPr>
+              <w:t>17</w:t>
+            </w:r>
+          </w:p>
+        </w:tc>
+      </w:tr>
+    </w:tbl>
     <w:p>
       <w:pPr>
         <w:ind w:firstLine="0"/>
       </w:pPr>
-      <w:r>
-        <w:br w:type="page"/>
-      </w:r>
     </w:p>
-    <w:p>
-      <w:pPr>
-        <w:ind w:firstLine="0"/>
-        <w:jc w:val="center"/>
-      </w:pPr>
-      <w:r>
-        <w:rPr>
-          <w:rFonts w:ascii="Times New Roman" w:hAnsi="Times New Roman" w:eastAsia="Times New Roman" w:cs="Times New Roman"/>
-          <w:b/>
-          <w:i w:val="0"/>
-          <w:color w:val="000000"/>
-          <w:sz w:val="28"/>
-        </w:rPr>
-        <w:t>СОДЕРЖАНИЕ</w:t>
-      </w:r>
-    </w:p>
-    <w:p>
-      <w:pPr>
-        <w:ind w:firstLine="0"/>
-      </w:pPr>
-      <w:r>
-        <w:rPr>
-          <w:rFonts w:ascii="Times New Roman" w:hAnsi="Times New Roman" w:eastAsia="Times New Roman" w:cs="Times New Roman"/>
-          <w:color w:val="000000"/>
-          <w:sz w:val="28"/>
-        </w:rPr>
-        <w:fldChar w:fldCharType="begin"/>
-      </w:r>
-      <w:r>
-        <w:rPr>
-          <w:rFonts w:ascii="Times New Roman" w:hAnsi="Times New Roman" w:eastAsia="Times New Roman" w:cs="Times New Roman"/>
-          <w:color w:val="000000"/>
-          <w:sz w:val="28"/>
-        </w:rPr>
-        <w:instrText xml:space="preserve">TOC \o "1-2" \h \z \u</w:instrText>
-      </w:r>
-      <w:r>
-        <w:rPr>
-          <w:rFonts w:ascii="Times New Roman" w:hAnsi="Times New Roman" w:eastAsia="Times New Roman" w:cs="Times New Roman"/>
-          <w:color w:val="000000"/>
-          <w:sz w:val="28"/>
-        </w:rPr>
-        <w:fldChar w:fldCharType="separate"/>
-      </w:r>
-      <w:r>
-        <w:rPr>
-          <w:rFonts w:ascii="Times New Roman" w:hAnsi="Times New Roman" w:eastAsia="Times New Roman" w:cs="Times New Roman"/>
-          <w:color w:val="000000"/>
-          <w:sz w:val="28"/>
-        </w:rPr>
-        <w:t>Содержание обновится при открытии файла (F9 — обновить поле).</w:t>
-      </w:r>
-      <w:r>
-        <w:rPr>
-          <w:rFonts w:ascii="Times New Roman" w:hAnsi="Times New Roman" w:eastAsia="Times New Roman" w:cs="Times New Roman"/>
-          <w:color w:val="000000"/>
-          <w:sz w:val="28"/>
-        </w:rPr>
-        <w:fldChar w:fldCharType="end"/>
-      </w:r>
-    </w:p>
+    <w:tbl>
+      <w:tblPr>
+        <w:tblW w:type="auto" w:w="0"/>
+        <w:tblLayout w:type="fixed"/>
+        <w:tblLook w:firstColumn="1" w:firstRow="1" w:lastColumn="0" w:lastRow="0" w:noHBand="0" w:noVBand="1" w:val="04A0"/>
+        <w:tblInd w:w="2041" w:type="dxa"/>
+        <w:tblLayout w:type="fixed"/>
+      </w:tblPr>
+      <w:tblGrid>
+        <w:gridCol w:w="2324"/>
+        <w:gridCol w:w="4989"/>
+      </w:tblGrid>
+      <w:tr>
+        <w:tc>
+          <w:tcPr>
+            <w:tcW w:type="dxa" w:w="7313"/>
+            <w:gridSpan w:val="2"/>
+          </w:tcPr>
+          <w:p>
+            <w:pPr>
+              <w:spacing w:line="240" w:lineRule="auto"/>
+              <w:ind w:firstLine="0"/>
+              <w:jc w:val="left"/>
+            </w:pPr>
+            <w:r/>
+            <w:r>
+              <w:rPr>
+                <w:rFonts w:ascii="Times New Roman" w:hAnsi="Times New Roman" w:eastAsia="Times New Roman" w:cs="Times New Roman"/>
+                <w:b/>
+                <w:i w:val="0"/>
+                <w:color w:val="000000"/>
+                <w:sz w:val="28"/>
+              </w:rPr>
+              <w:t>Принял</w:t>
+            </w:r>
+          </w:p>
+        </w:tc>
+      </w:tr>
+      <w:tr>
+        <w:tc>
+          <w:tcPr>
+            <w:tcW w:type="dxa" w:w="2324"/>
+          </w:tcPr>
+          <w:p>
+            <w:pPr>
+              <w:spacing w:line="240" w:lineRule="auto"/>
+              <w:ind w:firstLine="0"/>
+              <w:jc w:val="left"/>
+            </w:pPr>
+            <w:r/>
+            <w:r>
+              <w:rPr>
+                <w:rFonts w:ascii="Times New Roman" w:hAnsi="Times New Roman" w:eastAsia="Times New Roman" w:cs="Times New Roman"/>
+                <w:b/>
+                <w:i w:val="0"/>
+                <w:color w:val="000000"/>
+                <w:sz w:val="28"/>
+              </w:rPr>
+              <w:t>Преподаватель</w:t>
+            </w:r>
+          </w:p>
+        </w:tc>
+        <w:tc>
+          <w:tcPr>
+            <w:tcW w:type="dxa" w:w="4989"/>
+          </w:tcPr>
+          <w:p>
+            <w:pPr>
+              <w:spacing w:line="240" w:lineRule="auto"/>
+              <w:ind w:firstLine="0"/>
+              <w:jc w:val="left"/>
+            </w:pPr>
+            <w:r/>
+            <w:r>
+              <w:rPr>
+                <w:rFonts w:ascii="Times New Roman" w:hAnsi="Times New Roman" w:eastAsia="Times New Roman" w:cs="Times New Roman"/>
+                <w:b w:val="0"/>
+                <w:i w:val="0"/>
+                <w:color w:val="000000"/>
+                <w:sz w:val="28"/>
+              </w:rPr>
+              <w:t>Рыбинцев В.О.</w:t>
+            </w:r>
+          </w:p>
+        </w:tc>
+      </w:tr>
+      <w:tr>
+        <w:tc>
+          <w:tcPr>
+            <w:tcW w:type="dxa" w:w="2324"/>
+          </w:tcPr>
+          <w:p>
+            <w:pPr>
+              <w:spacing w:line="240" w:lineRule="auto"/>
+              <w:ind w:firstLine="0"/>
+              <w:jc w:val="left"/>
+            </w:pPr>
+            <w:r/>
+            <w:r>
+              <w:rPr>
+                <w:rFonts w:ascii="Times New Roman" w:hAnsi="Times New Roman" w:eastAsia="Times New Roman" w:cs="Times New Roman"/>
+                <w:b/>
+                <w:i w:val="0"/>
+                <w:color w:val="000000"/>
+                <w:sz w:val="28"/>
+              </w:rPr>
+              <w:t>Дата</w:t>
+            </w:r>
+          </w:p>
+        </w:tc>
+        <w:tc>
+          <w:tcPr>
+            <w:tcW w:type="dxa" w:w="4989"/>
+          </w:tcPr>
+          <w:p>
+            <w:pPr>
+              <w:spacing w:line="240" w:lineRule="auto"/>
+              <w:ind w:firstLine="0"/>
+              <w:jc w:val="left"/>
+            </w:pPr>
+            <w:r/>
+            <w:r>
+              <w:rPr>
+                <w:rFonts w:ascii="Times New Roman" w:hAnsi="Times New Roman" w:eastAsia="Times New Roman" w:cs="Times New Roman"/>
+                <w:b w:val="0"/>
+                <w:i w:val="0"/>
+                <w:color w:val="000000"/>
+                <w:sz w:val="28"/>
+              </w:rPr>
+            </w:r>
+          </w:p>
+        </w:tc>
+      </w:tr>
+    </w:tbl>
     <w:p>
       <w:pPr>
         <w:ind w:firstLine="0"/>
@@ -387,7 +467,9 @@
         <w:pStyle w:val="Heading1"/>
       </w:pPr>
       <w:r>
-        <w:t>1 Разработка структурированной кабельной системы этажа здания</w:t>
+        <w:t>Задание 1</w:t>
+        <w:br/>
+        <w:t>Разработка структурированной кабельной системы этажа здания</w:t>
       </w:r>
     </w:p>
     <w:p>
@@ -436,10 +518,18 @@
     </w:p>
     <w:p>
       <w:pPr>
+        <w:pStyle w:val="Heading2"/>
+      </w:pPr>
+      <w:r>
+        <w:t>Исходные данные для проектирования</w:t>
+      </w:r>
+    </w:p>
+    <w:p>
+      <w:pPr>
         <w:keepNext/>
-        <w:spacing w:before="120"/>
+        <w:spacing w:before="120" w:line="240" w:lineRule="auto"/>
         <w:ind w:firstLine="0"/>
-        <w:jc w:val="left"/>
+        <w:jc w:val="right"/>
       </w:pPr>
       <w:r>
         <w:rPr>
@@ -449,7 +539,25 @@
           <w:color w:val="000000"/>
           <w:sz w:val="28"/>
         </w:rPr>
-        <w:t>Таблица 1 – Исходные данные варианта</w:t>
+        <w:t>Таблица 1</w:t>
+      </w:r>
+    </w:p>
+    <w:p>
+      <w:pPr>
+        <w:keepNext/>
+        <w:spacing w:line="240" w:lineRule="auto" w:after="60"/>
+        <w:ind w:firstLine="0"/>
+        <w:jc w:val="center"/>
+      </w:pPr>
+      <w:r>
+        <w:rPr>
+          <w:rFonts w:ascii="Times New Roman" w:hAnsi="Times New Roman" w:eastAsia="Times New Roman" w:cs="Times New Roman"/>
+          <w:b w:val="0"/>
+          <w:i w:val="0"/>
+          <w:color w:val="000000"/>
+          <w:sz w:val="28"/>
+        </w:rPr>
+        <w:t>Исходные данные</w:t>
       </w:r>
     </w:p>
     <w:tbl>
@@ -462,13 +570,10 @@
         <w:tblLayout w:type="fixed"/>
       </w:tblPr>
       <w:tblGrid>
-        <w:gridCol w:w="1020"/>
         <w:gridCol w:w="1417"/>
-        <w:gridCol w:w="1644"/>
-        <w:gridCol w:w="1531"/>
-        <w:gridCol w:w="1191"/>
-        <w:gridCol w:w="1417"/>
-        <w:gridCol w:w="1134"/>
+        <w:gridCol w:w="2551"/>
+        <w:gridCol w:w="3402"/>
+        <w:gridCol w:w="1984"/>
       </w:tblGrid>
       <w:tr>
         <w:trPr>
@@ -476,7 +581,7 @@
         </w:trPr>
         <w:tc>
           <w:tcPr>
-            <w:tcW w:type="dxa" w:w="1020"/>
+            <w:tcW w:type="dxa" w:w="1417"/>
           </w:tcPr>
           <w:p>
             <w:pPr>
@@ -492,7 +597,7 @@
                 <w:b/>
                 <w:i w:val="0"/>
                 <w:color w:val="000000"/>
-                <w:sz w:val="20"/>
+                <w:sz w:val="24"/>
               </w:rPr>
               <w:t>Вариант</w:t>
             </w:r>
@@ -500,7 +605,7 @@
         </w:tc>
         <w:tc>
           <w:tcPr>
-            <w:tcW w:type="dxa" w:w="1417"/>
+            <w:tcW w:type="dxa" w:w="2551"/>
           </w:tcPr>
           <w:p>
             <w:pPr>
@@ -516,7 +621,7 @@
                 <w:b/>
                 <w:i w:val="0"/>
                 <w:color w:val="000000"/>
-                <w:sz w:val="20"/>
+                <w:sz w:val="24"/>
               </w:rPr>
               <w:t>Конфигурация зон подключения</w:t>
             </w:r>
@@ -524,7 +629,7 @@
         </w:tc>
         <w:tc>
           <w:tcPr>
-            <w:tcW w:type="dxa" w:w="1644"/>
+            <w:tcW w:type="dxa" w:w="3402"/>
           </w:tcPr>
           <w:p>
             <w:pPr>
@@ -540,7 +645,7 @@
                 <w:b/>
                 <w:i w:val="0"/>
                 <w:color w:val="000000"/>
-                <w:sz w:val="20"/>
+                <w:sz w:val="24"/>
               </w:rPr>
               <w:t>Количество точек подключения в зонах</w:t>
             </w:r>
@@ -548,7 +653,7 @@
         </w:tc>
         <w:tc>
           <w:tcPr>
-            <w:tcW w:type="dxa" w:w="1531"/>
+            <w:tcW w:type="dxa" w:w="1984"/>
           </w:tcPr>
           <w:p>
             <w:pPr>
@@ -564,79 +669,7 @@
                 <w:b/>
                 <w:i w:val="0"/>
                 <w:color w:val="000000"/>
-                <w:sz w:val="20"/>
-              </w:rPr>
-              <w:t>Количество сотрудников в группах</w:t>
-            </w:r>
-          </w:p>
-        </w:tc>
-        <w:tc>
-          <w:tcPr>
-            <w:tcW w:type="dxa" w:w="1191"/>
-          </w:tcPr>
-          <w:p>
-            <w:pPr>
-              <w:keepNext/>
-              <w:spacing w:line="240" w:lineRule="auto"/>
-              <w:ind w:firstLine="0"/>
-              <w:jc w:val="center"/>
-            </w:pPr>
-            <w:r/>
-            <w:r>
-              <w:rPr>
-                <w:rFonts w:ascii="Times New Roman" w:hAnsi="Times New Roman" w:eastAsia="Times New Roman" w:cs="Times New Roman"/>
-                <w:b/>
-                <w:i w:val="0"/>
-                <w:color w:val="000000"/>
-                <w:sz w:val="20"/>
-              </w:rPr>
-              <w:t>Рост числа сотрудников, %</w:t>
-            </w:r>
-          </w:p>
-        </w:tc>
-        <w:tc>
-          <w:tcPr>
-            <w:tcW w:type="dxa" w:w="1417"/>
-          </w:tcPr>
-          <w:p>
-            <w:pPr>
-              <w:keepNext/>
-              <w:spacing w:line="240" w:lineRule="auto"/>
-              <w:ind w:firstLine="0"/>
-              <w:jc w:val="center"/>
-            </w:pPr>
-            <w:r/>
-            <w:r>
-              <w:rPr>
-                <w:rFonts w:ascii="Times New Roman" w:hAnsi="Times New Roman" w:eastAsia="Times New Roman" w:cs="Times New Roman"/>
-                <w:b/>
-                <w:i w:val="0"/>
-                <w:color w:val="000000"/>
-                <w:sz w:val="20"/>
-              </w:rPr>
-              <w:t>Максимальная стоимость для задания № 3, у.е.</w:t>
-            </w:r>
-          </w:p>
-        </w:tc>
-        <w:tc>
-          <w:tcPr>
-            <w:tcW w:type="dxa" w:w="1134"/>
-          </w:tcPr>
-          <w:p>
-            <w:pPr>
-              <w:keepNext/>
-              <w:spacing w:line="240" w:lineRule="auto"/>
-              <w:ind w:firstLine="0"/>
-              <w:jc w:val="center"/>
-            </w:pPr>
-            <w:r/>
-            <w:r>
-              <w:rPr>
-                <w:rFonts w:ascii="Times New Roman" w:hAnsi="Times New Roman" w:eastAsia="Times New Roman" w:cs="Times New Roman"/>
-                <w:b/>
-                <w:i w:val="0"/>
-                <w:color w:val="000000"/>
-                <w:sz w:val="20"/>
+                <w:sz w:val="24"/>
               </w:rPr>
               <w:t>Размеры (L×W), м</w:t>
             </w:r>
@@ -649,22 +682,22 @@
         </w:trPr>
         <w:tc>
           <w:tcPr>
-            <w:tcW w:type="dxa" w:w="1020"/>
-          </w:tcPr>
-          <w:p>
-            <w:pPr>
-              <w:spacing w:line="240" w:lineRule="auto"/>
-              <w:ind w:firstLine="0"/>
-              <w:jc w:val="center"/>
-            </w:pPr>
-            <w:r/>
-            <w:r>
-              <w:rPr>
-                <w:rFonts w:ascii="Times New Roman" w:hAnsi="Times New Roman" w:eastAsia="Times New Roman" w:cs="Times New Roman"/>
-                <w:b w:val="0"/>
-                <w:i w:val="0"/>
-                <w:color w:val="000000"/>
-                <w:sz w:val="22"/>
+            <w:tcW w:type="dxa" w:w="1417"/>
+          </w:tcPr>
+          <w:p>
+            <w:pPr>
+              <w:spacing w:line="240" w:lineRule="auto"/>
+              <w:ind w:firstLine="0"/>
+              <w:jc w:val="center"/>
+            </w:pPr>
+            <w:r/>
+            <w:r>
+              <w:rPr>
+                <w:rFonts w:ascii="Times New Roman" w:hAnsi="Times New Roman" w:eastAsia="Times New Roman" w:cs="Times New Roman"/>
+                <w:b w:val="0"/>
+                <w:i w:val="0"/>
+                <w:color w:val="000000"/>
+                <w:sz w:val="24"/>
               </w:rPr>
               <w:t>12-17</w:t>
             </w:r>
@@ -672,22 +705,22 @@
         </w:tc>
         <w:tc>
           <w:tcPr>
-            <w:tcW w:type="dxa" w:w="1417"/>
-          </w:tcPr>
-          <w:p>
-            <w:pPr>
-              <w:spacing w:line="240" w:lineRule="auto"/>
-              <w:ind w:firstLine="0"/>
-              <w:jc w:val="center"/>
-            </w:pPr>
-            <w:r/>
-            <w:r>
-              <w:rPr>
-                <w:rFonts w:ascii="Times New Roman" w:hAnsi="Times New Roman" w:eastAsia="Times New Roman" w:cs="Times New Roman"/>
-                <w:b w:val="0"/>
-                <w:i w:val="0"/>
-                <w:color w:val="000000"/>
-                <w:sz w:val="22"/>
+            <w:tcW w:type="dxa" w:w="2551"/>
+          </w:tcPr>
+          <w:p>
+            <w:pPr>
+              <w:spacing w:line="240" w:lineRule="auto"/>
+              <w:ind w:firstLine="0"/>
+              <w:jc w:val="center"/>
+            </w:pPr>
+            <w:r/>
+            <w:r>
+              <w:rPr>
+                <w:rFonts w:ascii="Times New Roman" w:hAnsi="Times New Roman" w:eastAsia="Times New Roman" w:cs="Times New Roman"/>
+                <w:b w:val="0"/>
+                <w:i w:val="0"/>
+                <w:color w:val="000000"/>
+                <w:sz w:val="24"/>
               </w:rPr>
               <w:t>U-3</w:t>
             </w:r>
@@ -695,22 +728,22 @@
         </w:tc>
         <w:tc>
           <w:tcPr>
-            <w:tcW w:type="dxa" w:w="1644"/>
-          </w:tcPr>
-          <w:p>
-            <w:pPr>
-              <w:spacing w:line="240" w:lineRule="auto"/>
-              <w:ind w:firstLine="0"/>
-              <w:jc w:val="center"/>
-            </w:pPr>
-            <w:r/>
-            <w:r>
-              <w:rPr>
-                <w:rFonts w:ascii="Times New Roman" w:hAnsi="Times New Roman" w:eastAsia="Times New Roman" w:cs="Times New Roman"/>
-                <w:b w:val="0"/>
-                <w:i w:val="0"/>
-                <w:color w:val="000000"/>
-                <w:sz w:val="22"/>
+            <w:tcW w:type="dxa" w:w="3402"/>
+          </w:tcPr>
+          <w:p>
+            <w:pPr>
+              <w:spacing w:line="240" w:lineRule="auto"/>
+              <w:ind w:firstLine="0"/>
+              <w:jc w:val="center"/>
+            </w:pPr>
+            <w:r/>
+            <w:r>
+              <w:rPr>
+                <w:rFonts w:ascii="Times New Roman" w:hAnsi="Times New Roman" w:eastAsia="Times New Roman" w:cs="Times New Roman"/>
+                <w:b w:val="0"/>
+                <w:i w:val="0"/>
+                <w:color w:val="000000"/>
+                <w:sz w:val="24"/>
               </w:rPr>
               <w:t>18, 23, 14, 15, 16</w:t>
             </w:r>
@@ -718,91 +751,22 @@
         </w:tc>
         <w:tc>
           <w:tcPr>
-            <w:tcW w:type="dxa" w:w="1531"/>
-          </w:tcPr>
-          <w:p>
-            <w:pPr>
-              <w:spacing w:line="240" w:lineRule="auto"/>
-              <w:ind w:firstLine="0"/>
-              <w:jc w:val="center"/>
-            </w:pPr>
-            <w:r/>
-            <w:r>
-              <w:rPr>
-                <w:rFonts w:ascii="Times New Roman" w:hAnsi="Times New Roman" w:eastAsia="Times New Roman" w:cs="Times New Roman"/>
-                <w:b w:val="0"/>
-                <w:i w:val="0"/>
-                <w:color w:val="000000"/>
-                <w:sz w:val="22"/>
-              </w:rPr>
-              <w:t>20, 15, 18, 13</w:t>
-            </w:r>
-          </w:p>
-        </w:tc>
-        <w:tc>
-          <w:tcPr>
-            <w:tcW w:type="dxa" w:w="1191"/>
-          </w:tcPr>
-          <w:p>
-            <w:pPr>
-              <w:spacing w:line="240" w:lineRule="auto"/>
-              <w:ind w:firstLine="0"/>
-              <w:jc w:val="center"/>
-            </w:pPr>
-            <w:r/>
-            <w:r>
-              <w:rPr>
-                <w:rFonts w:ascii="Times New Roman" w:hAnsi="Times New Roman" w:eastAsia="Times New Roman" w:cs="Times New Roman"/>
-                <w:b w:val="0"/>
-                <w:i w:val="0"/>
-                <w:color w:val="000000"/>
-                <w:sz w:val="22"/>
-              </w:rPr>
-              <w:t>10</w:t>
-            </w:r>
-          </w:p>
-        </w:tc>
-        <w:tc>
-          <w:tcPr>
-            <w:tcW w:type="dxa" w:w="1417"/>
-          </w:tcPr>
-          <w:p>
-            <w:pPr>
-              <w:spacing w:line="240" w:lineRule="auto"/>
-              <w:ind w:firstLine="0"/>
-              <w:jc w:val="center"/>
-            </w:pPr>
-            <w:r/>
-            <w:r>
-              <w:rPr>
-                <w:rFonts w:ascii="Times New Roman" w:hAnsi="Times New Roman" w:eastAsia="Times New Roman" w:cs="Times New Roman"/>
-                <w:b w:val="0"/>
-                <w:i w:val="0"/>
-                <w:color w:val="000000"/>
-                <w:sz w:val="22"/>
-              </w:rPr>
-              <w:t>210</w:t>
-            </w:r>
-          </w:p>
-        </w:tc>
-        <w:tc>
-          <w:tcPr>
-            <w:tcW w:type="dxa" w:w="1134"/>
-          </w:tcPr>
-          <w:p>
-            <w:pPr>
-              <w:spacing w:line="240" w:lineRule="auto"/>
-              <w:ind w:firstLine="0"/>
-              <w:jc w:val="center"/>
-            </w:pPr>
-            <w:r/>
-            <w:r>
-              <w:rPr>
-                <w:rFonts w:ascii="Times New Roman" w:hAnsi="Times New Roman" w:eastAsia="Times New Roman" w:cs="Times New Roman"/>
-                <w:b w:val="0"/>
-                <w:i w:val="0"/>
-                <w:color w:val="000000"/>
-                <w:sz w:val="22"/>
+            <w:tcW w:type="dxa" w:w="1984"/>
+          </w:tcPr>
+          <w:p>
+            <w:pPr>
+              <w:spacing w:line="240" w:lineRule="auto"/>
+              <w:ind w:firstLine="0"/>
+              <w:jc w:val="center"/>
+            </w:pPr>
+            <w:r/>
+            <w:r>
+              <w:rPr>
+                <w:rFonts w:ascii="Times New Roman" w:hAnsi="Times New Roman" w:eastAsia="Times New Roman" w:cs="Times New Roman"/>
+                <w:b w:val="0"/>
+                <w:i w:val="0"/>
+                <w:color w:val="000000"/>
+                <w:sz w:val="24"/>
               </w:rPr>
               <w:t>110 × 70</w:t>
             </w:r>
@@ -839,7 +803,7 @@
                     <pic:cNvPicPr/>
                   </pic:nvPicPr>
                   <pic:blipFill>
-                    <a:blip r:embed="rId11"/>
+                    <a:blip r:embed="rId12"/>
                     <a:stretch>
                       <a:fillRect/>
                     </a:stretch>
@@ -871,7 +835,7 @@
           <w:color w:val="000000"/>
           <w:sz w:val="28"/>
         </w:rPr>
-        <w:t>Рисунок 1 – Конфигурация зон подключения U-3</w:t>
+        <w:t>Рис. 1. Конфигурация зон подключения U-3</w:t>
       </w:r>
     </w:p>
     <w:p>
@@ -879,7 +843,7 @@
         <w:pStyle w:val="Heading2"/>
       </w:pPr>
       <w:r>
-        <w:t>1.1 Выбор центров коммутации</w:t>
+        <w:t>Выполнение</w:t>
       </w:r>
     </w:p>
     <w:p>
@@ -891,7 +855,7 @@
           <w:color w:val="000000"/>
           <w:sz w:val="28"/>
         </w:rPr>
-        <w:t>Из допустимых мест размещения (рисунок 1) выбрано 2 центра коммутации — A, B. Места выбраны так, чтобы длина каждого статического соединения не превышала 90 м, а суммарная длина кабеля была минимальной. Масштаб плана: L = 110 м, W = 70 м.</w:t>
+        <w:t>Из допустимых мест размещения (рис. 1) выбрано 2 центра коммутации — A, B. Места выбраны так, чтобы длина каждого статического соединения не превышала 90 м, а суммарная длина кабеля была минимальной. Масштаб плана: L = 110 м, W = 70 м.</w:t>
       </w:r>
     </w:p>
     <w:p>
@@ -919,14 +883,6 @@
       </w:r>
     </w:p>
     <w:p>
-      <w:pPr>
-        <w:pStyle w:val="Heading2"/>
-      </w:pPr>
-      <w:r>
-        <w:t>1.2 Точки подключения и коммутационные панели</w:t>
-      </w:r>
-    </w:p>
-    <w:p>
       <w:r>
         <w:rPr>
           <w:rFonts w:ascii="Times New Roman" w:hAnsi="Times New Roman" w:eastAsia="Times New Roman" w:cs="Times New Roman"/>
@@ -941,9 +897,9 @@
     <w:p>
       <w:pPr>
         <w:keepNext/>
-        <w:spacing w:before="120"/>
+        <w:spacing w:before="120" w:line="240" w:lineRule="auto"/>
         <w:ind w:firstLine="0"/>
-        <w:jc w:val="left"/>
+        <w:jc w:val="right"/>
       </w:pPr>
       <w:r>
         <w:rPr>
@@ -953,7 +909,25 @@
           <w:color w:val="000000"/>
           <w:sz w:val="28"/>
         </w:rPr>
-        <w:t>Таблица 2 – Распределение точек подключения по зонам</w:t>
+        <w:t>Таблица 2</w:t>
+      </w:r>
+    </w:p>
+    <w:p>
+      <w:pPr>
+        <w:keepNext/>
+        <w:spacing w:line="240" w:lineRule="auto" w:after="60"/>
+        <w:ind w:firstLine="0"/>
+        <w:jc w:val="center"/>
+      </w:pPr>
+      <w:r>
+        <w:rPr>
+          <w:rFonts w:ascii="Times New Roman" w:hAnsi="Times New Roman" w:eastAsia="Times New Roman" w:cs="Times New Roman"/>
+          <w:b w:val="0"/>
+          <w:i w:val="0"/>
+          <w:color w:val="000000"/>
+          <w:sz w:val="28"/>
+        </w:rPr>
+        <w:t>Распределение точек подключения по зонам</w:t>
       </w:r>
     </w:p>
     <w:tbl>
@@ -1870,7 +1844,7 @@
           <w:color w:val="000000"/>
           <w:sz w:val="28"/>
         </w:rPr>
-        <w:t>– ЦК A: 37 портов под розетки и 2 под соединения между ЦК — 2 панели (A01, A02);</w:t>
+        <w:t>– ЦК A: 37 портов под розетки и 4 под соединения между ЦК — 2 коммутационные панели (A01, A02);</w:t>
       </w:r>
     </w:p>
     <w:p>
@@ -1882,7 +1856,7 @@
           <w:color w:val="000000"/>
           <w:sz w:val="28"/>
         </w:rPr>
-        <w:t>– ЦК B: 49 портов под розетки и 2 под соединения между ЦК — 3 панели (B01, B02, B03).</w:t>
+        <w:t>– ЦК B: 49 портов под розетки и 4 под соединения между ЦК — 3 коммутационные панели (B01, B02, B03).</w:t>
       </w:r>
     </w:p>
     <w:p>
@@ -1899,28 +1873,14 @@
     </w:p>
     <w:p>
       <w:pPr>
-        <w:sectPr>
-          <w:footerReference w:type="first" r:id="rId9"/>
-          <w:footerReference w:type="default" r:id="rId10"/>
-          <w:pgSz w:w="11906" w:h="16838"/>
-          <w:pgMar w:top="1134" w:right="850" w:bottom="1134" w:left="1701" w:header="720" w:footer="720" w:gutter="0"/>
-          <w:cols w:space="720"/>
-          <w:titlePg/>
-          <w:docGrid w:linePitch="360"/>
-        </w:sectPr>
-      </w:pPr>
-    </w:p>
-    <w:p>
-      <w:pPr>
-        <w:keepNext/>
-        <w:spacing w:line="240" w:lineRule="auto" w:before="120"/>
+        <w:spacing w:line="240" w:lineRule="auto"/>
         <w:ind w:firstLine="0"/>
         <w:jc w:val="center"/>
       </w:pPr>
       <w:r>
         <w:drawing>
           <wp:inline xmlns:a="http://schemas.openxmlformats.org/drawingml/2006/main" xmlns:pic="http://schemas.openxmlformats.org/drawingml/2006/picture">
-            <wp:extent cx="7417894" cy="5219999"/>
+            <wp:extent cx="5940000" cy="7887541"/>
             <wp:docPr id="2" name="Picture 2"/>
             <wp:cNvGraphicFramePr>
               <a:graphicFrameLocks noChangeAspect="1"/>
@@ -1929,11 +1889,11 @@
               <a:graphicData uri="http://schemas.openxmlformats.org/drawingml/2006/picture">
                 <pic:pic>
                   <pic:nvPicPr>
-                    <pic:cNvPr id="0" name="plan_sks.png"/>
+                    <pic:cNvPr id="0" name="plan_sks_rot.png"/>
                     <pic:cNvPicPr/>
                   </pic:nvPicPr>
                   <pic:blipFill>
-                    <a:blip r:embed="rId12"/>
+                    <a:blip r:embed="rId13"/>
                     <a:stretch>
                       <a:fillRect/>
                     </a:stretch>
@@ -1941,7 +1901,7 @@
                   <pic:spPr>
                     <a:xfrm>
                       <a:off x="0" y="0"/>
-                      <a:ext cx="7417894" cy="5219999"/>
+                      <a:ext cx="5940000" cy="7887541"/>
                     </a:xfrm>
                     <a:prstGeom prst="rect"/>
                   </pic:spPr>
@@ -1954,6 +1914,46 @@
     </w:p>
     <w:p>
       <w:pPr>
+        <w:pStyle w:val="Heading2"/>
+      </w:pPr>
+      <w:r>
+        <w:t>Документация</w:t>
+      </w:r>
+    </w:p>
+    <w:p>
+      <w:r>
+        <w:rPr>
+          <w:rFonts w:ascii="Times New Roman" w:hAnsi="Times New Roman" w:eastAsia="Times New Roman" w:cs="Times New Roman"/>
+          <w:b w:val="0"/>
+          <w:i w:val="0"/>
+          <w:color w:val="000000"/>
+          <w:sz w:val="28"/>
+        </w:rPr>
+        <w:t>Длина кабеля каждого статического соединения определена по плану (рис. 2) как длина трассы по кабельным каналам от розетки до центра коммутации с точностью до 1 м, увеличенная на 3 м на прокладку по вертикали. Наименьшая длина — 10 м, наибольшая — 81 м, что не превышает 90 м, допустимых для статического соединения на витой паре.</w:t>
+      </w:r>
+    </w:p>
+    <w:p>
+      <w:pPr>
+        <w:keepNext/>
+        <w:spacing w:before="120" w:line="240" w:lineRule="auto"/>
+        <w:ind w:firstLine="0"/>
+        <w:jc w:val="right"/>
+      </w:pPr>
+      <w:r>
+        <w:rPr>
+          <w:rFonts w:ascii="Times New Roman" w:hAnsi="Times New Roman" w:eastAsia="Times New Roman" w:cs="Times New Roman"/>
+          <w:b w:val="0"/>
+          <w:i w:val="0"/>
+          <w:color w:val="000000"/>
+          <w:sz w:val="28"/>
+        </w:rPr>
+        <w:t>Таблица 3</w:t>
+      </w:r>
+    </w:p>
+    <w:p>
+      <w:pPr>
+        <w:keepNext/>
+        <w:spacing w:line="240" w:lineRule="auto" w:after="60"/>
         <w:ind w:firstLine="0"/>
         <w:jc w:val="center"/>
       </w:pPr>
@@ -1965,55 +1965,7 @@
           <w:color w:val="000000"/>
           <w:sz w:val="28"/>
         </w:rPr>
-        <w:t>Рисунок 2 – План этажа с центрами коммутации, точками подключения и кабельными каналами</w:t>
-      </w:r>
-    </w:p>
-    <w:p>
-      <w:pPr>
-        <w:sectPr>
-          <w:pgSz w:w="16838" w:h="11906" w:orient="landscape"/>
-          <w:pgMar w:top="1701" w:right="1134" w:bottom="850" w:left="1134" w:header="720" w:footer="720" w:gutter="0"/>
-          <w:cols w:space="720"/>
-          <w:docGrid w:linePitch="360"/>
-        </w:sectPr>
-      </w:pPr>
-    </w:p>
-    <w:p>
-      <w:pPr>
-        <w:pStyle w:val="Heading2"/>
-      </w:pPr>
-      <w:r>
-        <w:t>1.3 Таблица статических соединений</w:t>
-      </w:r>
-    </w:p>
-    <w:p>
-      <w:r>
-        <w:rPr>
-          <w:rFonts w:ascii="Times New Roman" w:hAnsi="Times New Roman" w:eastAsia="Times New Roman" w:cs="Times New Roman"/>
-          <w:b w:val="0"/>
-          <w:i w:val="0"/>
-          <w:color w:val="000000"/>
-          <w:sz w:val="28"/>
-        </w:rPr>
-        <w:t>Длина кабеля каждого статического соединения определена по плану (рисунок 2) как длина трассы по кабельным каналам от розетки до центра коммутации с точностью до 1 м, увеличенная на 3 м на прокладку по вертикали. Наименьшая длина — 10 м, наибольшая — 81 м, что не превышает 90 м, допустимых для статического соединения на витой паре.</w:t>
-      </w:r>
-    </w:p>
-    <w:p>
-      <w:pPr>
-        <w:keepNext/>
-        <w:spacing w:before="120"/>
-        <w:ind w:firstLine="0"/>
-        <w:jc w:val="left"/>
-      </w:pPr>
-      <w:r>
-        <w:rPr>
-          <w:rFonts w:ascii="Times New Roman" w:hAnsi="Times New Roman" w:eastAsia="Times New Roman" w:cs="Times New Roman"/>
-          <w:b w:val="0"/>
-          <w:i w:val="0"/>
-          <w:color w:val="000000"/>
-          <w:sz w:val="28"/>
-        </w:rPr>
-        <w:t>Таблица 3 – Статические соединения СКС</w:t>
+        <w:t>Статические соединения СКС</w:t>
       </w:r>
     </w:p>
     <w:tbl>
@@ -10626,6 +10578,7 @@
           </w:tcPr>
           <w:p>
             <w:pPr>
+              <w:keepNext/>
               <w:spacing w:line="240" w:lineRule="auto"/>
               <w:ind w:firstLine="0"/>
               <w:jc w:val="center"/>
@@ -10654,6 +10607,7 @@
           </w:tcPr>
           <w:p>
             <w:pPr>
+              <w:keepNext/>
               <w:spacing w:line="240" w:lineRule="auto"/>
               <w:ind w:firstLine="0"/>
               <w:jc w:val="center"/>
@@ -10677,6 +10631,7 @@
           </w:tcPr>
           <w:p>
             <w:pPr>
+              <w:keepNext/>
               <w:spacing w:line="240" w:lineRule="auto"/>
               <w:ind w:firstLine="0"/>
               <w:jc w:val="center"/>
@@ -10700,6 +10655,7 @@
           </w:tcPr>
           <w:p>
             <w:pPr>
+              <w:keepNext/>
               <w:spacing w:line="240" w:lineRule="auto"/>
               <w:ind w:firstLine="0"/>
               <w:jc w:val="center"/>
@@ -10723,6 +10679,7 @@
           </w:tcPr>
           <w:p>
             <w:pPr>
+              <w:keepNext/>
               <w:spacing w:line="240" w:lineRule="auto"/>
               <w:ind w:firstLine="0"/>
               <w:jc w:val="center"/>
@@ -10751,6 +10708,7 @@
           </w:tcPr>
           <w:p>
             <w:pPr>
+              <w:keepNext/>
               <w:spacing w:line="240" w:lineRule="auto"/>
               <w:ind w:firstLine="0"/>
               <w:jc w:val="center"/>
@@ -10774,6 +10732,7 @@
           </w:tcPr>
           <w:p>
             <w:pPr>
+              <w:keepNext/>
               <w:spacing w:line="240" w:lineRule="auto"/>
               <w:ind w:firstLine="0"/>
               <w:jc w:val="center"/>
@@ -10797,6 +10756,7 @@
           </w:tcPr>
           <w:p>
             <w:pPr>
+              <w:keepNext/>
               <w:spacing w:line="240" w:lineRule="auto"/>
               <w:ind w:firstLine="0"/>
               <w:jc w:val="center"/>
@@ -10811,6 +10771,205 @@
                 <w:sz w:val="24"/>
               </w:rPr>
               <w:t>P-B03-03</w:t>
+            </w:r>
+          </w:p>
+        </w:tc>
+        <w:tc>
+          <w:tcPr>
+            <w:tcW w:type="dxa" w:w="1701"/>
+          </w:tcPr>
+          <w:p>
+            <w:pPr>
+              <w:keepNext/>
+              <w:spacing w:line="240" w:lineRule="auto"/>
+              <w:ind w:firstLine="0"/>
+              <w:jc w:val="center"/>
+            </w:pPr>
+            <w:r/>
+            <w:r>
+              <w:rPr>
+                <w:rFonts w:ascii="Times New Roman" w:hAnsi="Times New Roman" w:eastAsia="Times New Roman" w:cs="Times New Roman"/>
+                <w:b w:val="0"/>
+                <w:i w:val="0"/>
+                <w:color w:val="000000"/>
+                <w:sz w:val="24"/>
+              </w:rPr>
+              <w:t>84</w:t>
+            </w:r>
+          </w:p>
+        </w:tc>
+      </w:tr>
+      <w:tr>
+        <w:trPr>
+          <w:cantSplit w:val="true"/>
+        </w:trPr>
+        <w:tc>
+          <w:tcPr>
+            <w:tcW w:type="dxa" w:w="1701"/>
+          </w:tcPr>
+          <w:p>
+            <w:pPr>
+              <w:keepNext/>
+              <w:spacing w:line="240" w:lineRule="auto"/>
+              <w:ind w:firstLine="0"/>
+              <w:jc w:val="center"/>
+            </w:pPr>
+            <w:r/>
+            <w:r>
+              <w:rPr>
+                <w:rFonts w:ascii="Times New Roman" w:hAnsi="Times New Roman" w:eastAsia="Times New Roman" w:cs="Times New Roman"/>
+                <w:b w:val="0"/>
+                <w:i w:val="0"/>
+                <w:color w:val="000000"/>
+                <w:sz w:val="24"/>
+              </w:rPr>
+              <w:t>S89</w:t>
+            </w:r>
+          </w:p>
+        </w:tc>
+        <w:tc>
+          <w:tcPr>
+            <w:tcW w:type="dxa" w:w="2381"/>
+          </w:tcPr>
+          <w:p>
+            <w:pPr>
+              <w:keepNext/>
+              <w:spacing w:line="240" w:lineRule="auto"/>
+              <w:ind w:firstLine="0"/>
+              <w:jc w:val="center"/>
+            </w:pPr>
+            <w:r/>
+            <w:r>
+              <w:rPr>
+                <w:rFonts w:ascii="Times New Roman" w:hAnsi="Times New Roman" w:eastAsia="Times New Roman" w:cs="Times New Roman"/>
+                <w:b w:val="0"/>
+                <w:i w:val="0"/>
+                <w:color w:val="000000"/>
+                <w:sz w:val="24"/>
+              </w:rPr>
+              <w:t>P-A02-16</w:t>
+            </w:r>
+          </w:p>
+        </w:tc>
+        <w:tc>
+          <w:tcPr>
+            <w:tcW w:type="dxa" w:w="2381"/>
+          </w:tcPr>
+          <w:p>
+            <w:pPr>
+              <w:keepNext/>
+              <w:spacing w:line="240" w:lineRule="auto"/>
+              <w:ind w:firstLine="0"/>
+              <w:jc w:val="center"/>
+            </w:pPr>
+            <w:r/>
+            <w:r>
+              <w:rPr>
+                <w:rFonts w:ascii="Times New Roman" w:hAnsi="Times New Roman" w:eastAsia="Times New Roman" w:cs="Times New Roman"/>
+                <w:b w:val="0"/>
+                <w:i w:val="0"/>
+                <w:color w:val="000000"/>
+                <w:sz w:val="24"/>
+              </w:rPr>
+              <w:t>P-B03-04</w:t>
+            </w:r>
+          </w:p>
+        </w:tc>
+        <w:tc>
+          <w:tcPr>
+            <w:tcW w:type="dxa" w:w="1701"/>
+          </w:tcPr>
+          <w:p>
+            <w:pPr>
+              <w:keepNext/>
+              <w:spacing w:line="240" w:lineRule="auto"/>
+              <w:ind w:firstLine="0"/>
+              <w:jc w:val="center"/>
+            </w:pPr>
+            <w:r/>
+            <w:r>
+              <w:rPr>
+                <w:rFonts w:ascii="Times New Roman" w:hAnsi="Times New Roman" w:eastAsia="Times New Roman" w:cs="Times New Roman"/>
+                <w:b w:val="0"/>
+                <w:i w:val="0"/>
+                <w:color w:val="000000"/>
+                <w:sz w:val="24"/>
+              </w:rPr>
+              <w:t>84</w:t>
+            </w:r>
+          </w:p>
+        </w:tc>
+      </w:tr>
+      <w:tr>
+        <w:trPr>
+          <w:cantSplit w:val="true"/>
+        </w:trPr>
+        <w:tc>
+          <w:tcPr>
+            <w:tcW w:type="dxa" w:w="1701"/>
+          </w:tcPr>
+          <w:p>
+            <w:pPr>
+              <w:spacing w:line="240" w:lineRule="auto"/>
+              <w:ind w:firstLine="0"/>
+              <w:jc w:val="center"/>
+            </w:pPr>
+            <w:r/>
+            <w:r>
+              <w:rPr>
+                <w:rFonts w:ascii="Times New Roman" w:hAnsi="Times New Roman" w:eastAsia="Times New Roman" w:cs="Times New Roman"/>
+                <w:b w:val="0"/>
+                <w:i w:val="0"/>
+                <w:color w:val="000000"/>
+                <w:sz w:val="24"/>
+              </w:rPr>
+              <w:t>S90</w:t>
+            </w:r>
+          </w:p>
+        </w:tc>
+        <w:tc>
+          <w:tcPr>
+            <w:tcW w:type="dxa" w:w="2381"/>
+          </w:tcPr>
+          <w:p>
+            <w:pPr>
+              <w:spacing w:line="240" w:lineRule="auto"/>
+              <w:ind w:firstLine="0"/>
+              <w:jc w:val="center"/>
+            </w:pPr>
+            <w:r/>
+            <w:r>
+              <w:rPr>
+                <w:rFonts w:ascii="Times New Roman" w:hAnsi="Times New Roman" w:eastAsia="Times New Roman" w:cs="Times New Roman"/>
+                <w:b w:val="0"/>
+                <w:i w:val="0"/>
+                <w:color w:val="000000"/>
+                <w:sz w:val="24"/>
+              </w:rPr>
+              <w:t>P-A02-17</w:t>
+            </w:r>
+          </w:p>
+        </w:tc>
+        <w:tc>
+          <w:tcPr>
+            <w:tcW w:type="dxa" w:w="2381"/>
+          </w:tcPr>
+          <w:p>
+            <w:pPr>
+              <w:spacing w:line="240" w:lineRule="auto"/>
+              <w:ind w:firstLine="0"/>
+              <w:jc w:val="center"/>
+            </w:pPr>
+            <w:r/>
+            <w:r>
+              <w:rPr>
+                <w:rFonts w:ascii="Times New Roman" w:hAnsi="Times New Roman" w:eastAsia="Times New Roman" w:cs="Times New Roman"/>
+                <w:b w:val="0"/>
+                <w:i w:val="0"/>
+                <w:color w:val="000000"/>
+                <w:sz w:val="24"/>
+              </w:rPr>
+              <w:t>P-B03-05</w:t>
             </w:r>
           </w:p>
         </w:tc>
@@ -10858,7 +11017,9 @@
         <w:pStyle w:val="Heading1"/>
       </w:pPr>
       <w:r>
-        <w:t>2 Разработка базовой локальной вычислительной сети</w:t>
+        <w:t>Задание 2</w:t>
+        <w:br/>
+        <w:t>Разработка базовой локальной вычислительной сети</w:t>
       </w:r>
     </w:p>
     <w:p>
@@ -10910,7 +11071,580 @@
         <w:pStyle w:val="Heading2"/>
       </w:pPr>
       <w:r>
-        <w:t>2.1 Расчёт числа рабочих мест</w:t>
+        <w:t>Исходные данные для проектирования</w:t>
+      </w:r>
+    </w:p>
+    <w:p>
+      <w:pPr>
+        <w:keepNext/>
+        <w:spacing w:before="120" w:line="240" w:lineRule="auto"/>
+        <w:ind w:firstLine="0"/>
+        <w:jc w:val="right"/>
+      </w:pPr>
+      <w:r>
+        <w:rPr>
+          <w:rFonts w:ascii="Times New Roman" w:hAnsi="Times New Roman" w:eastAsia="Times New Roman" w:cs="Times New Roman"/>
+          <w:b w:val="0"/>
+          <w:i w:val="0"/>
+          <w:color w:val="000000"/>
+          <w:sz w:val="28"/>
+        </w:rPr>
+        <w:t>Таблица 4</w:t>
+      </w:r>
+    </w:p>
+    <w:p>
+      <w:pPr>
+        <w:keepNext/>
+        <w:spacing w:line="240" w:lineRule="auto" w:after="60"/>
+        <w:ind w:firstLine="0"/>
+        <w:jc w:val="center"/>
+      </w:pPr>
+      <w:r>
+        <w:rPr>
+          <w:rFonts w:ascii="Times New Roman" w:hAnsi="Times New Roman" w:eastAsia="Times New Roman" w:cs="Times New Roman"/>
+          <w:b w:val="0"/>
+          <w:i w:val="0"/>
+          <w:color w:val="000000"/>
+          <w:sz w:val="28"/>
+        </w:rPr>
+        <w:t>Исходные данные</w:t>
+      </w:r>
+    </w:p>
+    <w:tbl>
+      <w:tblPr>
+        <w:tblStyle w:val="TableGrid"/>
+        <w:tblW w:type="auto" w:w="0"/>
+        <w:jc w:val="center"/>
+        <w:tblLayout w:type="fixed"/>
+        <w:tblLook w:firstColumn="1" w:firstRow="1" w:lastColumn="0" w:lastRow="0" w:noHBand="0" w:noVBand="1" w:val="04A0"/>
+        <w:tblLayout w:type="fixed"/>
+      </w:tblPr>
+      <w:tblGrid>
+        <w:gridCol w:w="1701"/>
+        <w:gridCol w:w="3969"/>
+        <w:gridCol w:w="3685"/>
+      </w:tblGrid>
+      <w:tr>
+        <w:trPr>
+          <w:tblHeader w:val="true"/>
+        </w:trPr>
+        <w:tc>
+          <w:tcPr>
+            <w:tcW w:type="dxa" w:w="1701"/>
+          </w:tcPr>
+          <w:p>
+            <w:pPr>
+              <w:keepNext/>
+              <w:spacing w:line="240" w:lineRule="auto"/>
+              <w:ind w:firstLine="0"/>
+              <w:jc w:val="center"/>
+            </w:pPr>
+            <w:r/>
+            <w:r>
+              <w:rPr>
+                <w:rFonts w:ascii="Times New Roman" w:hAnsi="Times New Roman" w:eastAsia="Times New Roman" w:cs="Times New Roman"/>
+                <w:b/>
+                <w:i w:val="0"/>
+                <w:color w:val="000000"/>
+                <w:sz w:val="24"/>
+              </w:rPr>
+              <w:t>Вариант</w:t>
+            </w:r>
+          </w:p>
+        </w:tc>
+        <w:tc>
+          <w:tcPr>
+            <w:tcW w:type="dxa" w:w="3969"/>
+          </w:tcPr>
+          <w:p>
+            <w:pPr>
+              <w:keepNext/>
+              <w:spacing w:line="240" w:lineRule="auto"/>
+              <w:ind w:firstLine="0"/>
+              <w:jc w:val="center"/>
+            </w:pPr>
+            <w:r/>
+            <w:r>
+              <w:rPr>
+                <w:rFonts w:ascii="Times New Roman" w:hAnsi="Times New Roman" w:eastAsia="Times New Roman" w:cs="Times New Roman"/>
+                <w:b/>
+                <w:i w:val="0"/>
+                <w:color w:val="000000"/>
+                <w:sz w:val="24"/>
+              </w:rPr>
+              <w:t>Количество сотрудников в группах</w:t>
+            </w:r>
+          </w:p>
+        </w:tc>
+        <w:tc>
+          <w:tcPr>
+            <w:tcW w:type="dxa" w:w="3685"/>
+          </w:tcPr>
+          <w:p>
+            <w:pPr>
+              <w:keepNext/>
+              <w:spacing w:line="240" w:lineRule="auto"/>
+              <w:ind w:firstLine="0"/>
+              <w:jc w:val="center"/>
+            </w:pPr>
+            <w:r/>
+            <w:r>
+              <w:rPr>
+                <w:rFonts w:ascii="Times New Roman" w:hAnsi="Times New Roman" w:eastAsia="Times New Roman" w:cs="Times New Roman"/>
+                <w:b/>
+                <w:i w:val="0"/>
+                <w:color w:val="000000"/>
+                <w:sz w:val="24"/>
+              </w:rPr>
+              <w:t>Рост числа сотрудников (в каждой группе), %</w:t>
+            </w:r>
+          </w:p>
+        </w:tc>
+      </w:tr>
+      <w:tr>
+        <w:trPr>
+          <w:cantSplit w:val="true"/>
+        </w:trPr>
+        <w:tc>
+          <w:tcPr>
+            <w:tcW w:type="dxa" w:w="1701"/>
+          </w:tcPr>
+          <w:p>
+            <w:pPr>
+              <w:spacing w:line="240" w:lineRule="auto"/>
+              <w:ind w:firstLine="0"/>
+              <w:jc w:val="center"/>
+            </w:pPr>
+            <w:r/>
+            <w:r>
+              <w:rPr>
+                <w:rFonts w:ascii="Times New Roman" w:hAnsi="Times New Roman" w:eastAsia="Times New Roman" w:cs="Times New Roman"/>
+                <w:b w:val="0"/>
+                <w:i w:val="0"/>
+                <w:color w:val="000000"/>
+                <w:sz w:val="24"/>
+              </w:rPr>
+              <w:t>12-17</w:t>
+            </w:r>
+          </w:p>
+        </w:tc>
+        <w:tc>
+          <w:tcPr>
+            <w:tcW w:type="dxa" w:w="3969"/>
+          </w:tcPr>
+          <w:p>
+            <w:pPr>
+              <w:spacing w:line="240" w:lineRule="auto"/>
+              <w:ind w:firstLine="0"/>
+              <w:jc w:val="center"/>
+            </w:pPr>
+            <w:r/>
+            <w:r>
+              <w:rPr>
+                <w:rFonts w:ascii="Times New Roman" w:hAnsi="Times New Roman" w:eastAsia="Times New Roman" w:cs="Times New Roman"/>
+                <w:b w:val="0"/>
+                <w:i w:val="0"/>
+                <w:color w:val="000000"/>
+                <w:sz w:val="24"/>
+              </w:rPr>
+              <w:t>20, 15, 18, 13</w:t>
+            </w:r>
+          </w:p>
+        </w:tc>
+        <w:tc>
+          <w:tcPr>
+            <w:tcW w:type="dxa" w:w="3685"/>
+          </w:tcPr>
+          <w:p>
+            <w:pPr>
+              <w:spacing w:line="240" w:lineRule="auto"/>
+              <w:ind w:firstLine="0"/>
+              <w:jc w:val="center"/>
+            </w:pPr>
+            <w:r/>
+            <w:r>
+              <w:rPr>
+                <w:rFonts w:ascii="Times New Roman" w:hAnsi="Times New Roman" w:eastAsia="Times New Roman" w:cs="Times New Roman"/>
+                <w:b w:val="0"/>
+                <w:i w:val="0"/>
+                <w:color w:val="000000"/>
+                <w:sz w:val="24"/>
+              </w:rPr>
+              <w:t>10</w:t>
+            </w:r>
+          </w:p>
+        </w:tc>
+      </w:tr>
+    </w:tbl>
+    <w:p>
+      <w:pPr>
+        <w:spacing w:line="240" w:lineRule="auto"/>
+        <w:ind w:firstLine="0"/>
+      </w:pPr>
+    </w:p>
+    <w:p>
+      <w:pPr>
+        <w:keepNext/>
+        <w:spacing w:before="120" w:line="240" w:lineRule="auto"/>
+        <w:ind w:firstLine="0"/>
+        <w:jc w:val="right"/>
+      </w:pPr>
+      <w:r>
+        <w:rPr>
+          <w:rFonts w:ascii="Times New Roman" w:hAnsi="Times New Roman" w:eastAsia="Times New Roman" w:cs="Times New Roman"/>
+          <w:b w:val="0"/>
+          <w:i w:val="0"/>
+          <w:color w:val="000000"/>
+          <w:sz w:val="28"/>
+        </w:rPr>
+        <w:t>Таблица 5</w:t>
+      </w:r>
+    </w:p>
+    <w:p>
+      <w:pPr>
+        <w:keepNext/>
+        <w:spacing w:line="240" w:lineRule="auto" w:after="60"/>
+        <w:ind w:firstLine="0"/>
+        <w:jc w:val="center"/>
+      </w:pPr>
+      <w:r>
+        <w:rPr>
+          <w:rFonts w:ascii="Times New Roman" w:hAnsi="Times New Roman" w:eastAsia="Times New Roman" w:cs="Times New Roman"/>
+          <w:b w:val="0"/>
+          <w:i w:val="0"/>
+          <w:color w:val="000000"/>
+          <w:sz w:val="28"/>
+        </w:rPr>
+        <w:t>Параметры учебного сетевого оборудования</w:t>
+      </w:r>
+    </w:p>
+    <w:tbl>
+      <w:tblPr>
+        <w:tblStyle w:val="TableGrid"/>
+        <w:tblW w:type="auto" w:w="0"/>
+        <w:jc w:val="center"/>
+        <w:tblLayout w:type="fixed"/>
+        <w:tblLook w:firstColumn="1" w:firstRow="1" w:lastColumn="0" w:lastRow="0" w:noHBand="0" w:noVBand="1" w:val="04A0"/>
+        <w:tblLayout w:type="fixed"/>
+      </w:tblPr>
+      <w:tblGrid>
+        <w:gridCol w:w="794"/>
+        <w:gridCol w:w="2041"/>
+        <w:gridCol w:w="5102"/>
+        <w:gridCol w:w="1417"/>
+      </w:tblGrid>
+      <w:tr>
+        <w:trPr>
+          <w:tblHeader w:val="true"/>
+        </w:trPr>
+        <w:tc>
+          <w:tcPr>
+            <w:tcW w:type="dxa" w:w="794"/>
+          </w:tcPr>
+          <w:p>
+            <w:pPr>
+              <w:keepNext/>
+              <w:spacing w:line="240" w:lineRule="auto"/>
+              <w:ind w:firstLine="0"/>
+              <w:jc w:val="center"/>
+            </w:pPr>
+            <w:r/>
+            <w:r>
+              <w:rPr>
+                <w:rFonts w:ascii="Times New Roman" w:hAnsi="Times New Roman" w:eastAsia="Times New Roman" w:cs="Times New Roman"/>
+                <w:b/>
+                <w:i w:val="0"/>
+                <w:color w:val="000000"/>
+                <w:sz w:val="24"/>
+              </w:rPr>
+              <w:t>№ п/п</w:t>
+            </w:r>
+          </w:p>
+        </w:tc>
+        <w:tc>
+          <w:tcPr>
+            <w:tcW w:type="dxa" w:w="2041"/>
+          </w:tcPr>
+          <w:p>
+            <w:pPr>
+              <w:keepNext/>
+              <w:spacing w:line="240" w:lineRule="auto"/>
+              <w:ind w:firstLine="0"/>
+              <w:jc w:val="center"/>
+            </w:pPr>
+            <w:r/>
+            <w:r>
+              <w:rPr>
+                <w:rFonts w:ascii="Times New Roman" w:hAnsi="Times New Roman" w:eastAsia="Times New Roman" w:cs="Times New Roman"/>
+                <w:b/>
+                <w:i w:val="0"/>
+                <w:color w:val="000000"/>
+                <w:sz w:val="24"/>
+              </w:rPr>
+              <w:t>Обозначение</w:t>
+            </w:r>
+          </w:p>
+        </w:tc>
+        <w:tc>
+          <w:tcPr>
+            <w:tcW w:type="dxa" w:w="5102"/>
+          </w:tcPr>
+          <w:p>
+            <w:pPr>
+              <w:keepNext/>
+              <w:spacing w:line="240" w:lineRule="auto"/>
+              <w:ind w:firstLine="0"/>
+              <w:jc w:val="center"/>
+            </w:pPr>
+            <w:r/>
+            <w:r>
+              <w:rPr>
+                <w:rFonts w:ascii="Times New Roman" w:hAnsi="Times New Roman" w:eastAsia="Times New Roman" w:cs="Times New Roman"/>
+                <w:b/>
+                <w:i w:val="0"/>
+                <w:color w:val="000000"/>
+                <w:sz w:val="24"/>
+              </w:rPr>
+              <w:t>Описание</w:t>
+            </w:r>
+          </w:p>
+        </w:tc>
+        <w:tc>
+          <w:tcPr>
+            <w:tcW w:type="dxa" w:w="1417"/>
+          </w:tcPr>
+          <w:p>
+            <w:pPr>
+              <w:keepNext/>
+              <w:spacing w:line="240" w:lineRule="auto"/>
+              <w:ind w:firstLine="0"/>
+              <w:jc w:val="center"/>
+            </w:pPr>
+            <w:r/>
+            <w:r>
+              <w:rPr>
+                <w:rFonts w:ascii="Times New Roman" w:hAnsi="Times New Roman" w:eastAsia="Times New Roman" w:cs="Times New Roman"/>
+                <w:b/>
+                <w:i w:val="0"/>
+                <w:color w:val="000000"/>
+                <w:sz w:val="24"/>
+              </w:rPr>
+              <w:t>Стоимость, у.е.</w:t>
+            </w:r>
+          </w:p>
+        </w:tc>
+      </w:tr>
+      <w:tr>
+        <w:trPr>
+          <w:cantSplit w:val="true"/>
+        </w:trPr>
+        <w:tc>
+          <w:tcPr>
+            <w:tcW w:type="dxa" w:w="794"/>
+          </w:tcPr>
+          <w:p>
+            <w:pPr>
+              <w:keepNext/>
+              <w:spacing w:line="240" w:lineRule="auto"/>
+              <w:ind w:firstLine="0"/>
+              <w:jc w:val="center"/>
+            </w:pPr>
+            <w:r/>
+            <w:r>
+              <w:rPr>
+                <w:rFonts w:ascii="Times New Roman" w:hAnsi="Times New Roman" w:eastAsia="Times New Roman" w:cs="Times New Roman"/>
+                <w:b w:val="0"/>
+                <w:i w:val="0"/>
+                <w:color w:val="000000"/>
+                <w:sz w:val="24"/>
+              </w:rPr>
+              <w:t>1</w:t>
+            </w:r>
+          </w:p>
+        </w:tc>
+        <w:tc>
+          <w:tcPr>
+            <w:tcW w:type="dxa" w:w="2041"/>
+          </w:tcPr>
+          <w:p>
+            <w:pPr>
+              <w:keepNext/>
+              <w:spacing w:line="240" w:lineRule="auto"/>
+              <w:ind w:firstLine="0"/>
+              <w:jc w:val="center"/>
+            </w:pPr>
+            <w:r/>
+            <w:r>
+              <w:rPr>
+                <w:rFonts w:ascii="Times New Roman" w:hAnsi="Times New Roman" w:eastAsia="Times New Roman" w:cs="Times New Roman"/>
+                <w:b w:val="0"/>
+                <w:i w:val="0"/>
+                <w:color w:val="000000"/>
+                <w:sz w:val="24"/>
+              </w:rPr>
+              <w:t>S12TF</w:t>
+            </w:r>
+          </w:p>
+        </w:tc>
+        <w:tc>
+          <w:tcPr>
+            <w:tcW w:type="dxa" w:w="5102"/>
+          </w:tcPr>
+          <w:p>
+            <w:pPr>
+              <w:keepNext/>
+              <w:spacing w:line="240" w:lineRule="auto"/>
+              <w:ind w:firstLine="0"/>
+              <w:jc w:val="left"/>
+            </w:pPr>
+            <w:r/>
+            <w:r>
+              <w:rPr>
+                <w:rFonts w:ascii="Times New Roman" w:hAnsi="Times New Roman" w:eastAsia="Times New Roman" w:cs="Times New Roman"/>
+                <w:b w:val="0"/>
+                <w:i w:val="0"/>
+                <w:color w:val="000000"/>
+                <w:sz w:val="24"/>
+              </w:rPr>
+              <w:t>Коммутатор (Switch), 12 портов 10/100BASE-TX</w:t>
+            </w:r>
+          </w:p>
+        </w:tc>
+        <w:tc>
+          <w:tcPr>
+            <w:tcW w:type="dxa" w:w="1417"/>
+          </w:tcPr>
+          <w:p>
+            <w:pPr>
+              <w:keepNext/>
+              <w:spacing w:line="240" w:lineRule="auto"/>
+              <w:ind w:firstLine="0"/>
+              <w:jc w:val="center"/>
+            </w:pPr>
+            <w:r/>
+            <w:r>
+              <w:rPr>
+                <w:rFonts w:ascii="Times New Roman" w:hAnsi="Times New Roman" w:eastAsia="Times New Roman" w:cs="Times New Roman"/>
+                <w:b w:val="0"/>
+                <w:i w:val="0"/>
+                <w:color w:val="000000"/>
+                <w:sz w:val="24"/>
+              </w:rPr>
+              <w:t>15</w:t>
+            </w:r>
+          </w:p>
+        </w:tc>
+      </w:tr>
+      <w:tr>
+        <w:trPr>
+          <w:cantSplit w:val="true"/>
+        </w:trPr>
+        <w:tc>
+          <w:tcPr>
+            <w:tcW w:type="dxa" w:w="794"/>
+          </w:tcPr>
+          <w:p>
+            <w:pPr>
+              <w:spacing w:line="240" w:lineRule="auto"/>
+              <w:ind w:firstLine="0"/>
+              <w:jc w:val="center"/>
+            </w:pPr>
+            <w:r/>
+            <w:r>
+              <w:rPr>
+                <w:rFonts w:ascii="Times New Roman" w:hAnsi="Times New Roman" w:eastAsia="Times New Roman" w:cs="Times New Roman"/>
+                <w:b w:val="0"/>
+                <w:i w:val="0"/>
+                <w:color w:val="000000"/>
+                <w:sz w:val="24"/>
+              </w:rPr>
+              <w:t>2</w:t>
+            </w:r>
+          </w:p>
+        </w:tc>
+        <w:tc>
+          <w:tcPr>
+            <w:tcW w:type="dxa" w:w="2041"/>
+          </w:tcPr>
+          <w:p>
+            <w:pPr>
+              <w:spacing w:line="240" w:lineRule="auto"/>
+              <w:ind w:firstLine="0"/>
+              <w:jc w:val="center"/>
+            </w:pPr>
+            <w:r/>
+            <w:r>
+              <w:rPr>
+                <w:rFonts w:ascii="Times New Roman" w:hAnsi="Times New Roman" w:eastAsia="Times New Roman" w:cs="Times New Roman"/>
+                <w:b w:val="0"/>
+                <w:i w:val="0"/>
+                <w:color w:val="000000"/>
+                <w:sz w:val="24"/>
+              </w:rPr>
+              <w:t>S24TF</w:t>
+            </w:r>
+          </w:p>
+        </w:tc>
+        <w:tc>
+          <w:tcPr>
+            <w:tcW w:type="dxa" w:w="5102"/>
+          </w:tcPr>
+          <w:p>
+            <w:pPr>
+              <w:spacing w:line="240" w:lineRule="auto"/>
+              <w:ind w:firstLine="0"/>
+              <w:jc w:val="left"/>
+            </w:pPr>
+            <w:r/>
+            <w:r>
+              <w:rPr>
+                <w:rFonts w:ascii="Times New Roman" w:hAnsi="Times New Roman" w:eastAsia="Times New Roman" w:cs="Times New Roman"/>
+                <w:b w:val="0"/>
+                <w:i w:val="0"/>
+                <w:color w:val="000000"/>
+                <w:sz w:val="24"/>
+              </w:rPr>
+              <w:t>Коммутатор (Switch), 24 порта 10/100BASE-TX</w:t>
+            </w:r>
+          </w:p>
+        </w:tc>
+        <w:tc>
+          <w:tcPr>
+            <w:tcW w:type="dxa" w:w="1417"/>
+          </w:tcPr>
+          <w:p>
+            <w:pPr>
+              <w:spacing w:line="240" w:lineRule="auto"/>
+              <w:ind w:firstLine="0"/>
+              <w:jc w:val="center"/>
+            </w:pPr>
+            <w:r/>
+            <w:r>
+              <w:rPr>
+                <w:rFonts w:ascii="Times New Roman" w:hAnsi="Times New Roman" w:eastAsia="Times New Roman" w:cs="Times New Roman"/>
+                <w:b w:val="0"/>
+                <w:i w:val="0"/>
+                <w:color w:val="000000"/>
+                <w:sz w:val="24"/>
+              </w:rPr>
+              <w:t>20</w:t>
+            </w:r>
+          </w:p>
+        </w:tc>
+      </w:tr>
+    </w:tbl>
+    <w:p>
+      <w:pPr>
+        <w:spacing w:line="240" w:lineRule="auto"/>
+        <w:ind w:firstLine="0"/>
+      </w:pPr>
+    </w:p>
+    <w:p>
+      <w:pPr>
+        <w:pStyle w:val="Heading2"/>
+      </w:pPr>
+      <w:r>
+        <w:t>Выбор необходимого оборудования</w:t>
       </w:r>
     </w:p>
     <w:p>
@@ -10931,9 +11665,9 @@
     <w:p>
       <w:pPr>
         <w:keepNext/>
-        <w:spacing w:before="120"/>
+        <w:spacing w:before="120" w:line="240" w:lineRule="auto"/>
         <w:ind w:firstLine="0"/>
-        <w:jc w:val="left"/>
+        <w:jc w:val="right"/>
       </w:pPr>
       <w:r>
         <w:rPr>
@@ -10943,7 +11677,25 @@
           <w:color w:val="000000"/>
           <w:sz w:val="28"/>
         </w:rPr>
-        <w:t>Таблица 4 – Число сотрудников рабочих групп с учётом роста</w:t>
+        <w:t>Таблица 6</w:t>
+      </w:r>
+    </w:p>
+    <w:p>
+      <w:pPr>
+        <w:keepNext/>
+        <w:spacing w:line="240" w:lineRule="auto" w:after="60"/>
+        <w:ind w:firstLine="0"/>
+        <w:jc w:val="center"/>
+      </w:pPr>
+      <w:r>
+        <w:rPr>
+          <w:rFonts w:ascii="Times New Roman" w:hAnsi="Times New Roman" w:eastAsia="Times New Roman" w:cs="Times New Roman"/>
+          <w:b w:val="0"/>
+          <w:i w:val="0"/>
+          <w:color w:val="000000"/>
+          <w:sz w:val="28"/>
+        </w:rPr>
+        <w:t>Число сотрудников рабочих групп с учётом роста</w:t>
       </w:r>
     </w:p>
     <w:tbl>
@@ -11425,14 +12177,6 @@
         <w:spacing w:line="240" w:lineRule="auto"/>
         <w:ind w:firstLine="0"/>
       </w:pPr>
-    </w:p>
-    <w:p>
-      <w:pPr>
-        <w:pStyle w:val="Heading2"/>
-      </w:pPr>
-      <w:r>
-        <w:t>2.2 Распределение сотрудников по зонам подключения</w:t>
-      </w:r>
     </w:p>
     <w:p>
       <w:pPr>
@@ -11510,14 +12254,6 @@
       </w:r>
     </w:p>
     <w:p>
-      <w:pPr>
-        <w:pStyle w:val="Heading2"/>
-      </w:pPr>
-      <w:r>
-        <w:t>2.3 Выбор коммутаторов</w:t>
-      </w:r>
-    </w:p>
-    <w:p>
       <w:r>
         <w:rPr>
           <w:rFonts w:ascii="Times New Roman" w:hAnsi="Times New Roman" w:eastAsia="Times New Roman" w:cs="Times New Roman"/>
@@ -11530,6 +12266,12 @@
       </w:r>
     </w:p>
     <w:p>
+      <w:pPr>
+        <w:keepNext/>
+        <w:spacing w:before="120" w:line="240" w:lineRule="auto"/>
+        <w:ind w:firstLine="0"/>
+        <w:jc w:val="right"/>
+      </w:pPr>
       <w:r>
         <w:rPr>
           <w:rFonts w:ascii="Times New Roman" w:hAnsi="Times New Roman" w:eastAsia="Times New Roman" w:cs="Times New Roman"/>
@@ -11538,7 +12280,758 @@
           <w:color w:val="000000"/>
           <w:sz w:val="28"/>
         </w:rPr>
-        <w:t>– WG-1: 22 рабочих мест + 1 сервер + резерв 2 порта на коммутатор — S12-02 (S12TF, ЦК A), S24-03 (S24TF, ЦК B);</w:t>
+        <w:t>Таблица 7</w:t>
+      </w:r>
+    </w:p>
+    <w:p>
+      <w:pPr>
+        <w:keepNext/>
+        <w:spacing w:line="240" w:lineRule="auto" w:after="60"/>
+        <w:ind w:firstLine="0"/>
+        <w:jc w:val="center"/>
+      </w:pPr>
+      <w:r>
+        <w:rPr>
+          <w:rFonts w:ascii="Times New Roman" w:hAnsi="Times New Roman" w:eastAsia="Times New Roman" w:cs="Times New Roman"/>
+          <w:b w:val="0"/>
+          <w:i w:val="0"/>
+          <w:color w:val="000000"/>
+          <w:sz w:val="28"/>
+        </w:rPr>
+        <w:t>Подключение к сети сотрудников</w:t>
+      </w:r>
+    </w:p>
+    <w:tbl>
+      <w:tblPr>
+        <w:tblStyle w:val="TableGrid"/>
+        <w:tblW w:type="auto" w:w="0"/>
+        <w:jc w:val="center"/>
+        <w:tblLayout w:type="fixed"/>
+        <w:tblLook w:firstColumn="1" w:firstRow="1" w:lastColumn="0" w:lastRow="0" w:noHBand="0" w:noVBand="1" w:val="04A0"/>
+        <w:tblLayout w:type="fixed"/>
+      </w:tblPr>
+      <w:tblGrid>
+        <w:gridCol w:w="1587"/>
+        <w:gridCol w:w="1701"/>
+        <w:gridCol w:w="4535"/>
+        <w:gridCol w:w="1531"/>
+      </w:tblGrid>
+      <w:tr>
+        <w:trPr>
+          <w:tblHeader w:val="true"/>
+        </w:trPr>
+        <w:tc>
+          <w:tcPr>
+            <w:tcW w:type="dxa" w:w="1587"/>
+          </w:tcPr>
+          <w:p>
+            <w:pPr>
+              <w:keepNext/>
+              <w:spacing w:line="240" w:lineRule="auto"/>
+              <w:ind w:firstLine="0"/>
+              <w:jc w:val="center"/>
+            </w:pPr>
+            <w:r/>
+            <w:r>
+              <w:rPr>
+                <w:rFonts w:ascii="Times New Roman" w:hAnsi="Times New Roman" w:eastAsia="Times New Roman" w:cs="Times New Roman"/>
+                <w:b/>
+                <w:i w:val="0"/>
+                <w:color w:val="000000"/>
+                <w:sz w:val="24"/>
+              </w:rPr>
+              <w:t>Рабочая группа</w:t>
+            </w:r>
+          </w:p>
+        </w:tc>
+        <w:tc>
+          <w:tcPr>
+            <w:tcW w:type="dxa" w:w="1701"/>
+          </w:tcPr>
+          <w:p>
+            <w:pPr>
+              <w:keepNext/>
+              <w:spacing w:line="240" w:lineRule="auto"/>
+              <w:ind w:firstLine="0"/>
+              <w:jc w:val="center"/>
+            </w:pPr>
+            <w:r/>
+            <w:r>
+              <w:rPr>
+                <w:rFonts w:ascii="Times New Roman" w:hAnsi="Times New Roman" w:eastAsia="Times New Roman" w:cs="Times New Roman"/>
+                <w:b/>
+                <w:i w:val="0"/>
+                <w:color w:val="000000"/>
+                <w:sz w:val="24"/>
+              </w:rPr>
+              <w:t>Рабочих мест с учётом роста</w:t>
+            </w:r>
+          </w:p>
+        </w:tc>
+        <w:tc>
+          <w:tcPr>
+            <w:tcW w:type="dxa" w:w="4535"/>
+          </w:tcPr>
+          <w:p>
+            <w:pPr>
+              <w:keepNext/>
+              <w:spacing w:line="240" w:lineRule="auto"/>
+              <w:ind w:firstLine="0"/>
+              <w:jc w:val="center"/>
+            </w:pPr>
+            <w:r/>
+            <w:r>
+              <w:rPr>
+                <w:rFonts w:ascii="Times New Roman" w:hAnsi="Times New Roman" w:eastAsia="Times New Roman" w:cs="Times New Roman"/>
+                <w:b/>
+                <w:i w:val="0"/>
+                <w:color w:val="000000"/>
+                <w:sz w:val="24"/>
+              </w:rPr>
+              <w:t>Перечень оборудования</w:t>
+            </w:r>
+          </w:p>
+        </w:tc>
+        <w:tc>
+          <w:tcPr>
+            <w:tcW w:type="dxa" w:w="1531"/>
+          </w:tcPr>
+          <w:p>
+            <w:pPr>
+              <w:keepNext/>
+              <w:spacing w:line="240" w:lineRule="auto"/>
+              <w:ind w:firstLine="0"/>
+              <w:jc w:val="center"/>
+            </w:pPr>
+            <w:r/>
+            <w:r>
+              <w:rPr>
+                <w:rFonts w:ascii="Times New Roman" w:hAnsi="Times New Roman" w:eastAsia="Times New Roman" w:cs="Times New Roman"/>
+                <w:b/>
+                <w:i w:val="0"/>
+                <w:color w:val="000000"/>
+                <w:sz w:val="24"/>
+              </w:rPr>
+              <w:t>Стоимость, у.е.</w:t>
+            </w:r>
+          </w:p>
+        </w:tc>
+      </w:tr>
+      <w:tr>
+        <w:trPr>
+          <w:cantSplit w:val="true"/>
+        </w:trPr>
+        <w:tc>
+          <w:tcPr>
+            <w:tcW w:type="dxa" w:w="1587"/>
+          </w:tcPr>
+          <w:p>
+            <w:pPr>
+              <w:keepNext/>
+              <w:spacing w:line="240" w:lineRule="auto"/>
+              <w:ind w:firstLine="0"/>
+              <w:jc w:val="center"/>
+            </w:pPr>
+            <w:r/>
+            <w:r>
+              <w:rPr>
+                <w:rFonts w:ascii="Times New Roman" w:hAnsi="Times New Roman" w:eastAsia="Times New Roman" w:cs="Times New Roman"/>
+                <w:b w:val="0"/>
+                <w:i w:val="0"/>
+                <w:color w:val="000000"/>
+                <w:sz w:val="24"/>
+              </w:rPr>
+              <w:t>WG-1</w:t>
+            </w:r>
+          </w:p>
+        </w:tc>
+        <w:tc>
+          <w:tcPr>
+            <w:tcW w:type="dxa" w:w="1701"/>
+          </w:tcPr>
+          <w:p>
+            <w:pPr>
+              <w:keepNext/>
+              <w:spacing w:line="240" w:lineRule="auto"/>
+              <w:ind w:firstLine="0"/>
+              <w:jc w:val="center"/>
+            </w:pPr>
+            <w:r/>
+            <w:r>
+              <w:rPr>
+                <w:rFonts w:ascii="Times New Roman" w:hAnsi="Times New Roman" w:eastAsia="Times New Roman" w:cs="Times New Roman"/>
+                <w:b w:val="0"/>
+                <w:i w:val="0"/>
+                <w:color w:val="000000"/>
+                <w:sz w:val="24"/>
+              </w:rPr>
+              <w:t>22</w:t>
+            </w:r>
+          </w:p>
+        </w:tc>
+        <w:tc>
+          <w:tcPr>
+            <w:tcW w:type="dxa" w:w="4535"/>
+          </w:tcPr>
+          <w:p>
+            <w:pPr>
+              <w:keepNext/>
+              <w:spacing w:line="240" w:lineRule="auto"/>
+              <w:ind w:firstLine="0"/>
+              <w:jc w:val="left"/>
+            </w:pPr>
+            <w:r/>
+            <w:r>
+              <w:rPr>
+                <w:rFonts w:ascii="Times New Roman" w:hAnsi="Times New Roman" w:eastAsia="Times New Roman" w:cs="Times New Roman"/>
+                <w:b w:val="0"/>
+                <w:i w:val="0"/>
+                <w:color w:val="000000"/>
+                <w:sz w:val="24"/>
+              </w:rPr>
+              <w:t>S12-02 (S12TF, ЦК A), S24-03 (S24TF, ЦК B)</w:t>
+            </w:r>
+          </w:p>
+        </w:tc>
+        <w:tc>
+          <w:tcPr>
+            <w:tcW w:type="dxa" w:w="1531"/>
+          </w:tcPr>
+          <w:p>
+            <w:pPr>
+              <w:keepNext/>
+              <w:spacing w:line="240" w:lineRule="auto"/>
+              <w:ind w:firstLine="0"/>
+              <w:jc w:val="center"/>
+            </w:pPr>
+            <w:r/>
+            <w:r>
+              <w:rPr>
+                <w:rFonts w:ascii="Times New Roman" w:hAnsi="Times New Roman" w:eastAsia="Times New Roman" w:cs="Times New Roman"/>
+                <w:b w:val="0"/>
+                <w:i w:val="0"/>
+                <w:color w:val="000000"/>
+                <w:sz w:val="24"/>
+              </w:rPr>
+              <w:t>35</w:t>
+            </w:r>
+          </w:p>
+        </w:tc>
+      </w:tr>
+      <w:tr>
+        <w:trPr>
+          <w:cantSplit w:val="true"/>
+        </w:trPr>
+        <w:tc>
+          <w:tcPr>
+            <w:tcW w:type="dxa" w:w="1587"/>
+          </w:tcPr>
+          <w:p>
+            <w:pPr>
+              <w:keepNext/>
+              <w:spacing w:line="240" w:lineRule="auto"/>
+              <w:ind w:firstLine="0"/>
+              <w:jc w:val="center"/>
+            </w:pPr>
+            <w:r/>
+            <w:r>
+              <w:rPr>
+                <w:rFonts w:ascii="Times New Roman" w:hAnsi="Times New Roman" w:eastAsia="Times New Roman" w:cs="Times New Roman"/>
+                <w:b w:val="0"/>
+                <w:i w:val="0"/>
+                <w:color w:val="000000"/>
+                <w:sz w:val="24"/>
+              </w:rPr>
+              <w:t>WG-2</w:t>
+            </w:r>
+          </w:p>
+        </w:tc>
+        <w:tc>
+          <w:tcPr>
+            <w:tcW w:type="dxa" w:w="1701"/>
+          </w:tcPr>
+          <w:p>
+            <w:pPr>
+              <w:keepNext/>
+              <w:spacing w:line="240" w:lineRule="auto"/>
+              <w:ind w:firstLine="0"/>
+              <w:jc w:val="center"/>
+            </w:pPr>
+            <w:r/>
+            <w:r>
+              <w:rPr>
+                <w:rFonts w:ascii="Times New Roman" w:hAnsi="Times New Roman" w:eastAsia="Times New Roman" w:cs="Times New Roman"/>
+                <w:b w:val="0"/>
+                <w:i w:val="0"/>
+                <w:color w:val="000000"/>
+                <w:sz w:val="24"/>
+              </w:rPr>
+              <w:t>17</w:t>
+            </w:r>
+          </w:p>
+        </w:tc>
+        <w:tc>
+          <w:tcPr>
+            <w:tcW w:type="dxa" w:w="4535"/>
+          </w:tcPr>
+          <w:p>
+            <w:pPr>
+              <w:keepNext/>
+              <w:spacing w:line="240" w:lineRule="auto"/>
+              <w:ind w:firstLine="0"/>
+              <w:jc w:val="left"/>
+            </w:pPr>
+            <w:r/>
+            <w:r>
+              <w:rPr>
+                <w:rFonts w:ascii="Times New Roman" w:hAnsi="Times New Roman" w:eastAsia="Times New Roman" w:cs="Times New Roman"/>
+                <w:b w:val="0"/>
+                <w:i w:val="0"/>
+                <w:color w:val="000000"/>
+                <w:sz w:val="24"/>
+              </w:rPr>
+              <w:t>S24-04 (S24TF, ЦК B)</w:t>
+            </w:r>
+          </w:p>
+        </w:tc>
+        <w:tc>
+          <w:tcPr>
+            <w:tcW w:type="dxa" w:w="1531"/>
+          </w:tcPr>
+          <w:p>
+            <w:pPr>
+              <w:keepNext/>
+              <w:spacing w:line="240" w:lineRule="auto"/>
+              <w:ind w:firstLine="0"/>
+              <w:jc w:val="center"/>
+            </w:pPr>
+            <w:r/>
+            <w:r>
+              <w:rPr>
+                <w:rFonts w:ascii="Times New Roman" w:hAnsi="Times New Roman" w:eastAsia="Times New Roman" w:cs="Times New Roman"/>
+                <w:b w:val="0"/>
+                <w:i w:val="0"/>
+                <w:color w:val="000000"/>
+                <w:sz w:val="24"/>
+              </w:rPr>
+              <w:t>20</w:t>
+            </w:r>
+          </w:p>
+        </w:tc>
+      </w:tr>
+      <w:tr>
+        <w:trPr>
+          <w:cantSplit w:val="true"/>
+        </w:trPr>
+        <w:tc>
+          <w:tcPr>
+            <w:tcW w:type="dxa" w:w="1587"/>
+          </w:tcPr>
+          <w:p>
+            <w:pPr>
+              <w:keepNext/>
+              <w:spacing w:line="240" w:lineRule="auto"/>
+              <w:ind w:firstLine="0"/>
+              <w:jc w:val="center"/>
+            </w:pPr>
+            <w:r/>
+            <w:r>
+              <w:rPr>
+                <w:rFonts w:ascii="Times New Roman" w:hAnsi="Times New Roman" w:eastAsia="Times New Roman" w:cs="Times New Roman"/>
+                <w:b w:val="0"/>
+                <w:i w:val="0"/>
+                <w:color w:val="000000"/>
+                <w:sz w:val="24"/>
+              </w:rPr>
+              <w:t>WG-3</w:t>
+            </w:r>
+          </w:p>
+        </w:tc>
+        <w:tc>
+          <w:tcPr>
+            <w:tcW w:type="dxa" w:w="1701"/>
+          </w:tcPr>
+          <w:p>
+            <w:pPr>
+              <w:keepNext/>
+              <w:spacing w:line="240" w:lineRule="auto"/>
+              <w:ind w:firstLine="0"/>
+              <w:jc w:val="center"/>
+            </w:pPr>
+            <w:r/>
+            <w:r>
+              <w:rPr>
+                <w:rFonts w:ascii="Times New Roman" w:hAnsi="Times New Roman" w:eastAsia="Times New Roman" w:cs="Times New Roman"/>
+                <w:b w:val="0"/>
+                <w:i w:val="0"/>
+                <w:color w:val="000000"/>
+                <w:sz w:val="24"/>
+              </w:rPr>
+              <w:t>20</w:t>
+            </w:r>
+          </w:p>
+        </w:tc>
+        <w:tc>
+          <w:tcPr>
+            <w:tcW w:type="dxa" w:w="4535"/>
+          </w:tcPr>
+          <w:p>
+            <w:pPr>
+              <w:keepNext/>
+              <w:spacing w:line="240" w:lineRule="auto"/>
+              <w:ind w:firstLine="0"/>
+              <w:jc w:val="left"/>
+            </w:pPr>
+            <w:r/>
+            <w:r>
+              <w:rPr>
+                <w:rFonts w:ascii="Times New Roman" w:hAnsi="Times New Roman" w:eastAsia="Times New Roman" w:cs="Times New Roman"/>
+                <w:b w:val="0"/>
+                <w:i w:val="0"/>
+                <w:color w:val="000000"/>
+                <w:sz w:val="24"/>
+              </w:rPr>
+              <w:t>S24-05 (S24TF, ЦК A)</w:t>
+            </w:r>
+          </w:p>
+        </w:tc>
+        <w:tc>
+          <w:tcPr>
+            <w:tcW w:type="dxa" w:w="1531"/>
+          </w:tcPr>
+          <w:p>
+            <w:pPr>
+              <w:keepNext/>
+              <w:spacing w:line="240" w:lineRule="auto"/>
+              <w:ind w:firstLine="0"/>
+              <w:jc w:val="center"/>
+            </w:pPr>
+            <w:r/>
+            <w:r>
+              <w:rPr>
+                <w:rFonts w:ascii="Times New Roman" w:hAnsi="Times New Roman" w:eastAsia="Times New Roman" w:cs="Times New Roman"/>
+                <w:b w:val="0"/>
+                <w:i w:val="0"/>
+                <w:color w:val="000000"/>
+                <w:sz w:val="24"/>
+              </w:rPr>
+              <w:t>20</w:t>
+            </w:r>
+          </w:p>
+        </w:tc>
+      </w:tr>
+      <w:tr>
+        <w:trPr>
+          <w:cantSplit w:val="true"/>
+        </w:trPr>
+        <w:tc>
+          <w:tcPr>
+            <w:tcW w:type="dxa" w:w="1587"/>
+          </w:tcPr>
+          <w:p>
+            <w:pPr>
+              <w:keepNext/>
+              <w:spacing w:line="240" w:lineRule="auto"/>
+              <w:ind w:firstLine="0"/>
+              <w:jc w:val="center"/>
+            </w:pPr>
+            <w:r/>
+            <w:r>
+              <w:rPr>
+                <w:rFonts w:ascii="Times New Roman" w:hAnsi="Times New Roman" w:eastAsia="Times New Roman" w:cs="Times New Roman"/>
+                <w:b w:val="0"/>
+                <w:i w:val="0"/>
+                <w:color w:val="000000"/>
+                <w:sz w:val="24"/>
+              </w:rPr>
+              <w:t>WG-4</w:t>
+            </w:r>
+          </w:p>
+        </w:tc>
+        <w:tc>
+          <w:tcPr>
+            <w:tcW w:type="dxa" w:w="1701"/>
+          </w:tcPr>
+          <w:p>
+            <w:pPr>
+              <w:keepNext/>
+              <w:spacing w:line="240" w:lineRule="auto"/>
+              <w:ind w:firstLine="0"/>
+              <w:jc w:val="center"/>
+            </w:pPr>
+            <w:r/>
+            <w:r>
+              <w:rPr>
+                <w:rFonts w:ascii="Times New Roman" w:hAnsi="Times New Roman" w:eastAsia="Times New Roman" w:cs="Times New Roman"/>
+                <w:b w:val="0"/>
+                <w:i w:val="0"/>
+                <w:color w:val="000000"/>
+                <w:sz w:val="24"/>
+              </w:rPr>
+              <w:t>15</w:t>
+            </w:r>
+          </w:p>
+        </w:tc>
+        <w:tc>
+          <w:tcPr>
+            <w:tcW w:type="dxa" w:w="4535"/>
+          </w:tcPr>
+          <w:p>
+            <w:pPr>
+              <w:keepNext/>
+              <w:spacing w:line="240" w:lineRule="auto"/>
+              <w:ind w:firstLine="0"/>
+              <w:jc w:val="left"/>
+            </w:pPr>
+            <w:r/>
+            <w:r>
+              <w:rPr>
+                <w:rFonts w:ascii="Times New Roman" w:hAnsi="Times New Roman" w:eastAsia="Times New Roman" w:cs="Times New Roman"/>
+                <w:b w:val="0"/>
+                <w:i w:val="0"/>
+                <w:color w:val="000000"/>
+                <w:sz w:val="24"/>
+              </w:rPr>
+              <w:t>S24-06 (S24TF, ЦК B)</w:t>
+            </w:r>
+          </w:p>
+        </w:tc>
+        <w:tc>
+          <w:tcPr>
+            <w:tcW w:type="dxa" w:w="1531"/>
+          </w:tcPr>
+          <w:p>
+            <w:pPr>
+              <w:keepNext/>
+              <w:spacing w:line="240" w:lineRule="auto"/>
+              <w:ind w:firstLine="0"/>
+              <w:jc w:val="center"/>
+            </w:pPr>
+            <w:r/>
+            <w:r>
+              <w:rPr>
+                <w:rFonts w:ascii="Times New Roman" w:hAnsi="Times New Roman" w:eastAsia="Times New Roman" w:cs="Times New Roman"/>
+                <w:b w:val="0"/>
+                <w:i w:val="0"/>
+                <w:color w:val="000000"/>
+                <w:sz w:val="24"/>
+              </w:rPr>
+              <w:t>20</w:t>
+            </w:r>
+          </w:p>
+        </w:tc>
+      </w:tr>
+      <w:tr>
+        <w:trPr>
+          <w:cantSplit w:val="true"/>
+        </w:trPr>
+        <w:tc>
+          <w:tcPr>
+            <w:tcW w:type="dxa" w:w="1587"/>
+          </w:tcPr>
+          <w:p>
+            <w:pPr>
+              <w:keepNext/>
+              <w:spacing w:line="240" w:lineRule="auto"/>
+              <w:ind w:firstLine="0"/>
+              <w:jc w:val="center"/>
+            </w:pPr>
+            <w:r/>
+            <w:r>
+              <w:rPr>
+                <w:rFonts w:ascii="Times New Roman" w:hAnsi="Times New Roman" w:eastAsia="Times New Roman" w:cs="Times New Roman"/>
+                <w:b w:val="0"/>
+                <w:i w:val="0"/>
+                <w:color w:val="000000"/>
+                <w:sz w:val="24"/>
+              </w:rPr>
+              <w:t>Общие серверы</w:t>
+            </w:r>
+          </w:p>
+        </w:tc>
+        <w:tc>
+          <w:tcPr>
+            <w:tcW w:type="dxa" w:w="1701"/>
+          </w:tcPr>
+          <w:p>
+            <w:pPr>
+              <w:keepNext/>
+              <w:spacing w:line="240" w:lineRule="auto"/>
+              <w:ind w:firstLine="0"/>
+              <w:jc w:val="center"/>
+            </w:pPr>
+            <w:r/>
+            <w:r>
+              <w:rPr>
+                <w:rFonts w:ascii="Times New Roman" w:hAnsi="Times New Roman" w:eastAsia="Times New Roman" w:cs="Times New Roman"/>
+                <w:b w:val="0"/>
+                <w:i w:val="0"/>
+                <w:color w:val="000000"/>
+                <w:sz w:val="24"/>
+              </w:rPr>
+              <w:t>—</w:t>
+            </w:r>
+          </w:p>
+        </w:tc>
+        <w:tc>
+          <w:tcPr>
+            <w:tcW w:type="dxa" w:w="4535"/>
+          </w:tcPr>
+          <w:p>
+            <w:pPr>
+              <w:keepNext/>
+              <w:spacing w:line="240" w:lineRule="auto"/>
+              <w:ind w:firstLine="0"/>
+              <w:jc w:val="left"/>
+            </w:pPr>
+            <w:r/>
+            <w:r>
+              <w:rPr>
+                <w:rFonts w:ascii="Times New Roman" w:hAnsi="Times New Roman" w:eastAsia="Times New Roman" w:cs="Times New Roman"/>
+                <w:b w:val="0"/>
+                <w:i w:val="0"/>
+                <w:color w:val="000000"/>
+                <w:sz w:val="24"/>
+              </w:rPr>
+              <w:t>S12-01 (S12TF, ЦК B) — корневой</w:t>
+            </w:r>
+          </w:p>
+        </w:tc>
+        <w:tc>
+          <w:tcPr>
+            <w:tcW w:type="dxa" w:w="1531"/>
+          </w:tcPr>
+          <w:p>
+            <w:pPr>
+              <w:keepNext/>
+              <w:spacing w:line="240" w:lineRule="auto"/>
+              <w:ind w:firstLine="0"/>
+              <w:jc w:val="center"/>
+            </w:pPr>
+            <w:r/>
+            <w:r>
+              <w:rPr>
+                <w:rFonts w:ascii="Times New Roman" w:hAnsi="Times New Roman" w:eastAsia="Times New Roman" w:cs="Times New Roman"/>
+                <w:b w:val="0"/>
+                <w:i w:val="0"/>
+                <w:color w:val="000000"/>
+                <w:sz w:val="24"/>
+              </w:rPr>
+              <w:t>15</w:t>
+            </w:r>
+          </w:p>
+        </w:tc>
+      </w:tr>
+      <w:tr>
+        <w:trPr>
+          <w:cantSplit w:val="true"/>
+        </w:trPr>
+        <w:tc>
+          <w:tcPr>
+            <w:tcW w:type="dxa" w:w="1587"/>
+          </w:tcPr>
+          <w:p>
+            <w:pPr>
+              <w:spacing w:line="240" w:lineRule="auto"/>
+              <w:ind w:firstLine="0"/>
+              <w:jc w:val="center"/>
+            </w:pPr>
+            <w:r/>
+            <w:r>
+              <w:rPr>
+                <w:rFonts w:ascii="Times New Roman" w:hAnsi="Times New Roman" w:eastAsia="Times New Roman" w:cs="Times New Roman"/>
+                <w:b w:val="0"/>
+                <w:i w:val="0"/>
+                <w:color w:val="000000"/>
+                <w:sz w:val="24"/>
+              </w:rPr>
+              <w:t>Итого</w:t>
+            </w:r>
+          </w:p>
+        </w:tc>
+        <w:tc>
+          <w:tcPr>
+            <w:tcW w:type="dxa" w:w="1701"/>
+          </w:tcPr>
+          <w:p>
+            <w:pPr>
+              <w:spacing w:line="240" w:lineRule="auto"/>
+              <w:ind w:firstLine="0"/>
+              <w:jc w:val="center"/>
+            </w:pPr>
+            <w:r/>
+            <w:r>
+              <w:rPr>
+                <w:rFonts w:ascii="Times New Roman" w:hAnsi="Times New Roman" w:eastAsia="Times New Roman" w:cs="Times New Roman"/>
+                <w:b w:val="0"/>
+                <w:i w:val="0"/>
+                <w:color w:val="000000"/>
+                <w:sz w:val="24"/>
+              </w:rPr>
+              <w:t>74</w:t>
+            </w:r>
+          </w:p>
+        </w:tc>
+        <w:tc>
+          <w:tcPr>
+            <w:tcW w:type="dxa" w:w="4535"/>
+          </w:tcPr>
+          <w:p>
+            <w:pPr>
+              <w:spacing w:line="240" w:lineRule="auto"/>
+              <w:ind w:firstLine="0"/>
+              <w:jc w:val="left"/>
+            </w:pPr>
+            <w:r/>
+            <w:r>
+              <w:rPr>
+                <w:rFonts w:ascii="Times New Roman" w:hAnsi="Times New Roman" w:eastAsia="Times New Roman" w:cs="Times New Roman"/>
+                <w:b w:val="0"/>
+                <w:i w:val="0"/>
+                <w:color w:val="000000"/>
+                <w:sz w:val="24"/>
+              </w:rPr>
+              <w:t>6 коммутаторов</w:t>
+            </w:r>
+          </w:p>
+        </w:tc>
+        <w:tc>
+          <w:tcPr>
+            <w:tcW w:type="dxa" w:w="1531"/>
+          </w:tcPr>
+          <w:p>
+            <w:pPr>
+              <w:spacing w:line="240" w:lineRule="auto"/>
+              <w:ind w:firstLine="0"/>
+              <w:jc w:val="center"/>
+            </w:pPr>
+            <w:r/>
+            <w:r>
+              <w:rPr>
+                <w:rFonts w:ascii="Times New Roman" w:hAnsi="Times New Roman" w:eastAsia="Times New Roman" w:cs="Times New Roman"/>
+                <w:b w:val="0"/>
+                <w:i w:val="0"/>
+                <w:color w:val="000000"/>
+                <w:sz w:val="24"/>
+              </w:rPr>
+              <w:t>110</w:t>
+            </w:r>
+          </w:p>
+        </w:tc>
+      </w:tr>
+    </w:tbl>
+    <w:p>
+      <w:pPr>
+        <w:spacing w:line="240" w:lineRule="auto"/>
+        <w:ind w:firstLine="0"/>
+      </w:pPr>
+    </w:p>
+    <w:p>
+      <w:pPr>
+        <w:pStyle w:val="Heading2"/>
+      </w:pPr>
+      <w:r>
+        <w:t>Разработка сети</w:t>
       </w:r>
     </w:p>
     <w:p>
@@ -11550,75 +13043,7 @@
           <w:color w:val="000000"/>
           <w:sz w:val="28"/>
         </w:rPr>
-        <w:t>– WG-2: 17 рабочих мест + 1 сервер + резерв 2 порта на коммутатор — S24-04 (S24TF, ЦК B);</w:t>
-      </w:r>
-    </w:p>
-    <w:p>
-      <w:r>
-        <w:rPr>
-          <w:rFonts w:ascii="Times New Roman" w:hAnsi="Times New Roman" w:eastAsia="Times New Roman" w:cs="Times New Roman"/>
-          <w:b w:val="0"/>
-          <w:i w:val="0"/>
-          <w:color w:val="000000"/>
-          <w:sz w:val="28"/>
-        </w:rPr>
-        <w:t>– WG-3: 20 рабочих мест + 1 сервер + резерв 2 порта на коммутатор — S24-05 (S24TF, ЦК A);</w:t>
-      </w:r>
-    </w:p>
-    <w:p>
-      <w:r>
-        <w:rPr>
-          <w:rFonts w:ascii="Times New Roman" w:hAnsi="Times New Roman" w:eastAsia="Times New Roman" w:cs="Times New Roman"/>
-          <w:b w:val="0"/>
-          <w:i w:val="0"/>
-          <w:color w:val="000000"/>
-          <w:sz w:val="28"/>
-        </w:rPr>
-        <w:t>– WG-4: 15 рабочих мест + 1 сервер + резерв 2 порта на коммутатор — S24-06 (S24TF, ЦК B);</w:t>
-      </w:r>
-    </w:p>
-    <w:p>
-      <w:r>
-        <w:rPr>
-          <w:rFonts w:ascii="Times New Roman" w:hAnsi="Times New Roman" w:eastAsia="Times New Roman" w:cs="Times New Roman"/>
-          <w:b w:val="0"/>
-          <w:i w:val="0"/>
-          <w:color w:val="000000"/>
-          <w:sz w:val="28"/>
-        </w:rPr>
-        <w:t>– корневой коммутатор отдела: 5 связей с коммутаторами групп + 2 сервера — S12-01 (S12TF, ЦК B).</w:t>
-      </w:r>
-    </w:p>
-    <w:p>
-      <w:r>
-        <w:rPr>
-          <w:rFonts w:ascii="Times New Roman" w:hAnsi="Times New Roman" w:eastAsia="Times New Roman" w:cs="Times New Roman"/>
-          <w:b w:val="0"/>
-          <w:i w:val="0"/>
-          <w:color w:val="000000"/>
-          <w:sz w:val="28"/>
-        </w:rPr>
-        <w:t>Всего коммутаторов: 6, стоимость 110 у.е.</w:t>
-      </w:r>
-    </w:p>
-    <w:p>
-      <w:pPr>
-        <w:pStyle w:val="Heading2"/>
-      </w:pPr>
-      <w:r>
-        <w:t>2.4 Структура сети и роли портов STP</w:t>
-      </w:r>
-    </w:p>
-    <w:p>
-      <w:r>
-        <w:rPr>
-          <w:rFonts w:ascii="Times New Roman" w:hAnsi="Times New Roman" w:eastAsia="Times New Roman" w:cs="Times New Roman"/>
-          <w:b w:val="0"/>
-          <w:i w:val="0"/>
-          <w:color w:val="000000"/>
-          <w:sz w:val="28"/>
-        </w:rPr>
-        <w:t>Идентификаторы коммутаторов (ID) назначены так, что наименьший ID = 01 имеет коммутатор S12-01; по алгоритму STP он становится корневым мостом, все его порты — назначенные (Н). У коммутаторов групп порт, ведущий к корневому, — корневой (К). На резервных связях между коммутаторами групп оба конца имеют одинаковую стоимость пути до корня, поэтому назначенным становится порт коммутатора с меньшим ID, а порт коммутатора с большим ID блокируется (Б). При обрыве связи коммутатора группы с корневым заблокированный порт переходит в рабочее состояние, и доступ к общим серверам сохраняется через соседний коммутатор.</w:t>
+        <w:t>Идентификаторы коммутаторов (ID) назначены так, что наименьший ID = 1 имеет коммутатор S12-01; по алгоритму STP он становится корневым мостом, все его порты — назначенные (Н). У коммутаторов групп порт, ведущий к корневому, — корневой (К). На резервных связях между коммутаторами групп оба конца имеют одинаковую стоимость пути до корня, поэтому назначенным становится порт коммутатора с меньшим ID, а порт коммутатора с большим ID блокируется (Б). При обрыве связи коммутатора группы с корневым заблокированный порт переходит в рабочее состояние, и доступ к общим серверам сохраняется через соседний коммутатор.</w:t>
       </w:r>
     </w:p>
     <w:p>
@@ -11706,7 +13131,7 @@
       <w:r>
         <w:drawing>
           <wp:inline xmlns:a="http://schemas.openxmlformats.org/drawingml/2006/main" xmlns:pic="http://schemas.openxmlformats.org/drawingml/2006/picture">
-            <wp:extent cx="5940000" cy="6414751"/>
+            <wp:extent cx="5940000" cy="6335016"/>
             <wp:docPr id="3" name="Picture 3"/>
             <wp:cNvGraphicFramePr>
               <a:graphicFrameLocks noChangeAspect="1"/>
@@ -11719,7 +13144,7 @@
                     <pic:cNvPicPr/>
                   </pic:nvPicPr>
                   <pic:blipFill>
-                    <a:blip r:embed="rId13"/>
+                    <a:blip r:embed="rId14"/>
                     <a:stretch>
                       <a:fillRect/>
                     </a:stretch>
@@ -11727,7 +13152,7 @@
                   <pic:spPr>
                     <a:xfrm>
                       <a:off x="0" y="0"/>
-                      <a:ext cx="5940000" cy="6414751"/>
+                      <a:ext cx="5940000" cy="6335016"/>
                     </a:xfrm>
                     <a:prstGeom prst="rect"/>
                   </pic:spPr>
@@ -11751,7 +13176,7 @@
           <w:color w:val="000000"/>
           <w:sz w:val="28"/>
         </w:rPr>
-        <w:t>Рисунок 3 – Структура ЛВС с активной конфигурацией и ролями портов STP</w:t>
+        <w:t>Рис. 3. Структура ЛВС с активной конфигурацией и ролями портов STP</w:t>
       </w:r>
     </w:p>
     <w:p>
@@ -11759,15 +13184,15 @@
         <w:pStyle w:val="Heading2"/>
       </w:pPr>
       <w:r>
-        <w:t>2.5 Размещение оборудования и динамические соединения</w:t>
+        <w:t>Документация</w:t>
       </w:r>
     </w:p>
     <w:p>
       <w:pPr>
         <w:keepNext/>
-        <w:spacing w:before="120"/>
+        <w:spacing w:before="120" w:line="240" w:lineRule="auto"/>
         <w:ind w:firstLine="0"/>
-        <w:jc w:val="left"/>
+        <w:jc w:val="right"/>
       </w:pPr>
       <w:r>
         <w:rPr>
@@ -11777,7 +13202,25 @@
           <w:color w:val="000000"/>
           <w:sz w:val="28"/>
         </w:rPr>
-        <w:t>Таблица 5 – Размещение оборудования по центрам коммутации</w:t>
+        <w:t>Таблица 8</w:t>
+      </w:r>
+    </w:p>
+    <w:p>
+      <w:pPr>
+        <w:keepNext/>
+        <w:spacing w:line="240" w:lineRule="auto" w:after="60"/>
+        <w:ind w:firstLine="0"/>
+        <w:jc w:val="center"/>
+      </w:pPr>
+      <w:r>
+        <w:rPr>
+          <w:rFonts w:ascii="Times New Roman" w:hAnsi="Times New Roman" w:eastAsia="Times New Roman" w:cs="Times New Roman"/>
+          <w:b w:val="0"/>
+          <w:i w:val="0"/>
+          <w:color w:val="000000"/>
+          <w:sz w:val="28"/>
+        </w:rPr>
+        <w:t>Размещение оборудования по центрам коммутации</w:t>
       </w:r>
     </w:p>
     <w:tbl>
@@ -12411,7 +13854,6 @@
           </w:tcPr>
           <w:p>
             <w:pPr>
-              <w:keepNext/>
               <w:spacing w:line="240" w:lineRule="auto"/>
               <w:ind w:firstLine="0"/>
               <w:jc w:val="center"/>
@@ -12435,7 +13877,6 @@
           </w:tcPr>
           <w:p>
             <w:pPr>
-              <w:keepNext/>
               <w:spacing w:line="240" w:lineRule="auto"/>
               <w:ind w:firstLine="0"/>
               <w:jc w:val="center"/>
@@ -12459,7 +13900,6 @@
           </w:tcPr>
           <w:p>
             <w:pPr>
-              <w:keepNext/>
               <w:spacing w:line="240" w:lineRule="auto"/>
               <w:ind w:firstLine="0"/>
               <w:jc w:val="center"/>
@@ -12474,609 +13914,6 @@
                 <w:sz w:val="24"/>
               </w:rPr>
               <w:t>S24TF</w:t>
-            </w:r>
-          </w:p>
-        </w:tc>
-        <w:tc>
-          <w:tcPr>
-            <w:tcW w:type="dxa" w:w="2268"/>
-          </w:tcPr>
-          <w:p>
-            <w:pPr>
-              <w:keepNext/>
-              <w:spacing w:line="240" w:lineRule="auto"/>
-              <w:ind w:firstLine="0"/>
-              <w:jc w:val="center"/>
-            </w:pPr>
-            <w:r/>
-            <w:r>
-              <w:rPr>
-                <w:rFonts w:ascii="Times New Roman" w:hAnsi="Times New Roman" w:eastAsia="Times New Roman" w:cs="Times New Roman"/>
-                <w:b w:val="0"/>
-                <w:i w:val="0"/>
-                <w:color w:val="000000"/>
-                <w:sz w:val="24"/>
-              </w:rPr>
-              <w:t>B</w:t>
-            </w:r>
-          </w:p>
-        </w:tc>
-      </w:tr>
-      <w:tr>
-        <w:trPr>
-          <w:cantSplit w:val="true"/>
-        </w:trPr>
-        <w:tc>
-          <w:tcPr>
-            <w:tcW w:type="dxa" w:w="850"/>
-          </w:tcPr>
-          <w:p>
-            <w:pPr>
-              <w:keepNext/>
-              <w:spacing w:line="240" w:lineRule="auto"/>
-              <w:ind w:firstLine="0"/>
-              <w:jc w:val="center"/>
-            </w:pPr>
-            <w:r/>
-            <w:r>
-              <w:rPr>
-                <w:rFonts w:ascii="Times New Roman" w:hAnsi="Times New Roman" w:eastAsia="Times New Roman" w:cs="Times New Roman"/>
-                <w:b w:val="0"/>
-                <w:i w:val="0"/>
-                <w:color w:val="000000"/>
-                <w:sz w:val="24"/>
-              </w:rPr>
-              <w:t>7</w:t>
-            </w:r>
-          </w:p>
-        </w:tc>
-        <w:tc>
-          <w:tcPr>
-            <w:tcW w:type="dxa" w:w="2551"/>
-          </w:tcPr>
-          <w:p>
-            <w:pPr>
-              <w:keepNext/>
-              <w:spacing w:line="240" w:lineRule="auto"/>
-              <w:ind w:firstLine="0"/>
-              <w:jc w:val="center"/>
-            </w:pPr>
-            <w:r/>
-            <w:r>
-              <w:rPr>
-                <w:rFonts w:ascii="Times New Roman" w:hAnsi="Times New Roman" w:eastAsia="Times New Roman" w:cs="Times New Roman"/>
-                <w:b w:val="0"/>
-                <w:i w:val="0"/>
-                <w:color w:val="000000"/>
-                <w:sz w:val="24"/>
-              </w:rPr>
-              <w:t>CommonServer</w:t>
-            </w:r>
-          </w:p>
-        </w:tc>
-        <w:tc>
-          <w:tcPr>
-            <w:tcW w:type="dxa" w:w="2835"/>
-          </w:tcPr>
-          <w:p>
-            <w:pPr>
-              <w:keepNext/>
-              <w:spacing w:line="240" w:lineRule="auto"/>
-              <w:ind w:firstLine="0"/>
-              <w:jc w:val="center"/>
-            </w:pPr>
-            <w:r/>
-            <w:r>
-              <w:rPr>
-                <w:rFonts w:ascii="Times New Roman" w:hAnsi="Times New Roman" w:eastAsia="Times New Roman" w:cs="Times New Roman"/>
-                <w:b w:val="0"/>
-                <w:i w:val="0"/>
-                <w:color w:val="000000"/>
-                <w:sz w:val="24"/>
-              </w:rPr>
-              <w:t>Общий сервер отдела</w:t>
-            </w:r>
-          </w:p>
-        </w:tc>
-        <w:tc>
-          <w:tcPr>
-            <w:tcW w:type="dxa" w:w="2268"/>
-          </w:tcPr>
-          <w:p>
-            <w:pPr>
-              <w:keepNext/>
-              <w:spacing w:line="240" w:lineRule="auto"/>
-              <w:ind w:firstLine="0"/>
-              <w:jc w:val="center"/>
-            </w:pPr>
-            <w:r/>
-            <w:r>
-              <w:rPr>
-                <w:rFonts w:ascii="Times New Roman" w:hAnsi="Times New Roman" w:eastAsia="Times New Roman" w:cs="Times New Roman"/>
-                <w:b w:val="0"/>
-                <w:i w:val="0"/>
-                <w:color w:val="000000"/>
-                <w:sz w:val="24"/>
-              </w:rPr>
-              <w:t>B</w:t>
-            </w:r>
-          </w:p>
-        </w:tc>
-      </w:tr>
-      <w:tr>
-        <w:trPr>
-          <w:cantSplit w:val="true"/>
-        </w:trPr>
-        <w:tc>
-          <w:tcPr>
-            <w:tcW w:type="dxa" w:w="850"/>
-          </w:tcPr>
-          <w:p>
-            <w:pPr>
-              <w:keepNext/>
-              <w:spacing w:line="240" w:lineRule="auto"/>
-              <w:ind w:firstLine="0"/>
-              <w:jc w:val="center"/>
-            </w:pPr>
-            <w:r/>
-            <w:r>
-              <w:rPr>
-                <w:rFonts w:ascii="Times New Roman" w:hAnsi="Times New Roman" w:eastAsia="Times New Roman" w:cs="Times New Roman"/>
-                <w:b w:val="0"/>
-                <w:i w:val="0"/>
-                <w:color w:val="000000"/>
-                <w:sz w:val="24"/>
-              </w:rPr>
-              <w:t>8</w:t>
-            </w:r>
-          </w:p>
-        </w:tc>
-        <w:tc>
-          <w:tcPr>
-            <w:tcW w:type="dxa" w:w="2551"/>
-          </w:tcPr>
-          <w:p>
-            <w:pPr>
-              <w:keepNext/>
-              <w:spacing w:line="240" w:lineRule="auto"/>
-              <w:ind w:firstLine="0"/>
-              <w:jc w:val="center"/>
-            </w:pPr>
-            <w:r/>
-            <w:r>
-              <w:rPr>
-                <w:rFonts w:ascii="Times New Roman" w:hAnsi="Times New Roman" w:eastAsia="Times New Roman" w:cs="Times New Roman"/>
-                <w:b w:val="0"/>
-                <w:i w:val="0"/>
-                <w:color w:val="000000"/>
-                <w:sz w:val="24"/>
-              </w:rPr>
-              <w:t>DB-Server</w:t>
-            </w:r>
-          </w:p>
-        </w:tc>
-        <w:tc>
-          <w:tcPr>
-            <w:tcW w:type="dxa" w:w="2835"/>
-          </w:tcPr>
-          <w:p>
-            <w:pPr>
-              <w:keepNext/>
-              <w:spacing w:line="240" w:lineRule="auto"/>
-              <w:ind w:firstLine="0"/>
-              <w:jc w:val="center"/>
-            </w:pPr>
-            <w:r/>
-            <w:r>
-              <w:rPr>
-                <w:rFonts w:ascii="Times New Roman" w:hAnsi="Times New Roman" w:eastAsia="Times New Roman" w:cs="Times New Roman"/>
-                <w:b w:val="0"/>
-                <w:i w:val="0"/>
-                <w:color w:val="000000"/>
-                <w:sz w:val="24"/>
-              </w:rPr>
-              <w:t>Сервер БД отдела</w:t>
-            </w:r>
-          </w:p>
-        </w:tc>
-        <w:tc>
-          <w:tcPr>
-            <w:tcW w:type="dxa" w:w="2268"/>
-          </w:tcPr>
-          <w:p>
-            <w:pPr>
-              <w:keepNext/>
-              <w:spacing w:line="240" w:lineRule="auto"/>
-              <w:ind w:firstLine="0"/>
-              <w:jc w:val="center"/>
-            </w:pPr>
-            <w:r/>
-            <w:r>
-              <w:rPr>
-                <w:rFonts w:ascii="Times New Roman" w:hAnsi="Times New Roman" w:eastAsia="Times New Roman" w:cs="Times New Roman"/>
-                <w:b w:val="0"/>
-                <w:i w:val="0"/>
-                <w:color w:val="000000"/>
-                <w:sz w:val="24"/>
-              </w:rPr>
-              <w:t>B</w:t>
-            </w:r>
-          </w:p>
-        </w:tc>
-      </w:tr>
-      <w:tr>
-        <w:trPr>
-          <w:cantSplit w:val="true"/>
-        </w:trPr>
-        <w:tc>
-          <w:tcPr>
-            <w:tcW w:type="dxa" w:w="850"/>
-          </w:tcPr>
-          <w:p>
-            <w:pPr>
-              <w:keepNext/>
-              <w:spacing w:line="240" w:lineRule="auto"/>
-              <w:ind w:firstLine="0"/>
-              <w:jc w:val="center"/>
-            </w:pPr>
-            <w:r/>
-            <w:r>
-              <w:rPr>
-                <w:rFonts w:ascii="Times New Roman" w:hAnsi="Times New Roman" w:eastAsia="Times New Roman" w:cs="Times New Roman"/>
-                <w:b w:val="0"/>
-                <w:i w:val="0"/>
-                <w:color w:val="000000"/>
-                <w:sz w:val="24"/>
-              </w:rPr>
-              <w:t>9</w:t>
-            </w:r>
-          </w:p>
-        </w:tc>
-        <w:tc>
-          <w:tcPr>
-            <w:tcW w:type="dxa" w:w="2551"/>
-          </w:tcPr>
-          <w:p>
-            <w:pPr>
-              <w:keepNext/>
-              <w:spacing w:line="240" w:lineRule="auto"/>
-              <w:ind w:firstLine="0"/>
-              <w:jc w:val="center"/>
-            </w:pPr>
-            <w:r/>
-            <w:r>
-              <w:rPr>
-                <w:rFonts w:ascii="Times New Roman" w:hAnsi="Times New Roman" w:eastAsia="Times New Roman" w:cs="Times New Roman"/>
-                <w:b w:val="0"/>
-                <w:i w:val="0"/>
-                <w:color w:val="000000"/>
-                <w:sz w:val="24"/>
-              </w:rPr>
-              <w:t>Server-WG1</w:t>
-            </w:r>
-          </w:p>
-        </w:tc>
-        <w:tc>
-          <w:tcPr>
-            <w:tcW w:type="dxa" w:w="2835"/>
-          </w:tcPr>
-          <w:p>
-            <w:pPr>
-              <w:keepNext/>
-              <w:spacing w:line="240" w:lineRule="auto"/>
-              <w:ind w:firstLine="0"/>
-              <w:jc w:val="center"/>
-            </w:pPr>
-            <w:r/>
-            <w:r>
-              <w:rPr>
-                <w:rFonts w:ascii="Times New Roman" w:hAnsi="Times New Roman" w:eastAsia="Times New Roman" w:cs="Times New Roman"/>
-                <w:b w:val="0"/>
-                <w:i w:val="0"/>
-                <w:color w:val="000000"/>
-                <w:sz w:val="24"/>
-              </w:rPr>
-              <w:t>Сервер WG-1</w:t>
-            </w:r>
-          </w:p>
-        </w:tc>
-        <w:tc>
-          <w:tcPr>
-            <w:tcW w:type="dxa" w:w="2268"/>
-          </w:tcPr>
-          <w:p>
-            <w:pPr>
-              <w:keepNext/>
-              <w:spacing w:line="240" w:lineRule="auto"/>
-              <w:ind w:firstLine="0"/>
-              <w:jc w:val="center"/>
-            </w:pPr>
-            <w:r/>
-            <w:r>
-              <w:rPr>
-                <w:rFonts w:ascii="Times New Roman" w:hAnsi="Times New Roman" w:eastAsia="Times New Roman" w:cs="Times New Roman"/>
-                <w:b w:val="0"/>
-                <w:i w:val="0"/>
-                <w:color w:val="000000"/>
-                <w:sz w:val="24"/>
-              </w:rPr>
-              <w:t>B</w:t>
-            </w:r>
-          </w:p>
-        </w:tc>
-      </w:tr>
-      <w:tr>
-        <w:trPr>
-          <w:cantSplit w:val="true"/>
-        </w:trPr>
-        <w:tc>
-          <w:tcPr>
-            <w:tcW w:type="dxa" w:w="850"/>
-          </w:tcPr>
-          <w:p>
-            <w:pPr>
-              <w:keepNext/>
-              <w:spacing w:line="240" w:lineRule="auto"/>
-              <w:ind w:firstLine="0"/>
-              <w:jc w:val="center"/>
-            </w:pPr>
-            <w:r/>
-            <w:r>
-              <w:rPr>
-                <w:rFonts w:ascii="Times New Roman" w:hAnsi="Times New Roman" w:eastAsia="Times New Roman" w:cs="Times New Roman"/>
-                <w:b w:val="0"/>
-                <w:i w:val="0"/>
-                <w:color w:val="000000"/>
-                <w:sz w:val="24"/>
-              </w:rPr>
-              <w:t>10</w:t>
-            </w:r>
-          </w:p>
-        </w:tc>
-        <w:tc>
-          <w:tcPr>
-            <w:tcW w:type="dxa" w:w="2551"/>
-          </w:tcPr>
-          <w:p>
-            <w:pPr>
-              <w:keepNext/>
-              <w:spacing w:line="240" w:lineRule="auto"/>
-              <w:ind w:firstLine="0"/>
-              <w:jc w:val="center"/>
-            </w:pPr>
-            <w:r/>
-            <w:r>
-              <w:rPr>
-                <w:rFonts w:ascii="Times New Roman" w:hAnsi="Times New Roman" w:eastAsia="Times New Roman" w:cs="Times New Roman"/>
-                <w:b w:val="0"/>
-                <w:i w:val="0"/>
-                <w:color w:val="000000"/>
-                <w:sz w:val="24"/>
-              </w:rPr>
-              <w:t>Server-WG2</w:t>
-            </w:r>
-          </w:p>
-        </w:tc>
-        <w:tc>
-          <w:tcPr>
-            <w:tcW w:type="dxa" w:w="2835"/>
-          </w:tcPr>
-          <w:p>
-            <w:pPr>
-              <w:keepNext/>
-              <w:spacing w:line="240" w:lineRule="auto"/>
-              <w:ind w:firstLine="0"/>
-              <w:jc w:val="center"/>
-            </w:pPr>
-            <w:r/>
-            <w:r>
-              <w:rPr>
-                <w:rFonts w:ascii="Times New Roman" w:hAnsi="Times New Roman" w:eastAsia="Times New Roman" w:cs="Times New Roman"/>
-                <w:b w:val="0"/>
-                <w:i w:val="0"/>
-                <w:color w:val="000000"/>
-                <w:sz w:val="24"/>
-              </w:rPr>
-              <w:t>Сервер WG-2</w:t>
-            </w:r>
-          </w:p>
-        </w:tc>
-        <w:tc>
-          <w:tcPr>
-            <w:tcW w:type="dxa" w:w="2268"/>
-          </w:tcPr>
-          <w:p>
-            <w:pPr>
-              <w:keepNext/>
-              <w:spacing w:line="240" w:lineRule="auto"/>
-              <w:ind w:firstLine="0"/>
-              <w:jc w:val="center"/>
-            </w:pPr>
-            <w:r/>
-            <w:r>
-              <w:rPr>
-                <w:rFonts w:ascii="Times New Roman" w:hAnsi="Times New Roman" w:eastAsia="Times New Roman" w:cs="Times New Roman"/>
-                <w:b w:val="0"/>
-                <w:i w:val="0"/>
-                <w:color w:val="000000"/>
-                <w:sz w:val="24"/>
-              </w:rPr>
-              <w:t>B</w:t>
-            </w:r>
-          </w:p>
-        </w:tc>
-      </w:tr>
-      <w:tr>
-        <w:trPr>
-          <w:cantSplit w:val="true"/>
-        </w:trPr>
-        <w:tc>
-          <w:tcPr>
-            <w:tcW w:type="dxa" w:w="850"/>
-          </w:tcPr>
-          <w:p>
-            <w:pPr>
-              <w:keepNext/>
-              <w:spacing w:line="240" w:lineRule="auto"/>
-              <w:ind w:firstLine="0"/>
-              <w:jc w:val="center"/>
-            </w:pPr>
-            <w:r/>
-            <w:r>
-              <w:rPr>
-                <w:rFonts w:ascii="Times New Roman" w:hAnsi="Times New Roman" w:eastAsia="Times New Roman" w:cs="Times New Roman"/>
-                <w:b w:val="0"/>
-                <w:i w:val="0"/>
-                <w:color w:val="000000"/>
-                <w:sz w:val="24"/>
-              </w:rPr>
-              <w:t>11</w:t>
-            </w:r>
-          </w:p>
-        </w:tc>
-        <w:tc>
-          <w:tcPr>
-            <w:tcW w:type="dxa" w:w="2551"/>
-          </w:tcPr>
-          <w:p>
-            <w:pPr>
-              <w:keepNext/>
-              <w:spacing w:line="240" w:lineRule="auto"/>
-              <w:ind w:firstLine="0"/>
-              <w:jc w:val="center"/>
-            </w:pPr>
-            <w:r/>
-            <w:r>
-              <w:rPr>
-                <w:rFonts w:ascii="Times New Roman" w:hAnsi="Times New Roman" w:eastAsia="Times New Roman" w:cs="Times New Roman"/>
-                <w:b w:val="0"/>
-                <w:i w:val="0"/>
-                <w:color w:val="000000"/>
-                <w:sz w:val="24"/>
-              </w:rPr>
-              <w:t>Server-WG3</w:t>
-            </w:r>
-          </w:p>
-        </w:tc>
-        <w:tc>
-          <w:tcPr>
-            <w:tcW w:type="dxa" w:w="2835"/>
-          </w:tcPr>
-          <w:p>
-            <w:pPr>
-              <w:keepNext/>
-              <w:spacing w:line="240" w:lineRule="auto"/>
-              <w:ind w:firstLine="0"/>
-              <w:jc w:val="center"/>
-            </w:pPr>
-            <w:r/>
-            <w:r>
-              <w:rPr>
-                <w:rFonts w:ascii="Times New Roman" w:hAnsi="Times New Roman" w:eastAsia="Times New Roman" w:cs="Times New Roman"/>
-                <w:b w:val="0"/>
-                <w:i w:val="0"/>
-                <w:color w:val="000000"/>
-                <w:sz w:val="24"/>
-              </w:rPr>
-              <w:t>Сервер WG-3</w:t>
-            </w:r>
-          </w:p>
-        </w:tc>
-        <w:tc>
-          <w:tcPr>
-            <w:tcW w:type="dxa" w:w="2268"/>
-          </w:tcPr>
-          <w:p>
-            <w:pPr>
-              <w:keepNext/>
-              <w:spacing w:line="240" w:lineRule="auto"/>
-              <w:ind w:firstLine="0"/>
-              <w:jc w:val="center"/>
-            </w:pPr>
-            <w:r/>
-            <w:r>
-              <w:rPr>
-                <w:rFonts w:ascii="Times New Roman" w:hAnsi="Times New Roman" w:eastAsia="Times New Roman" w:cs="Times New Roman"/>
-                <w:b w:val="0"/>
-                <w:i w:val="0"/>
-                <w:color w:val="000000"/>
-                <w:sz w:val="24"/>
-              </w:rPr>
-              <w:t>A</w:t>
-            </w:r>
-          </w:p>
-        </w:tc>
-      </w:tr>
-      <w:tr>
-        <w:trPr>
-          <w:cantSplit w:val="true"/>
-        </w:trPr>
-        <w:tc>
-          <w:tcPr>
-            <w:tcW w:type="dxa" w:w="850"/>
-          </w:tcPr>
-          <w:p>
-            <w:pPr>
-              <w:spacing w:line="240" w:lineRule="auto"/>
-              <w:ind w:firstLine="0"/>
-              <w:jc w:val="center"/>
-            </w:pPr>
-            <w:r/>
-            <w:r>
-              <w:rPr>
-                <w:rFonts w:ascii="Times New Roman" w:hAnsi="Times New Roman" w:eastAsia="Times New Roman" w:cs="Times New Roman"/>
-                <w:b w:val="0"/>
-                <w:i w:val="0"/>
-                <w:color w:val="000000"/>
-                <w:sz w:val="24"/>
-              </w:rPr>
-              <w:t>12</w:t>
-            </w:r>
-          </w:p>
-        </w:tc>
-        <w:tc>
-          <w:tcPr>
-            <w:tcW w:type="dxa" w:w="2551"/>
-          </w:tcPr>
-          <w:p>
-            <w:pPr>
-              <w:spacing w:line="240" w:lineRule="auto"/>
-              <w:ind w:firstLine="0"/>
-              <w:jc w:val="center"/>
-            </w:pPr>
-            <w:r/>
-            <w:r>
-              <w:rPr>
-                <w:rFonts w:ascii="Times New Roman" w:hAnsi="Times New Roman" w:eastAsia="Times New Roman" w:cs="Times New Roman"/>
-                <w:b w:val="0"/>
-                <w:i w:val="0"/>
-                <w:color w:val="000000"/>
-                <w:sz w:val="24"/>
-              </w:rPr>
-              <w:t>Server-WG4</w:t>
-            </w:r>
-          </w:p>
-        </w:tc>
-        <w:tc>
-          <w:tcPr>
-            <w:tcW w:type="dxa" w:w="2835"/>
-          </w:tcPr>
-          <w:p>
-            <w:pPr>
-              <w:spacing w:line="240" w:lineRule="auto"/>
-              <w:ind w:firstLine="0"/>
-              <w:jc w:val="center"/>
-            </w:pPr>
-            <w:r/>
-            <w:r>
-              <w:rPr>
-                <w:rFonts w:ascii="Times New Roman" w:hAnsi="Times New Roman" w:eastAsia="Times New Roman" w:cs="Times New Roman"/>
-                <w:b w:val="0"/>
-                <w:i w:val="0"/>
-                <w:color w:val="000000"/>
-                <w:sz w:val="24"/>
-              </w:rPr>
-              <w:t>Сервер WG-4</w:t>
             </w:r>
           </w:p>
         </w:tc>
@@ -13120,15 +13957,27 @@
           <w:color w:val="000000"/>
           <w:sz w:val="28"/>
         </w:rPr>
+        <w:t>Серверы размещены в центрах коммутации рядом с коммутаторами, к которым подключены: File-server-main — ЦК B; DB-server-main — ЦК B; WG-1-server — ЦК B; WG-2-server — ЦК B; WG-3-server — ЦК A; WG-4-server — ЦК B.</w:t>
+      </w:r>
+    </w:p>
+    <w:p>
+      <w:r>
+        <w:rPr>
+          <w:rFonts w:ascii="Times New Roman" w:hAnsi="Times New Roman" w:eastAsia="Times New Roman" w:cs="Times New Roman"/>
+          <w:b w:val="0"/>
+          <w:i w:val="0"/>
+          <w:color w:val="000000"/>
+          <w:sz w:val="28"/>
+        </w:rPr>
         <w:t>Связи коммутаторов, находящихся в разных центрах коммутации, проходят через статические соединения между ЦК (задание 1); скрещённый кабель (X) ставится с одной стороны, чтобы соединение коммутатор — коммутатор в целом было скрещённым.</w:t>
       </w:r>
     </w:p>
     <w:p>
       <w:pPr>
         <w:keepNext/>
-        <w:spacing w:before="120"/>
+        <w:spacing w:before="120" w:line="240" w:lineRule="auto"/>
         <w:ind w:firstLine="0"/>
-        <w:jc w:val="left"/>
+        <w:jc w:val="right"/>
       </w:pPr>
       <w:r>
         <w:rPr>
@@ -13138,7 +13987,25 @@
           <w:color w:val="000000"/>
           <w:sz w:val="28"/>
         </w:rPr>
-        <w:t>Таблица 6 – Динамические соединения</w:t>
+        <w:t>Таблица 9</w:t>
+      </w:r>
+    </w:p>
+    <w:p>
+      <w:pPr>
+        <w:keepNext/>
+        <w:spacing w:line="240" w:lineRule="auto" w:after="60"/>
+        <w:ind w:firstLine="0"/>
+        <w:jc w:val="center"/>
+      </w:pPr>
+      <w:r>
+        <w:rPr>
+          <w:rFonts w:ascii="Times New Roman" w:hAnsi="Times New Roman" w:eastAsia="Times New Roman" w:cs="Times New Roman"/>
+          <w:b w:val="0"/>
+          <w:i w:val="0"/>
+          <w:color w:val="000000"/>
+          <w:sz w:val="28"/>
+        </w:rPr>
+        <w:t>Динамические соединения</w:t>
       </w:r>
     </w:p>
     <w:tbl>
@@ -21570,7 +22437,7 @@
                 <w:color w:val="000000"/>
                 <w:sz w:val="24"/>
               </w:rPr>
-              <w:t>Подключение серверов</w:t>
+              <w:t>Сервера</w:t>
             </w:r>
           </w:p>
         </w:tc>
@@ -21621,30 +22488,30 @@
                 <w:color w:val="000000"/>
                 <w:sz w:val="24"/>
               </w:rPr>
+              <w:t>File-server-main</w:t>
+            </w:r>
+          </w:p>
+        </w:tc>
+        <w:tc>
+          <w:tcPr>
+            <w:tcW w:type="dxa" w:w="2551"/>
+          </w:tcPr>
+          <w:p>
+            <w:pPr>
+              <w:spacing w:line="240" w:lineRule="auto"/>
+              <w:ind w:firstLine="0"/>
+              <w:jc w:val="center"/>
+            </w:pPr>
+            <w:r/>
+            <w:r>
+              <w:rPr>
+                <w:rFonts w:ascii="Times New Roman" w:hAnsi="Times New Roman" w:eastAsia="Times New Roman" w:cs="Times New Roman"/>
+                <w:b w:val="0"/>
+                <w:i w:val="0"/>
+                <w:color w:val="000000"/>
+                <w:sz w:val="24"/>
+              </w:rPr>
               <w:t>S12-01-11</w:t>
-            </w:r>
-          </w:p>
-        </w:tc>
-        <w:tc>
-          <w:tcPr>
-            <w:tcW w:type="dxa" w:w="2551"/>
-          </w:tcPr>
-          <w:p>
-            <w:pPr>
-              <w:spacing w:line="240" w:lineRule="auto"/>
-              <w:ind w:firstLine="0"/>
-              <w:jc w:val="center"/>
-            </w:pPr>
-            <w:r/>
-            <w:r>
-              <w:rPr>
-                <w:rFonts w:ascii="Times New Roman" w:hAnsi="Times New Roman" w:eastAsia="Times New Roman" w:cs="Times New Roman"/>
-                <w:b w:val="0"/>
-                <w:i w:val="0"/>
-                <w:color w:val="000000"/>
-                <w:sz w:val="24"/>
-              </w:rPr>
-              <w:t>CommonServer</w:t>
             </w:r>
           </w:p>
         </w:tc>
@@ -21682,6 +22549,7 @@
           </w:tcPr>
           <w:p>
             <w:pPr>
+              <w:keepNext/>
               <w:spacing w:line="240" w:lineRule="auto"/>
               <w:ind w:firstLine="0"/>
               <w:jc w:val="center"/>
@@ -21705,6 +22573,31 @@
           </w:tcPr>
           <w:p>
             <w:pPr>
+              <w:keepNext/>
+              <w:spacing w:line="240" w:lineRule="auto"/>
+              <w:ind w:firstLine="0"/>
+              <w:jc w:val="center"/>
+            </w:pPr>
+            <w:r/>
+            <w:r>
+              <w:rPr>
+                <w:rFonts w:ascii="Times New Roman" w:hAnsi="Times New Roman" w:eastAsia="Times New Roman" w:cs="Times New Roman"/>
+                <w:b w:val="0"/>
+                <w:i w:val="0"/>
+                <w:color w:val="000000"/>
+                <w:sz w:val="24"/>
+              </w:rPr>
+              <w:t>DB-server-main</w:t>
+            </w:r>
+          </w:p>
+        </w:tc>
+        <w:tc>
+          <w:tcPr>
+            <w:tcW w:type="dxa" w:w="2551"/>
+          </w:tcPr>
+          <w:p>
+            <w:pPr>
+              <w:keepNext/>
               <w:spacing w:line="240" w:lineRule="auto"/>
               <w:ind w:firstLine="0"/>
               <w:jc w:val="center"/>
@@ -21724,33 +22617,11 @@
         </w:tc>
         <w:tc>
           <w:tcPr>
-            <w:tcW w:type="dxa" w:w="2551"/>
-          </w:tcPr>
-          <w:p>
-            <w:pPr>
-              <w:spacing w:line="240" w:lineRule="auto"/>
-              <w:ind w:firstLine="0"/>
-              <w:jc w:val="center"/>
-            </w:pPr>
-            <w:r/>
-            <w:r>
-              <w:rPr>
-                <w:rFonts w:ascii="Times New Roman" w:hAnsi="Times New Roman" w:eastAsia="Times New Roman" w:cs="Times New Roman"/>
-                <w:b w:val="0"/>
-                <w:i w:val="0"/>
-                <w:color w:val="000000"/>
-                <w:sz w:val="24"/>
-              </w:rPr>
-              <w:t>DB-Server</w:t>
-            </w:r>
-          </w:p>
-        </w:tc>
-        <w:tc>
-          <w:tcPr>
             <w:tcW w:type="dxa" w:w="1701"/>
           </w:tcPr>
           <w:p>
             <w:pPr>
+              <w:keepNext/>
               <w:spacing w:line="240" w:lineRule="auto"/>
               <w:ind w:firstLine="0"/>
               <w:jc w:val="center"/>
@@ -21779,6 +22650,7 @@
           </w:tcPr>
           <w:p>
             <w:pPr>
+              <w:keepNext/>
               <w:spacing w:line="240" w:lineRule="auto"/>
               <w:ind w:firstLine="0"/>
               <w:jc w:val="center"/>
@@ -21802,6 +22674,31 @@
           </w:tcPr>
           <w:p>
             <w:pPr>
+              <w:keepNext/>
+              <w:spacing w:line="240" w:lineRule="auto"/>
+              <w:ind w:firstLine="0"/>
+              <w:jc w:val="center"/>
+            </w:pPr>
+            <w:r/>
+            <w:r>
+              <w:rPr>
+                <w:rFonts w:ascii="Times New Roman" w:hAnsi="Times New Roman" w:eastAsia="Times New Roman" w:cs="Times New Roman"/>
+                <w:b w:val="0"/>
+                <w:i w:val="0"/>
+                <w:color w:val="000000"/>
+                <w:sz w:val="24"/>
+              </w:rPr>
+              <w:t>WG-1-server</w:t>
+            </w:r>
+          </w:p>
+        </w:tc>
+        <w:tc>
+          <w:tcPr>
+            <w:tcW w:type="dxa" w:w="2551"/>
+          </w:tcPr>
+          <w:p>
+            <w:pPr>
+              <w:keepNext/>
               <w:spacing w:line="240" w:lineRule="auto"/>
               <w:ind w:firstLine="0"/>
               <w:jc w:val="center"/>
@@ -21821,33 +22718,11 @@
         </w:tc>
         <w:tc>
           <w:tcPr>
-            <w:tcW w:type="dxa" w:w="2551"/>
-          </w:tcPr>
-          <w:p>
-            <w:pPr>
-              <w:spacing w:line="240" w:lineRule="auto"/>
-              <w:ind w:firstLine="0"/>
-              <w:jc w:val="center"/>
-            </w:pPr>
-            <w:r/>
-            <w:r>
-              <w:rPr>
-                <w:rFonts w:ascii="Times New Roman" w:hAnsi="Times New Roman" w:eastAsia="Times New Roman" w:cs="Times New Roman"/>
-                <w:b w:val="0"/>
-                <w:i w:val="0"/>
-                <w:color w:val="000000"/>
-                <w:sz w:val="24"/>
-              </w:rPr>
-              <w:t>Server-WG1</w:t>
-            </w:r>
-          </w:p>
-        </w:tc>
-        <w:tc>
-          <w:tcPr>
             <w:tcW w:type="dxa" w:w="1701"/>
           </w:tcPr>
           <w:p>
             <w:pPr>
+              <w:keepNext/>
               <w:spacing w:line="240" w:lineRule="auto"/>
               <w:ind w:firstLine="0"/>
               <w:jc w:val="center"/>
@@ -21876,6 +22751,7 @@
           </w:tcPr>
           <w:p>
             <w:pPr>
+              <w:keepNext/>
               <w:spacing w:line="240" w:lineRule="auto"/>
               <w:ind w:firstLine="0"/>
               <w:jc w:val="center"/>
@@ -21899,6 +22775,31 @@
           </w:tcPr>
           <w:p>
             <w:pPr>
+              <w:keepNext/>
+              <w:spacing w:line="240" w:lineRule="auto"/>
+              <w:ind w:firstLine="0"/>
+              <w:jc w:val="center"/>
+            </w:pPr>
+            <w:r/>
+            <w:r>
+              <w:rPr>
+                <w:rFonts w:ascii="Times New Roman" w:hAnsi="Times New Roman" w:eastAsia="Times New Roman" w:cs="Times New Roman"/>
+                <w:b w:val="0"/>
+                <w:i w:val="0"/>
+                <w:color w:val="000000"/>
+                <w:sz w:val="24"/>
+              </w:rPr>
+              <w:t>WG-2-server</w:t>
+            </w:r>
+          </w:p>
+        </w:tc>
+        <w:tc>
+          <w:tcPr>
+            <w:tcW w:type="dxa" w:w="2551"/>
+          </w:tcPr>
+          <w:p>
+            <w:pPr>
+              <w:keepNext/>
               <w:spacing w:line="240" w:lineRule="auto"/>
               <w:ind w:firstLine="0"/>
               <w:jc w:val="center"/>
@@ -21918,33 +22819,11 @@
         </w:tc>
         <w:tc>
           <w:tcPr>
-            <w:tcW w:type="dxa" w:w="2551"/>
-          </w:tcPr>
-          <w:p>
-            <w:pPr>
-              <w:spacing w:line="240" w:lineRule="auto"/>
-              <w:ind w:firstLine="0"/>
-              <w:jc w:val="center"/>
-            </w:pPr>
-            <w:r/>
-            <w:r>
-              <w:rPr>
-                <w:rFonts w:ascii="Times New Roman" w:hAnsi="Times New Roman" w:eastAsia="Times New Roman" w:cs="Times New Roman"/>
-                <w:b w:val="0"/>
-                <w:i w:val="0"/>
-                <w:color w:val="000000"/>
-                <w:sz w:val="24"/>
-              </w:rPr>
-              <w:t>Server-WG2</w:t>
-            </w:r>
-          </w:p>
-        </w:tc>
-        <w:tc>
-          <w:tcPr>
             <w:tcW w:type="dxa" w:w="1701"/>
           </w:tcPr>
           <w:p>
             <w:pPr>
+              <w:keepNext/>
               <w:spacing w:line="240" w:lineRule="auto"/>
               <w:ind w:firstLine="0"/>
               <w:jc w:val="center"/>
@@ -21973,6 +22852,7 @@
           </w:tcPr>
           <w:p>
             <w:pPr>
+              <w:keepNext/>
               <w:spacing w:line="240" w:lineRule="auto"/>
               <w:ind w:firstLine="0"/>
               <w:jc w:val="center"/>
@@ -21996,6 +22876,31 @@
           </w:tcPr>
           <w:p>
             <w:pPr>
+              <w:keepNext/>
+              <w:spacing w:line="240" w:lineRule="auto"/>
+              <w:ind w:firstLine="0"/>
+              <w:jc w:val="center"/>
+            </w:pPr>
+            <w:r/>
+            <w:r>
+              <w:rPr>
+                <w:rFonts w:ascii="Times New Roman" w:hAnsi="Times New Roman" w:eastAsia="Times New Roman" w:cs="Times New Roman"/>
+                <w:b w:val="0"/>
+                <w:i w:val="0"/>
+                <w:color w:val="000000"/>
+                <w:sz w:val="24"/>
+              </w:rPr>
+              <w:t>WG-3-server</w:t>
+            </w:r>
+          </w:p>
+        </w:tc>
+        <w:tc>
+          <w:tcPr>
+            <w:tcW w:type="dxa" w:w="2551"/>
+          </w:tcPr>
+          <w:p>
+            <w:pPr>
+              <w:keepNext/>
               <w:spacing w:line="240" w:lineRule="auto"/>
               <w:ind w:firstLine="0"/>
               <w:jc w:val="center"/>
@@ -22015,33 +22920,11 @@
         </w:tc>
         <w:tc>
           <w:tcPr>
-            <w:tcW w:type="dxa" w:w="2551"/>
-          </w:tcPr>
-          <w:p>
-            <w:pPr>
-              <w:spacing w:line="240" w:lineRule="auto"/>
-              <w:ind w:firstLine="0"/>
-              <w:jc w:val="center"/>
-            </w:pPr>
-            <w:r/>
-            <w:r>
-              <w:rPr>
-                <w:rFonts w:ascii="Times New Roman" w:hAnsi="Times New Roman" w:eastAsia="Times New Roman" w:cs="Times New Roman"/>
-                <w:b w:val="0"/>
-                <w:i w:val="0"/>
-                <w:color w:val="000000"/>
-                <w:sz w:val="24"/>
-              </w:rPr>
-              <w:t>Server-WG3</w:t>
-            </w:r>
-          </w:p>
-        </w:tc>
-        <w:tc>
-          <w:tcPr>
             <w:tcW w:type="dxa" w:w="1701"/>
           </w:tcPr>
           <w:p>
             <w:pPr>
+              <w:keepNext/>
               <w:spacing w:line="240" w:lineRule="auto"/>
               <w:ind w:firstLine="0"/>
               <w:jc w:val="center"/>
@@ -22106,30 +22989,30 @@
                 <w:color w:val="000000"/>
                 <w:sz w:val="24"/>
               </w:rPr>
+              <w:t>WG-4-server</w:t>
+            </w:r>
+          </w:p>
+        </w:tc>
+        <w:tc>
+          <w:tcPr>
+            <w:tcW w:type="dxa" w:w="2551"/>
+          </w:tcPr>
+          <w:p>
+            <w:pPr>
+              <w:spacing w:line="240" w:lineRule="auto"/>
+              <w:ind w:firstLine="0"/>
+              <w:jc w:val="center"/>
+            </w:pPr>
+            <w:r/>
+            <w:r>
+              <w:rPr>
+                <w:rFonts w:ascii="Times New Roman" w:hAnsi="Times New Roman" w:eastAsia="Times New Roman" w:cs="Times New Roman"/>
+                <w:b w:val="0"/>
+                <w:i w:val="0"/>
+                <w:color w:val="000000"/>
+                <w:sz w:val="24"/>
+              </w:rPr>
               <w:t>S24-06-22</w:t>
-            </w:r>
-          </w:p>
-        </w:tc>
-        <w:tc>
-          <w:tcPr>
-            <w:tcW w:type="dxa" w:w="2551"/>
-          </w:tcPr>
-          <w:p>
-            <w:pPr>
-              <w:spacing w:line="240" w:lineRule="auto"/>
-              <w:ind w:firstLine="0"/>
-              <w:jc w:val="center"/>
-            </w:pPr>
-            <w:r/>
-            <w:r>
-              <w:rPr>
-                <w:rFonts w:ascii="Times New Roman" w:hAnsi="Times New Roman" w:eastAsia="Times New Roman" w:cs="Times New Roman"/>
-                <w:b w:val="0"/>
-                <w:i w:val="0"/>
-                <w:color w:val="000000"/>
-                <w:sz w:val="24"/>
-              </w:rPr>
-              <w:t>Server-WG4</w:t>
             </w:r>
           </w:p>
         </w:tc>
@@ -22177,7 +23060,9 @@
         <w:pStyle w:val="Heading1"/>
       </w:pPr>
       <w:r>
-        <w:t>3 Разработка локальной вычислительной сети на интеллектуальных коммутаторах</w:t>
+        <w:t>Задание 3</w:t>
+        <w:br/>
+        <w:t>Разработка локальной вычислительной сети на интеллектуальных коммутаторах</w:t>
       </w:r>
     </w:p>
     <w:p>
@@ -22229,7 +23114,633 @@
         <w:pStyle w:val="Heading2"/>
       </w:pPr>
       <w:r>
-        <w:t>3.1 Виртуальные сети и необходимое число портов</w:t>
+        <w:t>Исходные данные для проектирования</w:t>
+      </w:r>
+    </w:p>
+    <w:p>
+      <w:pPr>
+        <w:keepNext/>
+        <w:spacing w:before="120" w:line="240" w:lineRule="auto"/>
+        <w:ind w:firstLine="0"/>
+        <w:jc w:val="right"/>
+      </w:pPr>
+      <w:r>
+        <w:rPr>
+          <w:rFonts w:ascii="Times New Roman" w:hAnsi="Times New Roman" w:eastAsia="Times New Roman" w:cs="Times New Roman"/>
+          <w:b w:val="0"/>
+          <w:i w:val="0"/>
+          <w:color w:val="000000"/>
+          <w:sz w:val="28"/>
+        </w:rPr>
+        <w:t>Таблица 10</w:t>
+      </w:r>
+    </w:p>
+    <w:p>
+      <w:pPr>
+        <w:keepNext/>
+        <w:spacing w:line="240" w:lineRule="auto" w:after="60"/>
+        <w:ind w:firstLine="0"/>
+        <w:jc w:val="center"/>
+      </w:pPr>
+      <w:r>
+        <w:rPr>
+          <w:rFonts w:ascii="Times New Roman" w:hAnsi="Times New Roman" w:eastAsia="Times New Roman" w:cs="Times New Roman"/>
+          <w:b w:val="0"/>
+          <w:i w:val="0"/>
+          <w:color w:val="000000"/>
+          <w:sz w:val="28"/>
+        </w:rPr>
+        <w:t>Исходные данные</w:t>
+      </w:r>
+    </w:p>
+    <w:tbl>
+      <w:tblPr>
+        <w:tblStyle w:val="TableGrid"/>
+        <w:tblW w:type="auto" w:w="0"/>
+        <w:jc w:val="center"/>
+        <w:tblLayout w:type="fixed"/>
+        <w:tblLook w:firstColumn="1" w:firstRow="1" w:lastColumn="0" w:lastRow="0" w:noHBand="0" w:noVBand="1" w:val="04A0"/>
+        <w:tblLayout w:type="fixed"/>
+      </w:tblPr>
+      <w:tblGrid>
+        <w:gridCol w:w="2835"/>
+        <w:gridCol w:w="3969"/>
+      </w:tblGrid>
+      <w:tr>
+        <w:trPr>
+          <w:tblHeader w:val="true"/>
+        </w:trPr>
+        <w:tc>
+          <w:tcPr>
+            <w:tcW w:type="dxa" w:w="2835"/>
+          </w:tcPr>
+          <w:p>
+            <w:pPr>
+              <w:keepNext/>
+              <w:spacing w:line="240" w:lineRule="auto"/>
+              <w:ind w:firstLine="0"/>
+              <w:jc w:val="center"/>
+            </w:pPr>
+            <w:r/>
+            <w:r>
+              <w:rPr>
+                <w:rFonts w:ascii="Times New Roman" w:hAnsi="Times New Roman" w:eastAsia="Times New Roman" w:cs="Times New Roman"/>
+                <w:b/>
+                <w:i w:val="0"/>
+                <w:color w:val="000000"/>
+                <w:sz w:val="24"/>
+              </w:rPr>
+              <w:t>Вариант</w:t>
+            </w:r>
+          </w:p>
+        </w:tc>
+        <w:tc>
+          <w:tcPr>
+            <w:tcW w:type="dxa" w:w="3969"/>
+          </w:tcPr>
+          <w:p>
+            <w:pPr>
+              <w:keepNext/>
+              <w:spacing w:line="240" w:lineRule="auto"/>
+              <w:ind w:firstLine="0"/>
+              <w:jc w:val="center"/>
+            </w:pPr>
+            <w:r/>
+            <w:r>
+              <w:rPr>
+                <w:rFonts w:ascii="Times New Roman" w:hAnsi="Times New Roman" w:eastAsia="Times New Roman" w:cs="Times New Roman"/>
+                <w:b/>
+                <w:i w:val="0"/>
+                <w:color w:val="000000"/>
+                <w:sz w:val="24"/>
+              </w:rPr>
+              <w:t>Максимальная стоимость, у.е.</w:t>
+            </w:r>
+          </w:p>
+        </w:tc>
+      </w:tr>
+      <w:tr>
+        <w:trPr>
+          <w:cantSplit w:val="true"/>
+        </w:trPr>
+        <w:tc>
+          <w:tcPr>
+            <w:tcW w:type="dxa" w:w="2835"/>
+          </w:tcPr>
+          <w:p>
+            <w:pPr>
+              <w:spacing w:line="240" w:lineRule="auto"/>
+              <w:ind w:firstLine="0"/>
+              <w:jc w:val="center"/>
+            </w:pPr>
+            <w:r/>
+            <w:r>
+              <w:rPr>
+                <w:rFonts w:ascii="Times New Roman" w:hAnsi="Times New Roman" w:eastAsia="Times New Roman" w:cs="Times New Roman"/>
+                <w:b w:val="0"/>
+                <w:i w:val="0"/>
+                <w:color w:val="000000"/>
+                <w:sz w:val="24"/>
+              </w:rPr>
+              <w:t>12-17</w:t>
+            </w:r>
+          </w:p>
+        </w:tc>
+        <w:tc>
+          <w:tcPr>
+            <w:tcW w:type="dxa" w:w="3969"/>
+          </w:tcPr>
+          <w:p>
+            <w:pPr>
+              <w:spacing w:line="240" w:lineRule="auto"/>
+              <w:ind w:firstLine="0"/>
+              <w:jc w:val="center"/>
+            </w:pPr>
+            <w:r/>
+            <w:r>
+              <w:rPr>
+                <w:rFonts w:ascii="Times New Roman" w:hAnsi="Times New Roman" w:eastAsia="Times New Roman" w:cs="Times New Roman"/>
+                <w:b w:val="0"/>
+                <w:i w:val="0"/>
+                <w:color w:val="000000"/>
+                <w:sz w:val="24"/>
+              </w:rPr>
+              <w:t>210</w:t>
+            </w:r>
+          </w:p>
+        </w:tc>
+      </w:tr>
+    </w:tbl>
+    <w:p>
+      <w:pPr>
+        <w:spacing w:line="240" w:lineRule="auto"/>
+        <w:ind w:firstLine="0"/>
+      </w:pPr>
+    </w:p>
+    <w:p>
+      <w:pPr>
+        <w:keepNext/>
+        <w:spacing w:before="120" w:line="240" w:lineRule="auto"/>
+        <w:ind w:firstLine="0"/>
+        <w:jc w:val="right"/>
+      </w:pPr>
+      <w:r>
+        <w:rPr>
+          <w:rFonts w:ascii="Times New Roman" w:hAnsi="Times New Roman" w:eastAsia="Times New Roman" w:cs="Times New Roman"/>
+          <w:b w:val="0"/>
+          <w:i w:val="0"/>
+          <w:color w:val="000000"/>
+          <w:sz w:val="28"/>
+        </w:rPr>
+        <w:t>Таблица 11</w:t>
+      </w:r>
+    </w:p>
+    <w:p>
+      <w:pPr>
+        <w:keepNext/>
+        <w:spacing w:line="240" w:lineRule="auto" w:after="60"/>
+        <w:ind w:firstLine="0"/>
+        <w:jc w:val="center"/>
+      </w:pPr>
+      <w:r>
+        <w:rPr>
+          <w:rFonts w:ascii="Times New Roman" w:hAnsi="Times New Roman" w:eastAsia="Times New Roman" w:cs="Times New Roman"/>
+          <w:b w:val="0"/>
+          <w:i w:val="0"/>
+          <w:color w:val="000000"/>
+          <w:sz w:val="28"/>
+        </w:rPr>
+        <w:t>Параметры учебного сетевого оборудования (SMART SWITCH)</w:t>
+      </w:r>
+    </w:p>
+    <w:tbl>
+      <w:tblPr>
+        <w:tblStyle w:val="TableGrid"/>
+        <w:tblW w:type="auto" w:w="0"/>
+        <w:jc w:val="center"/>
+        <w:tblLayout w:type="fixed"/>
+        <w:tblLook w:firstColumn="1" w:firstRow="1" w:lastColumn="0" w:lastRow="0" w:noHBand="0" w:noVBand="1" w:val="04A0"/>
+        <w:tblLayout w:type="fixed"/>
+      </w:tblPr>
+      <w:tblGrid>
+        <w:gridCol w:w="794"/>
+        <w:gridCol w:w="2041"/>
+        <w:gridCol w:w="5102"/>
+        <w:gridCol w:w="1417"/>
+      </w:tblGrid>
+      <w:tr>
+        <w:trPr>
+          <w:tblHeader w:val="true"/>
+        </w:trPr>
+        <w:tc>
+          <w:tcPr>
+            <w:tcW w:type="dxa" w:w="794"/>
+          </w:tcPr>
+          <w:p>
+            <w:pPr>
+              <w:keepNext/>
+              <w:spacing w:line="240" w:lineRule="auto"/>
+              <w:ind w:firstLine="0"/>
+              <w:jc w:val="center"/>
+            </w:pPr>
+            <w:r/>
+            <w:r>
+              <w:rPr>
+                <w:rFonts w:ascii="Times New Roman" w:hAnsi="Times New Roman" w:eastAsia="Times New Roman" w:cs="Times New Roman"/>
+                <w:b/>
+                <w:i w:val="0"/>
+                <w:color w:val="000000"/>
+                <w:sz w:val="24"/>
+              </w:rPr>
+              <w:t>№ п/п</w:t>
+            </w:r>
+          </w:p>
+        </w:tc>
+        <w:tc>
+          <w:tcPr>
+            <w:tcW w:type="dxa" w:w="2041"/>
+          </w:tcPr>
+          <w:p>
+            <w:pPr>
+              <w:keepNext/>
+              <w:spacing w:line="240" w:lineRule="auto"/>
+              <w:ind w:firstLine="0"/>
+              <w:jc w:val="center"/>
+            </w:pPr>
+            <w:r/>
+            <w:r>
+              <w:rPr>
+                <w:rFonts w:ascii="Times New Roman" w:hAnsi="Times New Roman" w:eastAsia="Times New Roman" w:cs="Times New Roman"/>
+                <w:b/>
+                <w:i w:val="0"/>
+                <w:color w:val="000000"/>
+                <w:sz w:val="24"/>
+              </w:rPr>
+              <w:t>Обозначение</w:t>
+            </w:r>
+          </w:p>
+        </w:tc>
+        <w:tc>
+          <w:tcPr>
+            <w:tcW w:type="dxa" w:w="5102"/>
+          </w:tcPr>
+          <w:p>
+            <w:pPr>
+              <w:keepNext/>
+              <w:spacing w:line="240" w:lineRule="auto"/>
+              <w:ind w:firstLine="0"/>
+              <w:jc w:val="center"/>
+            </w:pPr>
+            <w:r/>
+            <w:r>
+              <w:rPr>
+                <w:rFonts w:ascii="Times New Roman" w:hAnsi="Times New Roman" w:eastAsia="Times New Roman" w:cs="Times New Roman"/>
+                <w:b/>
+                <w:i w:val="0"/>
+                <w:color w:val="000000"/>
+                <w:sz w:val="24"/>
+              </w:rPr>
+              <w:t>Описание</w:t>
+            </w:r>
+          </w:p>
+        </w:tc>
+        <w:tc>
+          <w:tcPr>
+            <w:tcW w:type="dxa" w:w="1417"/>
+          </w:tcPr>
+          <w:p>
+            <w:pPr>
+              <w:keepNext/>
+              <w:spacing w:line="240" w:lineRule="auto"/>
+              <w:ind w:firstLine="0"/>
+              <w:jc w:val="center"/>
+            </w:pPr>
+            <w:r/>
+            <w:r>
+              <w:rPr>
+                <w:rFonts w:ascii="Times New Roman" w:hAnsi="Times New Roman" w:eastAsia="Times New Roman" w:cs="Times New Roman"/>
+                <w:b/>
+                <w:i w:val="0"/>
+                <w:color w:val="000000"/>
+                <w:sz w:val="24"/>
+              </w:rPr>
+              <w:t>Стоимость, у.е.</w:t>
+            </w:r>
+          </w:p>
+        </w:tc>
+      </w:tr>
+      <w:tr>
+        <w:trPr>
+          <w:cantSplit w:val="true"/>
+        </w:trPr>
+        <w:tc>
+          <w:tcPr>
+            <w:tcW w:type="dxa" w:w="794"/>
+          </w:tcPr>
+          <w:p>
+            <w:pPr>
+              <w:keepNext/>
+              <w:spacing w:line="240" w:lineRule="auto"/>
+              <w:ind w:firstLine="0"/>
+              <w:jc w:val="center"/>
+            </w:pPr>
+            <w:r/>
+            <w:r>
+              <w:rPr>
+                <w:rFonts w:ascii="Times New Roman" w:hAnsi="Times New Roman" w:eastAsia="Times New Roman" w:cs="Times New Roman"/>
+                <w:b w:val="0"/>
+                <w:i w:val="0"/>
+                <w:color w:val="000000"/>
+                <w:sz w:val="24"/>
+              </w:rPr>
+              <w:t>1</w:t>
+            </w:r>
+          </w:p>
+        </w:tc>
+        <w:tc>
+          <w:tcPr>
+            <w:tcW w:type="dxa" w:w="2041"/>
+          </w:tcPr>
+          <w:p>
+            <w:pPr>
+              <w:keepNext/>
+              <w:spacing w:line="240" w:lineRule="auto"/>
+              <w:ind w:firstLine="0"/>
+              <w:jc w:val="center"/>
+            </w:pPr>
+            <w:r/>
+            <w:r>
+              <w:rPr>
+                <w:rFonts w:ascii="Times New Roman" w:hAnsi="Times New Roman" w:eastAsia="Times New Roman" w:cs="Times New Roman"/>
+                <w:b w:val="0"/>
+                <w:i w:val="0"/>
+                <w:color w:val="000000"/>
+                <w:sz w:val="24"/>
+              </w:rPr>
+              <w:t>SS12TF-2TG-L2</w:t>
+            </w:r>
+          </w:p>
+        </w:tc>
+        <w:tc>
+          <w:tcPr>
+            <w:tcW w:type="dxa" w:w="5102"/>
+          </w:tcPr>
+          <w:p>
+            <w:pPr>
+              <w:keepNext/>
+              <w:spacing w:line="240" w:lineRule="auto"/>
+              <w:ind w:firstLine="0"/>
+              <w:jc w:val="left"/>
+            </w:pPr>
+            <w:r/>
+            <w:r>
+              <w:rPr>
+                <w:rFonts w:ascii="Times New Roman" w:hAnsi="Times New Roman" w:eastAsia="Times New Roman" w:cs="Times New Roman"/>
+                <w:b w:val="0"/>
+                <w:i w:val="0"/>
+                <w:color w:val="000000"/>
+                <w:sz w:val="24"/>
+              </w:rPr>
+              <w:t>Интеллектуальный коммутатор 2-го уровня: 12 портов 10/100BASE-TX, 2 порта 10/100/1000BASE-T, IEEE 802.1q (VLAN на основе портов)</w:t>
+            </w:r>
+          </w:p>
+        </w:tc>
+        <w:tc>
+          <w:tcPr>
+            <w:tcW w:type="dxa" w:w="1417"/>
+          </w:tcPr>
+          <w:p>
+            <w:pPr>
+              <w:keepNext/>
+              <w:spacing w:line="240" w:lineRule="auto"/>
+              <w:ind w:firstLine="0"/>
+              <w:jc w:val="center"/>
+            </w:pPr>
+            <w:r/>
+            <w:r>
+              <w:rPr>
+                <w:rFonts w:ascii="Times New Roman" w:hAnsi="Times New Roman" w:eastAsia="Times New Roman" w:cs="Times New Roman"/>
+                <w:b w:val="0"/>
+                <w:i w:val="0"/>
+                <w:color w:val="000000"/>
+                <w:sz w:val="24"/>
+              </w:rPr>
+              <w:t>35</w:t>
+            </w:r>
+          </w:p>
+        </w:tc>
+      </w:tr>
+      <w:tr>
+        <w:trPr>
+          <w:cantSplit w:val="true"/>
+        </w:trPr>
+        <w:tc>
+          <w:tcPr>
+            <w:tcW w:type="dxa" w:w="794"/>
+          </w:tcPr>
+          <w:p>
+            <w:pPr>
+              <w:keepNext/>
+              <w:spacing w:line="240" w:lineRule="auto"/>
+              <w:ind w:firstLine="0"/>
+              <w:jc w:val="center"/>
+            </w:pPr>
+            <w:r/>
+            <w:r>
+              <w:rPr>
+                <w:rFonts w:ascii="Times New Roman" w:hAnsi="Times New Roman" w:eastAsia="Times New Roman" w:cs="Times New Roman"/>
+                <w:b w:val="0"/>
+                <w:i w:val="0"/>
+                <w:color w:val="000000"/>
+                <w:sz w:val="24"/>
+              </w:rPr>
+              <w:t>2</w:t>
+            </w:r>
+          </w:p>
+        </w:tc>
+        <w:tc>
+          <w:tcPr>
+            <w:tcW w:type="dxa" w:w="2041"/>
+          </w:tcPr>
+          <w:p>
+            <w:pPr>
+              <w:keepNext/>
+              <w:spacing w:line="240" w:lineRule="auto"/>
+              <w:ind w:firstLine="0"/>
+              <w:jc w:val="center"/>
+            </w:pPr>
+            <w:r/>
+            <w:r>
+              <w:rPr>
+                <w:rFonts w:ascii="Times New Roman" w:hAnsi="Times New Roman" w:eastAsia="Times New Roman" w:cs="Times New Roman"/>
+                <w:b w:val="0"/>
+                <w:i w:val="0"/>
+                <w:color w:val="000000"/>
+                <w:sz w:val="24"/>
+              </w:rPr>
+              <w:t>SS24TF-2TG-L2</w:t>
+            </w:r>
+          </w:p>
+        </w:tc>
+        <w:tc>
+          <w:tcPr>
+            <w:tcW w:type="dxa" w:w="5102"/>
+          </w:tcPr>
+          <w:p>
+            <w:pPr>
+              <w:keepNext/>
+              <w:spacing w:line="240" w:lineRule="auto"/>
+              <w:ind w:firstLine="0"/>
+              <w:jc w:val="left"/>
+            </w:pPr>
+            <w:r/>
+            <w:r>
+              <w:rPr>
+                <w:rFonts w:ascii="Times New Roman" w:hAnsi="Times New Roman" w:eastAsia="Times New Roman" w:cs="Times New Roman"/>
+                <w:b w:val="0"/>
+                <w:i w:val="0"/>
+                <w:color w:val="000000"/>
+                <w:sz w:val="24"/>
+              </w:rPr>
+              <w:t>Интеллектуальный коммутатор 2-го уровня: 24 порта 10/100BASE-TX, 2 порта 10/100/1000BASE-T, IEEE 802.1q (VLAN на основе портов)</w:t>
+            </w:r>
+          </w:p>
+        </w:tc>
+        <w:tc>
+          <w:tcPr>
+            <w:tcW w:type="dxa" w:w="1417"/>
+          </w:tcPr>
+          <w:p>
+            <w:pPr>
+              <w:keepNext/>
+              <w:spacing w:line="240" w:lineRule="auto"/>
+              <w:ind w:firstLine="0"/>
+              <w:jc w:val="center"/>
+            </w:pPr>
+            <w:r/>
+            <w:r>
+              <w:rPr>
+                <w:rFonts w:ascii="Times New Roman" w:hAnsi="Times New Roman" w:eastAsia="Times New Roman" w:cs="Times New Roman"/>
+                <w:b w:val="0"/>
+                <w:i w:val="0"/>
+                <w:color w:val="000000"/>
+                <w:sz w:val="24"/>
+              </w:rPr>
+              <w:t>55</w:t>
+            </w:r>
+          </w:p>
+        </w:tc>
+      </w:tr>
+      <w:tr>
+        <w:trPr>
+          <w:cantSplit w:val="true"/>
+        </w:trPr>
+        <w:tc>
+          <w:tcPr>
+            <w:tcW w:type="dxa" w:w="794"/>
+          </w:tcPr>
+          <w:p>
+            <w:pPr>
+              <w:spacing w:line="240" w:lineRule="auto"/>
+              <w:ind w:firstLine="0"/>
+              <w:jc w:val="center"/>
+            </w:pPr>
+            <w:r/>
+            <w:r>
+              <w:rPr>
+                <w:rFonts w:ascii="Times New Roman" w:hAnsi="Times New Roman" w:eastAsia="Times New Roman" w:cs="Times New Roman"/>
+                <w:b w:val="0"/>
+                <w:i w:val="0"/>
+                <w:color w:val="000000"/>
+                <w:sz w:val="24"/>
+              </w:rPr>
+              <w:t>3</w:t>
+            </w:r>
+          </w:p>
+        </w:tc>
+        <w:tc>
+          <w:tcPr>
+            <w:tcW w:type="dxa" w:w="2041"/>
+          </w:tcPr>
+          <w:p>
+            <w:pPr>
+              <w:spacing w:line="240" w:lineRule="auto"/>
+              <w:ind w:firstLine="0"/>
+              <w:jc w:val="center"/>
+            </w:pPr>
+            <w:r/>
+            <w:r>
+              <w:rPr>
+                <w:rFonts w:ascii="Times New Roman" w:hAnsi="Times New Roman" w:eastAsia="Times New Roman" w:cs="Times New Roman"/>
+                <w:b w:val="0"/>
+                <w:i w:val="0"/>
+                <w:color w:val="000000"/>
+                <w:sz w:val="24"/>
+              </w:rPr>
+              <w:t>SS12TG-L3</w:t>
+            </w:r>
+          </w:p>
+        </w:tc>
+        <w:tc>
+          <w:tcPr>
+            <w:tcW w:type="dxa" w:w="5102"/>
+          </w:tcPr>
+          <w:p>
+            <w:pPr>
+              <w:spacing w:line="240" w:lineRule="auto"/>
+              <w:ind w:firstLine="0"/>
+              <w:jc w:val="left"/>
+            </w:pPr>
+            <w:r/>
+            <w:r>
+              <w:rPr>
+                <w:rFonts w:ascii="Times New Roman" w:hAnsi="Times New Roman" w:eastAsia="Times New Roman" w:cs="Times New Roman"/>
+                <w:b w:val="0"/>
+                <w:i w:val="0"/>
+                <w:color w:val="000000"/>
+                <w:sz w:val="24"/>
+              </w:rPr>
+              <w:t>Интеллектуальный коммутатор 3-го уровня: 12 портов 10/100/1000BASE-T, IEEE 802.1q, статическая маршрутизация</w:t>
+            </w:r>
+          </w:p>
+        </w:tc>
+        <w:tc>
+          <w:tcPr>
+            <w:tcW w:type="dxa" w:w="1417"/>
+          </w:tcPr>
+          <w:p>
+            <w:pPr>
+              <w:spacing w:line="240" w:lineRule="auto"/>
+              <w:ind w:firstLine="0"/>
+              <w:jc w:val="center"/>
+            </w:pPr>
+            <w:r/>
+            <w:r>
+              <w:rPr>
+                <w:rFonts w:ascii="Times New Roman" w:hAnsi="Times New Roman" w:eastAsia="Times New Roman" w:cs="Times New Roman"/>
+                <w:b w:val="0"/>
+                <w:i w:val="0"/>
+                <w:color w:val="000000"/>
+                <w:sz w:val="24"/>
+              </w:rPr>
+              <w:t>45</w:t>
+            </w:r>
+          </w:p>
+        </w:tc>
+      </w:tr>
+    </w:tbl>
+    <w:p>
+      <w:pPr>
+        <w:spacing w:line="240" w:lineRule="auto"/>
+        <w:ind w:firstLine="0"/>
+      </w:pPr>
+    </w:p>
+    <w:p>
+      <w:pPr>
+        <w:pStyle w:val="Heading2"/>
+      </w:pPr>
+      <w:r>
+        <w:t>Выбор необходимого оборудования</w:t>
       </w:r>
     </w:p>
     <w:p>
@@ -22247,9 +23758,9 @@
     <w:p>
       <w:pPr>
         <w:keepNext/>
-        <w:spacing w:before="120"/>
+        <w:spacing w:before="120" w:line="240" w:lineRule="auto"/>
         <w:ind w:firstLine="0"/>
-        <w:jc w:val="left"/>
+        <w:jc w:val="right"/>
       </w:pPr>
       <w:r>
         <w:rPr>
@@ -22259,7 +23770,25 @@
           <w:color w:val="000000"/>
           <w:sz w:val="28"/>
         </w:rPr>
-        <w:t>Таблица 7 – Необходимое число портов по VLAN</w:t>
+        <w:t>Таблица 12</w:t>
+      </w:r>
+    </w:p>
+    <w:p>
+      <w:pPr>
+        <w:keepNext/>
+        <w:spacing w:line="240" w:lineRule="auto" w:after="60"/>
+        <w:ind w:firstLine="0"/>
+        <w:jc w:val="center"/>
+      </w:pPr>
+      <w:r>
+        <w:rPr>
+          <w:rFonts w:ascii="Times New Roman" w:hAnsi="Times New Roman" w:eastAsia="Times New Roman" w:cs="Times New Roman"/>
+          <w:b w:val="0"/>
+          <w:i w:val="0"/>
+          <w:color w:val="000000"/>
+          <w:sz w:val="28"/>
+        </w:rPr>
+        <w:t>Необходимое число портов по VLAN</w:t>
       </w:r>
     </w:p>
     <w:tbl>
@@ -22985,14 +24514,6 @@
         <w:spacing w:line="240" w:lineRule="auto"/>
         <w:ind w:firstLine="0"/>
       </w:pPr>
-    </w:p>
-    <w:p>
-      <w:pPr>
-        <w:pStyle w:val="Heading2"/>
-      </w:pPr>
-      <w:r>
-        <w:t>3.2 Выбор коммутаторов</w:t>
-      </w:r>
     </w:p>
     <w:p>
       <w:r>
@@ -23015,791 +24536,8 @@
           <w:color w:val="000000"/>
           <w:sz w:val="28"/>
         </w:rPr>
-        <w:t>3 рабочих мест подключены к свободным портам 10/100/1000BASE-T — они совместимы с 100BASE-TX, это позволяет уложиться в заданную стоимость.</w:t>
+        <w:t>3 рабочих места подключены к свободным портам 10/100/1000BASE-T — они совместимы с 100BASE-TX, это позволяет уложиться в заданную стоимость.</w:t>
       </w:r>
-    </w:p>
-    <w:p>
-      <w:pPr>
-        <w:keepNext/>
-        <w:spacing w:before="120"/>
-        <w:ind w:firstLine="0"/>
-        <w:jc w:val="left"/>
-      </w:pPr>
-      <w:r>
-        <w:rPr>
-          <w:rFonts w:ascii="Times New Roman" w:hAnsi="Times New Roman" w:eastAsia="Times New Roman" w:cs="Times New Roman"/>
-          <w:b w:val="0"/>
-          <w:i w:val="0"/>
-          <w:color w:val="000000"/>
-          <w:sz w:val="28"/>
-        </w:rPr>
-        <w:t>Таблица 8 – Размещение оборудования по центрам коммутации</w:t>
-      </w:r>
-    </w:p>
-    <w:tbl>
-      <w:tblPr>
-        <w:tblStyle w:val="TableGrid"/>
-        <w:tblW w:type="auto" w:w="0"/>
-        <w:jc w:val="center"/>
-        <w:tblLayout w:type="fixed"/>
-        <w:tblLook w:firstColumn="1" w:firstRow="1" w:lastColumn="0" w:lastRow="0" w:noHBand="0" w:noVBand="1" w:val="04A0"/>
-        <w:tblLayout w:type="fixed"/>
-      </w:tblPr>
-      <w:tblGrid>
-        <w:gridCol w:w="850"/>
-        <w:gridCol w:w="2154"/>
-        <w:gridCol w:w="2494"/>
-        <w:gridCol w:w="1701"/>
-        <w:gridCol w:w="1587"/>
-      </w:tblGrid>
-      <w:tr>
-        <w:trPr>
-          <w:tblHeader w:val="true"/>
-        </w:trPr>
-        <w:tc>
-          <w:tcPr>
-            <w:tcW w:type="dxa" w:w="850"/>
-          </w:tcPr>
-          <w:p>
-            <w:pPr>
-              <w:keepNext/>
-              <w:spacing w:line="240" w:lineRule="auto"/>
-              <w:ind w:firstLine="0"/>
-              <w:jc w:val="center"/>
-            </w:pPr>
-            <w:r/>
-            <w:r>
-              <w:rPr>
-                <w:rFonts w:ascii="Times New Roman" w:hAnsi="Times New Roman" w:eastAsia="Times New Roman" w:cs="Times New Roman"/>
-                <w:b/>
-                <w:i w:val="0"/>
-                <w:color w:val="000000"/>
-                <w:sz w:val="22"/>
-              </w:rPr>
-              <w:t>№ п/п</w:t>
-            </w:r>
-          </w:p>
-        </w:tc>
-        <w:tc>
-          <w:tcPr>
-            <w:tcW w:type="dxa" w:w="2154"/>
-          </w:tcPr>
-          <w:p>
-            <w:pPr>
-              <w:keepNext/>
-              <w:spacing w:line="240" w:lineRule="auto"/>
-              <w:ind w:firstLine="0"/>
-              <w:jc w:val="center"/>
-            </w:pPr>
-            <w:r/>
-            <w:r>
-              <w:rPr>
-                <w:rFonts w:ascii="Times New Roman" w:hAnsi="Times New Roman" w:eastAsia="Times New Roman" w:cs="Times New Roman"/>
-                <w:b/>
-                <w:i w:val="0"/>
-                <w:color w:val="000000"/>
-                <w:sz w:val="22"/>
-              </w:rPr>
-              <w:t>Идентификатор оборудования</w:t>
-            </w:r>
-          </w:p>
-        </w:tc>
-        <w:tc>
-          <w:tcPr>
-            <w:tcW w:type="dxa" w:w="2494"/>
-          </w:tcPr>
-          <w:p>
-            <w:pPr>
-              <w:keepNext/>
-              <w:spacing w:line="240" w:lineRule="auto"/>
-              <w:ind w:firstLine="0"/>
-              <w:jc w:val="center"/>
-            </w:pPr>
-            <w:r/>
-            <w:r>
-              <w:rPr>
-                <w:rFonts w:ascii="Times New Roman" w:hAnsi="Times New Roman" w:eastAsia="Times New Roman" w:cs="Times New Roman"/>
-                <w:b/>
-                <w:i w:val="0"/>
-                <w:color w:val="000000"/>
-                <w:sz w:val="22"/>
-              </w:rPr>
-              <w:t>Тип оборудования</w:t>
-            </w:r>
-          </w:p>
-        </w:tc>
-        <w:tc>
-          <w:tcPr>
-            <w:tcW w:type="dxa" w:w="1701"/>
-          </w:tcPr>
-          <w:p>
-            <w:pPr>
-              <w:keepNext/>
-              <w:spacing w:line="240" w:lineRule="auto"/>
-              <w:ind w:firstLine="0"/>
-              <w:jc w:val="center"/>
-            </w:pPr>
-            <w:r/>
-            <w:r>
-              <w:rPr>
-                <w:rFonts w:ascii="Times New Roman" w:hAnsi="Times New Roman" w:eastAsia="Times New Roman" w:cs="Times New Roman"/>
-                <w:b/>
-                <w:i w:val="0"/>
-                <w:color w:val="000000"/>
-                <w:sz w:val="22"/>
-              </w:rPr>
-              <w:t>Центр коммутации</w:t>
-            </w:r>
-          </w:p>
-        </w:tc>
-        <w:tc>
-          <w:tcPr>
-            <w:tcW w:type="dxa" w:w="1587"/>
-          </w:tcPr>
-          <w:p>
-            <w:pPr>
-              <w:keepNext/>
-              <w:spacing w:line="240" w:lineRule="auto"/>
-              <w:ind w:firstLine="0"/>
-              <w:jc w:val="center"/>
-            </w:pPr>
-            <w:r/>
-            <w:r>
-              <w:rPr>
-                <w:rFonts w:ascii="Times New Roman" w:hAnsi="Times New Roman" w:eastAsia="Times New Roman" w:cs="Times New Roman"/>
-                <w:b/>
-                <w:i w:val="0"/>
-                <w:color w:val="000000"/>
-                <w:sz w:val="22"/>
-              </w:rPr>
-              <w:t>Стоимость, у.е.</w:t>
-            </w:r>
-          </w:p>
-        </w:tc>
-      </w:tr>
-      <w:tr>
-        <w:trPr>
-          <w:cantSplit w:val="true"/>
-        </w:trPr>
-        <w:tc>
-          <w:tcPr>
-            <w:tcW w:type="dxa" w:w="850"/>
-          </w:tcPr>
-          <w:p>
-            <w:pPr>
-              <w:keepNext/>
-              <w:spacing w:line="240" w:lineRule="auto"/>
-              <w:ind w:firstLine="0"/>
-              <w:jc w:val="center"/>
-            </w:pPr>
-            <w:r/>
-            <w:r>
-              <w:rPr>
-                <w:rFonts w:ascii="Times New Roman" w:hAnsi="Times New Roman" w:eastAsia="Times New Roman" w:cs="Times New Roman"/>
-                <w:b w:val="0"/>
-                <w:i w:val="0"/>
-                <w:color w:val="000000"/>
-                <w:sz w:val="24"/>
-              </w:rPr>
-              <w:t>1</w:t>
-            </w:r>
-          </w:p>
-        </w:tc>
-        <w:tc>
-          <w:tcPr>
-            <w:tcW w:type="dxa" w:w="2154"/>
-          </w:tcPr>
-          <w:p>
-            <w:pPr>
-              <w:keepNext/>
-              <w:spacing w:line="240" w:lineRule="auto"/>
-              <w:ind w:firstLine="0"/>
-              <w:jc w:val="center"/>
-            </w:pPr>
-            <w:r/>
-            <w:r>
-              <w:rPr>
-                <w:rFonts w:ascii="Times New Roman" w:hAnsi="Times New Roman" w:eastAsia="Times New Roman" w:cs="Times New Roman"/>
-                <w:b w:val="0"/>
-                <w:i w:val="0"/>
-                <w:color w:val="000000"/>
-                <w:sz w:val="24"/>
-              </w:rPr>
-              <w:t>L3-01</w:t>
-            </w:r>
-          </w:p>
-        </w:tc>
-        <w:tc>
-          <w:tcPr>
-            <w:tcW w:type="dxa" w:w="2494"/>
-          </w:tcPr>
-          <w:p>
-            <w:pPr>
-              <w:keepNext/>
-              <w:spacing w:line="240" w:lineRule="auto"/>
-              <w:ind w:firstLine="0"/>
-              <w:jc w:val="center"/>
-            </w:pPr>
-            <w:r/>
-            <w:r>
-              <w:rPr>
-                <w:rFonts w:ascii="Times New Roman" w:hAnsi="Times New Roman" w:eastAsia="Times New Roman" w:cs="Times New Roman"/>
-                <w:b w:val="0"/>
-                <w:i w:val="0"/>
-                <w:color w:val="000000"/>
-                <w:sz w:val="24"/>
-              </w:rPr>
-              <w:t>SS12TG-L3</w:t>
-            </w:r>
-          </w:p>
-        </w:tc>
-        <w:tc>
-          <w:tcPr>
-            <w:tcW w:type="dxa" w:w="1701"/>
-          </w:tcPr>
-          <w:p>
-            <w:pPr>
-              <w:keepNext/>
-              <w:spacing w:line="240" w:lineRule="auto"/>
-              <w:ind w:firstLine="0"/>
-              <w:jc w:val="center"/>
-            </w:pPr>
-            <w:r/>
-            <w:r>
-              <w:rPr>
-                <w:rFonts w:ascii="Times New Roman" w:hAnsi="Times New Roman" w:eastAsia="Times New Roman" w:cs="Times New Roman"/>
-                <w:b w:val="0"/>
-                <w:i w:val="0"/>
-                <w:color w:val="000000"/>
-                <w:sz w:val="24"/>
-              </w:rPr>
-              <w:t>A</w:t>
-            </w:r>
-          </w:p>
-        </w:tc>
-        <w:tc>
-          <w:tcPr>
-            <w:tcW w:type="dxa" w:w="1587"/>
-          </w:tcPr>
-          <w:p>
-            <w:pPr>
-              <w:keepNext/>
-              <w:spacing w:line="240" w:lineRule="auto"/>
-              <w:ind w:firstLine="0"/>
-              <w:jc w:val="center"/>
-            </w:pPr>
-            <w:r/>
-            <w:r>
-              <w:rPr>
-                <w:rFonts w:ascii="Times New Roman" w:hAnsi="Times New Roman" w:eastAsia="Times New Roman" w:cs="Times New Roman"/>
-                <w:b w:val="0"/>
-                <w:i w:val="0"/>
-                <w:color w:val="000000"/>
-                <w:sz w:val="24"/>
-              </w:rPr>
-              <w:t>45</w:t>
-            </w:r>
-          </w:p>
-        </w:tc>
-      </w:tr>
-      <w:tr>
-        <w:trPr>
-          <w:cantSplit w:val="true"/>
-        </w:trPr>
-        <w:tc>
-          <w:tcPr>
-            <w:tcW w:type="dxa" w:w="850"/>
-          </w:tcPr>
-          <w:p>
-            <w:pPr>
-              <w:keepNext/>
-              <w:spacing w:line="240" w:lineRule="auto"/>
-              <w:ind w:firstLine="0"/>
-              <w:jc w:val="center"/>
-            </w:pPr>
-            <w:r/>
-            <w:r>
-              <w:rPr>
-                <w:rFonts w:ascii="Times New Roman" w:hAnsi="Times New Roman" w:eastAsia="Times New Roman" w:cs="Times New Roman"/>
-                <w:b w:val="0"/>
-                <w:i w:val="0"/>
-                <w:color w:val="000000"/>
-                <w:sz w:val="24"/>
-              </w:rPr>
-              <w:t>2</w:t>
-            </w:r>
-          </w:p>
-        </w:tc>
-        <w:tc>
-          <w:tcPr>
-            <w:tcW w:type="dxa" w:w="2154"/>
-          </w:tcPr>
-          <w:p>
-            <w:pPr>
-              <w:keepNext/>
-              <w:spacing w:line="240" w:lineRule="auto"/>
-              <w:ind w:firstLine="0"/>
-              <w:jc w:val="center"/>
-            </w:pPr>
-            <w:r/>
-            <w:r>
-              <w:rPr>
-                <w:rFonts w:ascii="Times New Roman" w:hAnsi="Times New Roman" w:eastAsia="Times New Roman" w:cs="Times New Roman"/>
-                <w:b w:val="0"/>
-                <w:i w:val="0"/>
-                <w:color w:val="000000"/>
-                <w:sz w:val="24"/>
-              </w:rPr>
-              <w:t>SS24-02</w:t>
-            </w:r>
-          </w:p>
-        </w:tc>
-        <w:tc>
-          <w:tcPr>
-            <w:tcW w:type="dxa" w:w="2494"/>
-          </w:tcPr>
-          <w:p>
-            <w:pPr>
-              <w:keepNext/>
-              <w:spacing w:line="240" w:lineRule="auto"/>
-              <w:ind w:firstLine="0"/>
-              <w:jc w:val="center"/>
-            </w:pPr>
-            <w:r/>
-            <w:r>
-              <w:rPr>
-                <w:rFonts w:ascii="Times New Roman" w:hAnsi="Times New Roman" w:eastAsia="Times New Roman" w:cs="Times New Roman"/>
-                <w:b w:val="0"/>
-                <w:i w:val="0"/>
-                <w:color w:val="000000"/>
-                <w:sz w:val="24"/>
-              </w:rPr>
-              <w:t>SS24TF-2TG-L2</w:t>
-            </w:r>
-          </w:p>
-        </w:tc>
-        <w:tc>
-          <w:tcPr>
-            <w:tcW w:type="dxa" w:w="1701"/>
-          </w:tcPr>
-          <w:p>
-            <w:pPr>
-              <w:keepNext/>
-              <w:spacing w:line="240" w:lineRule="auto"/>
-              <w:ind w:firstLine="0"/>
-              <w:jc w:val="center"/>
-            </w:pPr>
-            <w:r/>
-            <w:r>
-              <w:rPr>
-                <w:rFonts w:ascii="Times New Roman" w:hAnsi="Times New Roman" w:eastAsia="Times New Roman" w:cs="Times New Roman"/>
-                <w:b w:val="0"/>
-                <w:i w:val="0"/>
-                <w:color w:val="000000"/>
-                <w:sz w:val="24"/>
-              </w:rPr>
-              <w:t>A</w:t>
-            </w:r>
-          </w:p>
-        </w:tc>
-        <w:tc>
-          <w:tcPr>
-            <w:tcW w:type="dxa" w:w="1587"/>
-          </w:tcPr>
-          <w:p>
-            <w:pPr>
-              <w:keepNext/>
-              <w:spacing w:line="240" w:lineRule="auto"/>
-              <w:ind w:firstLine="0"/>
-              <w:jc w:val="center"/>
-            </w:pPr>
-            <w:r/>
-            <w:r>
-              <w:rPr>
-                <w:rFonts w:ascii="Times New Roman" w:hAnsi="Times New Roman" w:eastAsia="Times New Roman" w:cs="Times New Roman"/>
-                <w:b w:val="0"/>
-                <w:i w:val="0"/>
-                <w:color w:val="000000"/>
-                <w:sz w:val="24"/>
-              </w:rPr>
-              <w:t>55</w:t>
-            </w:r>
-          </w:p>
-        </w:tc>
-      </w:tr>
-      <w:tr>
-        <w:trPr>
-          <w:cantSplit w:val="true"/>
-        </w:trPr>
-        <w:tc>
-          <w:tcPr>
-            <w:tcW w:type="dxa" w:w="850"/>
-          </w:tcPr>
-          <w:p>
-            <w:pPr>
-              <w:keepNext/>
-              <w:spacing w:line="240" w:lineRule="auto"/>
-              <w:ind w:firstLine="0"/>
-              <w:jc w:val="center"/>
-            </w:pPr>
-            <w:r/>
-            <w:r>
-              <w:rPr>
-                <w:rFonts w:ascii="Times New Roman" w:hAnsi="Times New Roman" w:eastAsia="Times New Roman" w:cs="Times New Roman"/>
-                <w:b w:val="0"/>
-                <w:i w:val="0"/>
-                <w:color w:val="000000"/>
-                <w:sz w:val="24"/>
-              </w:rPr>
-              <w:t>3</w:t>
-            </w:r>
-          </w:p>
-        </w:tc>
-        <w:tc>
-          <w:tcPr>
-            <w:tcW w:type="dxa" w:w="2154"/>
-          </w:tcPr>
-          <w:p>
-            <w:pPr>
-              <w:keepNext/>
-              <w:spacing w:line="240" w:lineRule="auto"/>
-              <w:ind w:firstLine="0"/>
-              <w:jc w:val="center"/>
-            </w:pPr>
-            <w:r/>
-            <w:r>
-              <w:rPr>
-                <w:rFonts w:ascii="Times New Roman" w:hAnsi="Times New Roman" w:eastAsia="Times New Roman" w:cs="Times New Roman"/>
-                <w:b w:val="0"/>
-                <w:i w:val="0"/>
-                <w:color w:val="000000"/>
-                <w:sz w:val="24"/>
-              </w:rPr>
-              <w:t>SS24-03</w:t>
-            </w:r>
-          </w:p>
-        </w:tc>
-        <w:tc>
-          <w:tcPr>
-            <w:tcW w:type="dxa" w:w="2494"/>
-          </w:tcPr>
-          <w:p>
-            <w:pPr>
-              <w:keepNext/>
-              <w:spacing w:line="240" w:lineRule="auto"/>
-              <w:ind w:firstLine="0"/>
-              <w:jc w:val="center"/>
-            </w:pPr>
-            <w:r/>
-            <w:r>
-              <w:rPr>
-                <w:rFonts w:ascii="Times New Roman" w:hAnsi="Times New Roman" w:eastAsia="Times New Roman" w:cs="Times New Roman"/>
-                <w:b w:val="0"/>
-                <w:i w:val="0"/>
-                <w:color w:val="000000"/>
-                <w:sz w:val="24"/>
-              </w:rPr>
-              <w:t>SS24TF-2TG-L2</w:t>
-            </w:r>
-          </w:p>
-        </w:tc>
-        <w:tc>
-          <w:tcPr>
-            <w:tcW w:type="dxa" w:w="1701"/>
-          </w:tcPr>
-          <w:p>
-            <w:pPr>
-              <w:keepNext/>
-              <w:spacing w:line="240" w:lineRule="auto"/>
-              <w:ind w:firstLine="0"/>
-              <w:jc w:val="center"/>
-            </w:pPr>
-            <w:r/>
-            <w:r>
-              <w:rPr>
-                <w:rFonts w:ascii="Times New Roman" w:hAnsi="Times New Roman" w:eastAsia="Times New Roman" w:cs="Times New Roman"/>
-                <w:b w:val="0"/>
-                <w:i w:val="0"/>
-                <w:color w:val="000000"/>
-                <w:sz w:val="24"/>
-              </w:rPr>
-              <w:t>B</w:t>
-            </w:r>
-          </w:p>
-        </w:tc>
-        <w:tc>
-          <w:tcPr>
-            <w:tcW w:type="dxa" w:w="1587"/>
-          </w:tcPr>
-          <w:p>
-            <w:pPr>
-              <w:keepNext/>
-              <w:spacing w:line="240" w:lineRule="auto"/>
-              <w:ind w:firstLine="0"/>
-              <w:jc w:val="center"/>
-            </w:pPr>
-            <w:r/>
-            <w:r>
-              <w:rPr>
-                <w:rFonts w:ascii="Times New Roman" w:hAnsi="Times New Roman" w:eastAsia="Times New Roman" w:cs="Times New Roman"/>
-                <w:b w:val="0"/>
-                <w:i w:val="0"/>
-                <w:color w:val="000000"/>
-                <w:sz w:val="24"/>
-              </w:rPr>
-              <w:t>55</w:t>
-            </w:r>
-          </w:p>
-        </w:tc>
-      </w:tr>
-      <w:tr>
-        <w:trPr>
-          <w:cantSplit w:val="true"/>
-        </w:trPr>
-        <w:tc>
-          <w:tcPr>
-            <w:tcW w:type="dxa" w:w="850"/>
-          </w:tcPr>
-          <w:p>
-            <w:pPr>
-              <w:keepNext/>
-              <w:spacing w:line="240" w:lineRule="auto"/>
-              <w:ind w:firstLine="0"/>
-              <w:jc w:val="center"/>
-            </w:pPr>
-            <w:r/>
-            <w:r>
-              <w:rPr>
-                <w:rFonts w:ascii="Times New Roman" w:hAnsi="Times New Roman" w:eastAsia="Times New Roman" w:cs="Times New Roman"/>
-                <w:b w:val="0"/>
-                <w:i w:val="0"/>
-                <w:color w:val="000000"/>
-                <w:sz w:val="24"/>
-              </w:rPr>
-              <w:t>4</w:t>
-            </w:r>
-          </w:p>
-        </w:tc>
-        <w:tc>
-          <w:tcPr>
-            <w:tcW w:type="dxa" w:w="2154"/>
-          </w:tcPr>
-          <w:p>
-            <w:pPr>
-              <w:keepNext/>
-              <w:spacing w:line="240" w:lineRule="auto"/>
-              <w:ind w:firstLine="0"/>
-              <w:jc w:val="center"/>
-            </w:pPr>
-            <w:r/>
-            <w:r>
-              <w:rPr>
-                <w:rFonts w:ascii="Times New Roman" w:hAnsi="Times New Roman" w:eastAsia="Times New Roman" w:cs="Times New Roman"/>
-                <w:b w:val="0"/>
-                <w:i w:val="0"/>
-                <w:color w:val="000000"/>
-                <w:sz w:val="24"/>
-              </w:rPr>
-              <w:t>SS24-04</w:t>
-            </w:r>
-          </w:p>
-        </w:tc>
-        <w:tc>
-          <w:tcPr>
-            <w:tcW w:type="dxa" w:w="2494"/>
-          </w:tcPr>
-          <w:p>
-            <w:pPr>
-              <w:keepNext/>
-              <w:spacing w:line="240" w:lineRule="auto"/>
-              <w:ind w:firstLine="0"/>
-              <w:jc w:val="center"/>
-            </w:pPr>
-            <w:r/>
-            <w:r>
-              <w:rPr>
-                <w:rFonts w:ascii="Times New Roman" w:hAnsi="Times New Roman" w:eastAsia="Times New Roman" w:cs="Times New Roman"/>
-                <w:b w:val="0"/>
-                <w:i w:val="0"/>
-                <w:color w:val="000000"/>
-                <w:sz w:val="24"/>
-              </w:rPr>
-              <w:t>SS24TF-2TG-L2</w:t>
-            </w:r>
-          </w:p>
-        </w:tc>
-        <w:tc>
-          <w:tcPr>
-            <w:tcW w:type="dxa" w:w="1701"/>
-          </w:tcPr>
-          <w:p>
-            <w:pPr>
-              <w:keepNext/>
-              <w:spacing w:line="240" w:lineRule="auto"/>
-              <w:ind w:firstLine="0"/>
-              <w:jc w:val="center"/>
-            </w:pPr>
-            <w:r/>
-            <w:r>
-              <w:rPr>
-                <w:rFonts w:ascii="Times New Roman" w:hAnsi="Times New Roman" w:eastAsia="Times New Roman" w:cs="Times New Roman"/>
-                <w:b w:val="0"/>
-                <w:i w:val="0"/>
-                <w:color w:val="000000"/>
-                <w:sz w:val="24"/>
-              </w:rPr>
-              <w:t>B</w:t>
-            </w:r>
-          </w:p>
-        </w:tc>
-        <w:tc>
-          <w:tcPr>
-            <w:tcW w:type="dxa" w:w="1587"/>
-          </w:tcPr>
-          <w:p>
-            <w:pPr>
-              <w:keepNext/>
-              <w:spacing w:line="240" w:lineRule="auto"/>
-              <w:ind w:firstLine="0"/>
-              <w:jc w:val="center"/>
-            </w:pPr>
-            <w:r/>
-            <w:r>
-              <w:rPr>
-                <w:rFonts w:ascii="Times New Roman" w:hAnsi="Times New Roman" w:eastAsia="Times New Roman" w:cs="Times New Roman"/>
-                <w:b w:val="0"/>
-                <w:i w:val="0"/>
-                <w:color w:val="000000"/>
-                <w:sz w:val="24"/>
-              </w:rPr>
-              <w:t>55</w:t>
-            </w:r>
-          </w:p>
-        </w:tc>
-      </w:tr>
-      <w:tr>
-        <w:trPr>
-          <w:cantSplit w:val="true"/>
-        </w:trPr>
-        <w:tc>
-          <w:tcPr>
-            <w:tcW w:type="dxa" w:w="850"/>
-          </w:tcPr>
-          <w:p>
-            <w:pPr>
-              <w:spacing w:line="240" w:lineRule="auto"/>
-              <w:ind w:firstLine="0"/>
-              <w:jc w:val="center"/>
-            </w:pPr>
-            <w:r/>
-            <w:r>
-              <w:rPr>
-                <w:rFonts w:ascii="Times New Roman" w:hAnsi="Times New Roman" w:eastAsia="Times New Roman" w:cs="Times New Roman"/>
-                <w:b w:val="0"/>
-                <w:i w:val="0"/>
-                <w:color w:val="000000"/>
-                <w:sz w:val="24"/>
-              </w:rPr>
-              <w:t>Итого</w:t>
-            </w:r>
-          </w:p>
-        </w:tc>
-        <w:tc>
-          <w:tcPr>
-            <w:tcW w:type="dxa" w:w="2154"/>
-          </w:tcPr>
-          <w:p>
-            <w:pPr>
-              <w:spacing w:line="240" w:lineRule="auto"/>
-              <w:ind w:firstLine="0"/>
-              <w:jc w:val="center"/>
-            </w:pPr>
-            <w:r/>
-            <w:r>
-              <w:rPr>
-                <w:rFonts w:ascii="Times New Roman" w:hAnsi="Times New Roman" w:eastAsia="Times New Roman" w:cs="Times New Roman"/>
-                <w:b w:val="0"/>
-                <w:i w:val="0"/>
-                <w:color w:val="000000"/>
-                <w:sz w:val="24"/>
-              </w:rPr>
-            </w:r>
-          </w:p>
-        </w:tc>
-        <w:tc>
-          <w:tcPr>
-            <w:tcW w:type="dxa" w:w="2494"/>
-          </w:tcPr>
-          <w:p>
-            <w:pPr>
-              <w:spacing w:line="240" w:lineRule="auto"/>
-              <w:ind w:firstLine="0"/>
-              <w:jc w:val="center"/>
-            </w:pPr>
-            <w:r/>
-            <w:r>
-              <w:rPr>
-                <w:rFonts w:ascii="Times New Roman" w:hAnsi="Times New Roman" w:eastAsia="Times New Roman" w:cs="Times New Roman"/>
-                <w:b w:val="0"/>
-                <w:i w:val="0"/>
-                <w:color w:val="000000"/>
-                <w:sz w:val="24"/>
-              </w:rPr>
-            </w:r>
-          </w:p>
-        </w:tc>
-        <w:tc>
-          <w:tcPr>
-            <w:tcW w:type="dxa" w:w="1701"/>
-          </w:tcPr>
-          <w:p>
-            <w:pPr>
-              <w:spacing w:line="240" w:lineRule="auto"/>
-              <w:ind w:firstLine="0"/>
-              <w:jc w:val="center"/>
-            </w:pPr>
-            <w:r/>
-            <w:r>
-              <w:rPr>
-                <w:rFonts w:ascii="Times New Roman" w:hAnsi="Times New Roman" w:eastAsia="Times New Roman" w:cs="Times New Roman"/>
-                <w:b w:val="0"/>
-                <w:i w:val="0"/>
-                <w:color w:val="000000"/>
-                <w:sz w:val="24"/>
-              </w:rPr>
-            </w:r>
-          </w:p>
-        </w:tc>
-        <w:tc>
-          <w:tcPr>
-            <w:tcW w:type="dxa" w:w="1587"/>
-          </w:tcPr>
-          <w:p>
-            <w:pPr>
-              <w:spacing w:line="240" w:lineRule="auto"/>
-              <w:ind w:firstLine="0"/>
-              <w:jc w:val="center"/>
-            </w:pPr>
-            <w:r/>
-            <w:r>
-              <w:rPr>
-                <w:rFonts w:ascii="Times New Roman" w:hAnsi="Times New Roman" w:eastAsia="Times New Roman" w:cs="Times New Roman"/>
-                <w:b w:val="0"/>
-                <w:i w:val="0"/>
-                <w:color w:val="000000"/>
-                <w:sz w:val="24"/>
-              </w:rPr>
-              <w:t>210</w:t>
-            </w:r>
-          </w:p>
-        </w:tc>
-      </w:tr>
-    </w:tbl>
-    <w:p>
-      <w:pPr>
-        <w:spacing w:line="240" w:lineRule="auto"/>
-        <w:ind w:firstLine="0"/>
-      </w:pPr>
     </w:p>
     <w:p>
       <w:r>
@@ -23837,7 +24575,7 @@
           <w:color w:val="000000"/>
           <w:sz w:val="28"/>
         </w:rPr>
-        <w:t>– CommonServer — L3-01, порт 1, ЦК A;</w:t>
+        <w:t>– File-server-main — SS3L12-01, порт 1, ЦК A;</w:t>
       </w:r>
     </w:p>
     <w:p>
@@ -23849,7 +24587,7 @@
           <w:color w:val="000000"/>
           <w:sz w:val="28"/>
         </w:rPr>
-        <w:t>– DB-Server — L3-01, порт 2, ЦК A;</w:t>
+        <w:t>– DB-server-main — SS3L12-01, порт 2, ЦК A;</w:t>
       </w:r>
     </w:p>
     <w:p>
@@ -23861,7 +24599,7 @@
           <w:color w:val="000000"/>
           <w:sz w:val="28"/>
         </w:rPr>
-        <w:t>– Server-WG1 — SS24-03, порт 25, ЦК B;</w:t>
+        <w:t>– WG-1-server — SS2L24-02, порт 25, ЦК B;</w:t>
       </w:r>
     </w:p>
     <w:p>
@@ -23873,7 +24611,7 @@
           <w:color w:val="000000"/>
           <w:sz w:val="28"/>
         </w:rPr>
-        <w:t>– Server-WG2 — SS24-04, порт 25, ЦК B;</w:t>
+        <w:t>– WG-2-server — SS2L24-03, порт 25, ЦК B;</w:t>
       </w:r>
     </w:p>
     <w:p>
@@ -23885,7 +24623,7 @@
           <w:color w:val="000000"/>
           <w:sz w:val="28"/>
         </w:rPr>
-        <w:t>– Server-WG3 — SS24-02, порт 25, ЦК A;</w:t>
+        <w:t>– WG-3-server — SS2L24-01, порт 25, ЦК A;</w:t>
       </w:r>
     </w:p>
     <w:p>
@@ -23897,7 +24635,7 @@
           <w:color w:val="000000"/>
           <w:sz w:val="28"/>
         </w:rPr>
-        <w:t>– Server-WG4 — L3-01, порт 3, ЦК A.</w:t>
+        <w:t>– WG-4-server — SS3L12-01, порт 3, ЦК A.</w:t>
       </w:r>
     </w:p>
     <w:p>
@@ -23905,10 +24643,13 @@
         <w:pStyle w:val="Heading2"/>
       </w:pPr>
       <w:r>
-        <w:t>3.3 Структура сети</w:t>
+        <w:t>Разработка сети</w:t>
       </w:r>
     </w:p>
     <w:p>
+      <w:pPr>
+        <w:keepNext/>
+      </w:pPr>
       <w:r>
         <w:rPr>
           <w:rFonts w:ascii="Times New Roman" w:hAnsi="Times New Roman" w:eastAsia="Times New Roman" w:cs="Times New Roman"/>
@@ -23930,7 +24671,7 @@
       <w:r>
         <w:drawing>
           <wp:inline xmlns:a="http://schemas.openxmlformats.org/drawingml/2006/main" xmlns:pic="http://schemas.openxmlformats.org/drawingml/2006/picture">
-            <wp:extent cx="5940000" cy="6861373"/>
+            <wp:extent cx="5940000" cy="6750182"/>
             <wp:docPr id="4" name="Picture 4"/>
             <wp:cNvGraphicFramePr>
               <a:graphicFrameLocks noChangeAspect="1"/>
@@ -23943,7 +24684,7 @@
                     <pic:cNvPicPr/>
                   </pic:nvPicPr>
                   <pic:blipFill>
-                    <a:blip r:embed="rId14"/>
+                    <a:blip r:embed="rId15"/>
                     <a:stretch>
                       <a:fillRect/>
                     </a:stretch>
@@ -23951,7 +24692,7 @@
                   <pic:spPr>
                     <a:xfrm>
                       <a:off x="0" y="0"/>
-                      <a:ext cx="5940000" cy="6861373"/>
+                      <a:ext cx="5940000" cy="6750182"/>
                     </a:xfrm>
                     <a:prstGeom prst="rect"/>
                   </pic:spPr>
@@ -23975,15 +24716,23 @@
           <w:color w:val="000000"/>
           <w:sz w:val="28"/>
         </w:rPr>
-        <w:t>Рисунок 4 – Структура ЛВС с VLAN на интеллектуальных коммутаторах</w:t>
+        <w:t>Рис. 4. Структура ЛВС с VLAN на интеллектуальных коммутаторах</w:t>
+      </w:r>
+    </w:p>
+    <w:p>
+      <w:pPr>
+        <w:pStyle w:val="Heading2"/>
+      </w:pPr>
+      <w:r>
+        <w:t>Документация</w:t>
       </w:r>
     </w:p>
     <w:p>
       <w:pPr>
         <w:keepNext/>
-        <w:spacing w:before="120"/>
+        <w:spacing w:before="120" w:line="240" w:lineRule="auto"/>
         <w:ind w:firstLine="0"/>
-        <w:jc w:val="left"/>
+        <w:jc w:val="right"/>
       </w:pPr>
       <w:r>
         <w:rPr>
@@ -23993,7 +24742,596 @@
           <w:color w:val="000000"/>
           <w:sz w:val="28"/>
         </w:rPr>
-        <w:t>Таблица 9 – Динамические соединения</w:t>
+        <w:t>Таблица 13</w:t>
+      </w:r>
+    </w:p>
+    <w:p>
+      <w:pPr>
+        <w:keepNext/>
+        <w:spacing w:line="240" w:lineRule="auto" w:after="60"/>
+        <w:ind w:firstLine="0"/>
+        <w:jc w:val="center"/>
+      </w:pPr>
+      <w:r>
+        <w:rPr>
+          <w:rFonts w:ascii="Times New Roman" w:hAnsi="Times New Roman" w:eastAsia="Times New Roman" w:cs="Times New Roman"/>
+          <w:b w:val="0"/>
+          <w:i w:val="0"/>
+          <w:color w:val="000000"/>
+          <w:sz w:val="28"/>
+        </w:rPr>
+        <w:t>Размещение оборудования по центрам коммутации</w:t>
+      </w:r>
+    </w:p>
+    <w:tbl>
+      <w:tblPr>
+        <w:tblStyle w:val="TableGrid"/>
+        <w:tblW w:type="auto" w:w="0"/>
+        <w:jc w:val="center"/>
+        <w:tblLayout w:type="fixed"/>
+        <w:tblLook w:firstColumn="1" w:firstRow="1" w:lastColumn="0" w:lastRow="0" w:noHBand="0" w:noVBand="1" w:val="04A0"/>
+        <w:tblLayout w:type="fixed"/>
+      </w:tblPr>
+      <w:tblGrid>
+        <w:gridCol w:w="850"/>
+        <w:gridCol w:w="2551"/>
+        <w:gridCol w:w="2835"/>
+        <w:gridCol w:w="2268"/>
+      </w:tblGrid>
+      <w:tr>
+        <w:trPr>
+          <w:tblHeader w:val="true"/>
+        </w:trPr>
+        <w:tc>
+          <w:tcPr>
+            <w:tcW w:type="dxa" w:w="850"/>
+          </w:tcPr>
+          <w:p>
+            <w:pPr>
+              <w:keepNext/>
+              <w:spacing w:line="240" w:lineRule="auto"/>
+              <w:ind w:firstLine="0"/>
+              <w:jc w:val="center"/>
+            </w:pPr>
+            <w:r/>
+            <w:r>
+              <w:rPr>
+                <w:rFonts w:ascii="Times New Roman" w:hAnsi="Times New Roman" w:eastAsia="Times New Roman" w:cs="Times New Roman"/>
+                <w:b/>
+                <w:i w:val="0"/>
+                <w:color w:val="000000"/>
+                <w:sz w:val="24"/>
+              </w:rPr>
+              <w:t>№ п/п</w:t>
+            </w:r>
+          </w:p>
+        </w:tc>
+        <w:tc>
+          <w:tcPr>
+            <w:tcW w:type="dxa" w:w="2551"/>
+          </w:tcPr>
+          <w:p>
+            <w:pPr>
+              <w:keepNext/>
+              <w:spacing w:line="240" w:lineRule="auto"/>
+              <w:ind w:firstLine="0"/>
+              <w:jc w:val="center"/>
+            </w:pPr>
+            <w:r/>
+            <w:r>
+              <w:rPr>
+                <w:rFonts w:ascii="Times New Roman" w:hAnsi="Times New Roman" w:eastAsia="Times New Roman" w:cs="Times New Roman"/>
+                <w:b/>
+                <w:i w:val="0"/>
+                <w:color w:val="000000"/>
+                <w:sz w:val="24"/>
+              </w:rPr>
+              <w:t>Идентификатор оборудования</w:t>
+            </w:r>
+          </w:p>
+        </w:tc>
+        <w:tc>
+          <w:tcPr>
+            <w:tcW w:type="dxa" w:w="2835"/>
+          </w:tcPr>
+          <w:p>
+            <w:pPr>
+              <w:keepNext/>
+              <w:spacing w:line="240" w:lineRule="auto"/>
+              <w:ind w:firstLine="0"/>
+              <w:jc w:val="center"/>
+            </w:pPr>
+            <w:r/>
+            <w:r>
+              <w:rPr>
+                <w:rFonts w:ascii="Times New Roman" w:hAnsi="Times New Roman" w:eastAsia="Times New Roman" w:cs="Times New Roman"/>
+                <w:b/>
+                <w:i w:val="0"/>
+                <w:color w:val="000000"/>
+                <w:sz w:val="24"/>
+              </w:rPr>
+              <w:t>Тип оборудования</w:t>
+            </w:r>
+          </w:p>
+        </w:tc>
+        <w:tc>
+          <w:tcPr>
+            <w:tcW w:type="dxa" w:w="2268"/>
+          </w:tcPr>
+          <w:p>
+            <w:pPr>
+              <w:keepNext/>
+              <w:spacing w:line="240" w:lineRule="auto"/>
+              <w:ind w:firstLine="0"/>
+              <w:jc w:val="center"/>
+            </w:pPr>
+            <w:r/>
+            <w:r>
+              <w:rPr>
+                <w:rFonts w:ascii="Times New Roman" w:hAnsi="Times New Roman" w:eastAsia="Times New Roman" w:cs="Times New Roman"/>
+                <w:b/>
+                <w:i w:val="0"/>
+                <w:color w:val="000000"/>
+                <w:sz w:val="24"/>
+              </w:rPr>
+              <w:t>Идентификатор центра коммутации</w:t>
+            </w:r>
+          </w:p>
+        </w:tc>
+      </w:tr>
+      <w:tr>
+        <w:trPr>
+          <w:cantSplit w:val="true"/>
+        </w:trPr>
+        <w:tc>
+          <w:tcPr>
+            <w:tcW w:type="dxa" w:w="850"/>
+          </w:tcPr>
+          <w:p>
+            <w:pPr>
+              <w:keepNext/>
+              <w:spacing w:line="240" w:lineRule="auto"/>
+              <w:ind w:firstLine="0"/>
+              <w:jc w:val="center"/>
+            </w:pPr>
+            <w:r/>
+            <w:r>
+              <w:rPr>
+                <w:rFonts w:ascii="Times New Roman" w:hAnsi="Times New Roman" w:eastAsia="Times New Roman" w:cs="Times New Roman"/>
+                <w:b w:val="0"/>
+                <w:i w:val="0"/>
+                <w:color w:val="000000"/>
+                <w:sz w:val="24"/>
+              </w:rPr>
+              <w:t>1</w:t>
+            </w:r>
+          </w:p>
+        </w:tc>
+        <w:tc>
+          <w:tcPr>
+            <w:tcW w:type="dxa" w:w="2551"/>
+          </w:tcPr>
+          <w:p>
+            <w:pPr>
+              <w:keepNext/>
+              <w:spacing w:line="240" w:lineRule="auto"/>
+              <w:ind w:firstLine="0"/>
+              <w:jc w:val="center"/>
+            </w:pPr>
+            <w:r/>
+            <w:r>
+              <w:rPr>
+                <w:rFonts w:ascii="Times New Roman" w:hAnsi="Times New Roman" w:eastAsia="Times New Roman" w:cs="Times New Roman"/>
+                <w:b w:val="0"/>
+                <w:i w:val="0"/>
+                <w:color w:val="000000"/>
+                <w:sz w:val="24"/>
+              </w:rPr>
+              <w:t>SS3L12-01</w:t>
+            </w:r>
+          </w:p>
+        </w:tc>
+        <w:tc>
+          <w:tcPr>
+            <w:tcW w:type="dxa" w:w="2835"/>
+          </w:tcPr>
+          <w:p>
+            <w:pPr>
+              <w:keepNext/>
+              <w:spacing w:line="240" w:lineRule="auto"/>
+              <w:ind w:firstLine="0"/>
+              <w:jc w:val="center"/>
+            </w:pPr>
+            <w:r/>
+            <w:r>
+              <w:rPr>
+                <w:rFonts w:ascii="Times New Roman" w:hAnsi="Times New Roman" w:eastAsia="Times New Roman" w:cs="Times New Roman"/>
+                <w:b w:val="0"/>
+                <w:i w:val="0"/>
+                <w:color w:val="000000"/>
+                <w:sz w:val="24"/>
+              </w:rPr>
+              <w:t>SS12TG-L3</w:t>
+            </w:r>
+          </w:p>
+        </w:tc>
+        <w:tc>
+          <w:tcPr>
+            <w:tcW w:type="dxa" w:w="2268"/>
+          </w:tcPr>
+          <w:p>
+            <w:pPr>
+              <w:keepNext/>
+              <w:spacing w:line="240" w:lineRule="auto"/>
+              <w:ind w:firstLine="0"/>
+              <w:jc w:val="center"/>
+            </w:pPr>
+            <w:r/>
+            <w:r>
+              <w:rPr>
+                <w:rFonts w:ascii="Times New Roman" w:hAnsi="Times New Roman" w:eastAsia="Times New Roman" w:cs="Times New Roman"/>
+                <w:b w:val="0"/>
+                <w:i w:val="0"/>
+                <w:color w:val="000000"/>
+                <w:sz w:val="24"/>
+              </w:rPr>
+              <w:t>A</w:t>
+            </w:r>
+          </w:p>
+        </w:tc>
+      </w:tr>
+      <w:tr>
+        <w:trPr>
+          <w:cantSplit w:val="true"/>
+        </w:trPr>
+        <w:tc>
+          <w:tcPr>
+            <w:tcW w:type="dxa" w:w="850"/>
+          </w:tcPr>
+          <w:p>
+            <w:pPr>
+              <w:keepNext/>
+              <w:spacing w:line="240" w:lineRule="auto"/>
+              <w:ind w:firstLine="0"/>
+              <w:jc w:val="center"/>
+            </w:pPr>
+            <w:r/>
+            <w:r>
+              <w:rPr>
+                <w:rFonts w:ascii="Times New Roman" w:hAnsi="Times New Roman" w:eastAsia="Times New Roman" w:cs="Times New Roman"/>
+                <w:b w:val="0"/>
+                <w:i w:val="0"/>
+                <w:color w:val="000000"/>
+                <w:sz w:val="24"/>
+              </w:rPr>
+              <w:t>2</w:t>
+            </w:r>
+          </w:p>
+        </w:tc>
+        <w:tc>
+          <w:tcPr>
+            <w:tcW w:type="dxa" w:w="2551"/>
+          </w:tcPr>
+          <w:p>
+            <w:pPr>
+              <w:keepNext/>
+              <w:spacing w:line="240" w:lineRule="auto"/>
+              <w:ind w:firstLine="0"/>
+              <w:jc w:val="center"/>
+            </w:pPr>
+            <w:r/>
+            <w:r>
+              <w:rPr>
+                <w:rFonts w:ascii="Times New Roman" w:hAnsi="Times New Roman" w:eastAsia="Times New Roman" w:cs="Times New Roman"/>
+                <w:b w:val="0"/>
+                <w:i w:val="0"/>
+                <w:color w:val="000000"/>
+                <w:sz w:val="24"/>
+              </w:rPr>
+              <w:t>SS2L24-01</w:t>
+            </w:r>
+          </w:p>
+        </w:tc>
+        <w:tc>
+          <w:tcPr>
+            <w:tcW w:type="dxa" w:w="2835"/>
+          </w:tcPr>
+          <w:p>
+            <w:pPr>
+              <w:keepNext/>
+              <w:spacing w:line="240" w:lineRule="auto"/>
+              <w:ind w:firstLine="0"/>
+              <w:jc w:val="center"/>
+            </w:pPr>
+            <w:r/>
+            <w:r>
+              <w:rPr>
+                <w:rFonts w:ascii="Times New Roman" w:hAnsi="Times New Roman" w:eastAsia="Times New Roman" w:cs="Times New Roman"/>
+                <w:b w:val="0"/>
+                <w:i w:val="0"/>
+                <w:color w:val="000000"/>
+                <w:sz w:val="24"/>
+              </w:rPr>
+              <w:t>SS24TF-2TG-L2</w:t>
+            </w:r>
+          </w:p>
+        </w:tc>
+        <w:tc>
+          <w:tcPr>
+            <w:tcW w:type="dxa" w:w="2268"/>
+          </w:tcPr>
+          <w:p>
+            <w:pPr>
+              <w:keepNext/>
+              <w:spacing w:line="240" w:lineRule="auto"/>
+              <w:ind w:firstLine="0"/>
+              <w:jc w:val="center"/>
+            </w:pPr>
+            <w:r/>
+            <w:r>
+              <w:rPr>
+                <w:rFonts w:ascii="Times New Roman" w:hAnsi="Times New Roman" w:eastAsia="Times New Roman" w:cs="Times New Roman"/>
+                <w:b w:val="0"/>
+                <w:i w:val="0"/>
+                <w:color w:val="000000"/>
+                <w:sz w:val="24"/>
+              </w:rPr>
+              <w:t>A</w:t>
+            </w:r>
+          </w:p>
+        </w:tc>
+      </w:tr>
+      <w:tr>
+        <w:trPr>
+          <w:cantSplit w:val="true"/>
+        </w:trPr>
+        <w:tc>
+          <w:tcPr>
+            <w:tcW w:type="dxa" w:w="850"/>
+          </w:tcPr>
+          <w:p>
+            <w:pPr>
+              <w:keepNext/>
+              <w:spacing w:line="240" w:lineRule="auto"/>
+              <w:ind w:firstLine="0"/>
+              <w:jc w:val="center"/>
+            </w:pPr>
+            <w:r/>
+            <w:r>
+              <w:rPr>
+                <w:rFonts w:ascii="Times New Roman" w:hAnsi="Times New Roman" w:eastAsia="Times New Roman" w:cs="Times New Roman"/>
+                <w:b w:val="0"/>
+                <w:i w:val="0"/>
+                <w:color w:val="000000"/>
+                <w:sz w:val="24"/>
+              </w:rPr>
+              <w:t>3</w:t>
+            </w:r>
+          </w:p>
+        </w:tc>
+        <w:tc>
+          <w:tcPr>
+            <w:tcW w:type="dxa" w:w="2551"/>
+          </w:tcPr>
+          <w:p>
+            <w:pPr>
+              <w:keepNext/>
+              <w:spacing w:line="240" w:lineRule="auto"/>
+              <w:ind w:firstLine="0"/>
+              <w:jc w:val="center"/>
+            </w:pPr>
+            <w:r/>
+            <w:r>
+              <w:rPr>
+                <w:rFonts w:ascii="Times New Roman" w:hAnsi="Times New Roman" w:eastAsia="Times New Roman" w:cs="Times New Roman"/>
+                <w:b w:val="0"/>
+                <w:i w:val="0"/>
+                <w:color w:val="000000"/>
+                <w:sz w:val="24"/>
+              </w:rPr>
+              <w:t>SS2L24-02</w:t>
+            </w:r>
+          </w:p>
+        </w:tc>
+        <w:tc>
+          <w:tcPr>
+            <w:tcW w:type="dxa" w:w="2835"/>
+          </w:tcPr>
+          <w:p>
+            <w:pPr>
+              <w:keepNext/>
+              <w:spacing w:line="240" w:lineRule="auto"/>
+              <w:ind w:firstLine="0"/>
+              <w:jc w:val="center"/>
+            </w:pPr>
+            <w:r/>
+            <w:r>
+              <w:rPr>
+                <w:rFonts w:ascii="Times New Roman" w:hAnsi="Times New Roman" w:eastAsia="Times New Roman" w:cs="Times New Roman"/>
+                <w:b w:val="0"/>
+                <w:i w:val="0"/>
+                <w:color w:val="000000"/>
+                <w:sz w:val="24"/>
+              </w:rPr>
+              <w:t>SS24TF-2TG-L2</w:t>
+            </w:r>
+          </w:p>
+        </w:tc>
+        <w:tc>
+          <w:tcPr>
+            <w:tcW w:type="dxa" w:w="2268"/>
+          </w:tcPr>
+          <w:p>
+            <w:pPr>
+              <w:keepNext/>
+              <w:spacing w:line="240" w:lineRule="auto"/>
+              <w:ind w:firstLine="0"/>
+              <w:jc w:val="center"/>
+            </w:pPr>
+            <w:r/>
+            <w:r>
+              <w:rPr>
+                <w:rFonts w:ascii="Times New Roman" w:hAnsi="Times New Roman" w:eastAsia="Times New Roman" w:cs="Times New Roman"/>
+                <w:b w:val="0"/>
+                <w:i w:val="0"/>
+                <w:color w:val="000000"/>
+                <w:sz w:val="24"/>
+              </w:rPr>
+              <w:t>B</w:t>
+            </w:r>
+          </w:p>
+        </w:tc>
+      </w:tr>
+      <w:tr>
+        <w:trPr>
+          <w:cantSplit w:val="true"/>
+        </w:trPr>
+        <w:tc>
+          <w:tcPr>
+            <w:tcW w:type="dxa" w:w="850"/>
+          </w:tcPr>
+          <w:p>
+            <w:pPr>
+              <w:spacing w:line="240" w:lineRule="auto"/>
+              <w:ind w:firstLine="0"/>
+              <w:jc w:val="center"/>
+            </w:pPr>
+            <w:r/>
+            <w:r>
+              <w:rPr>
+                <w:rFonts w:ascii="Times New Roman" w:hAnsi="Times New Roman" w:eastAsia="Times New Roman" w:cs="Times New Roman"/>
+                <w:b w:val="0"/>
+                <w:i w:val="0"/>
+                <w:color w:val="000000"/>
+                <w:sz w:val="24"/>
+              </w:rPr>
+              <w:t>4</w:t>
+            </w:r>
+          </w:p>
+        </w:tc>
+        <w:tc>
+          <w:tcPr>
+            <w:tcW w:type="dxa" w:w="2551"/>
+          </w:tcPr>
+          <w:p>
+            <w:pPr>
+              <w:spacing w:line="240" w:lineRule="auto"/>
+              <w:ind w:firstLine="0"/>
+              <w:jc w:val="center"/>
+            </w:pPr>
+            <w:r/>
+            <w:r>
+              <w:rPr>
+                <w:rFonts w:ascii="Times New Roman" w:hAnsi="Times New Roman" w:eastAsia="Times New Roman" w:cs="Times New Roman"/>
+                <w:b w:val="0"/>
+                <w:i w:val="0"/>
+                <w:color w:val="000000"/>
+                <w:sz w:val="24"/>
+              </w:rPr>
+              <w:t>SS2L24-03</w:t>
+            </w:r>
+          </w:p>
+        </w:tc>
+        <w:tc>
+          <w:tcPr>
+            <w:tcW w:type="dxa" w:w="2835"/>
+          </w:tcPr>
+          <w:p>
+            <w:pPr>
+              <w:spacing w:line="240" w:lineRule="auto"/>
+              <w:ind w:firstLine="0"/>
+              <w:jc w:val="center"/>
+            </w:pPr>
+            <w:r/>
+            <w:r>
+              <w:rPr>
+                <w:rFonts w:ascii="Times New Roman" w:hAnsi="Times New Roman" w:eastAsia="Times New Roman" w:cs="Times New Roman"/>
+                <w:b w:val="0"/>
+                <w:i w:val="0"/>
+                <w:color w:val="000000"/>
+                <w:sz w:val="24"/>
+              </w:rPr>
+              <w:t>SS24TF-2TG-L2</w:t>
+            </w:r>
+          </w:p>
+        </w:tc>
+        <w:tc>
+          <w:tcPr>
+            <w:tcW w:type="dxa" w:w="2268"/>
+          </w:tcPr>
+          <w:p>
+            <w:pPr>
+              <w:spacing w:line="240" w:lineRule="auto"/>
+              <w:ind w:firstLine="0"/>
+              <w:jc w:val="center"/>
+            </w:pPr>
+            <w:r/>
+            <w:r>
+              <w:rPr>
+                <w:rFonts w:ascii="Times New Roman" w:hAnsi="Times New Roman" w:eastAsia="Times New Roman" w:cs="Times New Roman"/>
+                <w:b w:val="0"/>
+                <w:i w:val="0"/>
+                <w:color w:val="000000"/>
+                <w:sz w:val="24"/>
+              </w:rPr>
+              <w:t>B</w:t>
+            </w:r>
+          </w:p>
+        </w:tc>
+      </w:tr>
+    </w:tbl>
+    <w:p>
+      <w:pPr>
+        <w:spacing w:line="240" w:lineRule="auto"/>
+        <w:ind w:firstLine="0"/>
+      </w:pPr>
+    </w:p>
+    <w:p>
+      <w:r>
+        <w:rPr>
+          <w:rFonts w:ascii="Times New Roman" w:hAnsi="Times New Roman" w:eastAsia="Times New Roman" w:cs="Times New Roman"/>
+          <w:b w:val="0"/>
+          <w:i w:val="0"/>
+          <w:color w:val="000000"/>
+          <w:sz w:val="28"/>
+        </w:rPr>
+        <w:t>Все порты 1000BASE-T поддерживают автоматическое определение типа кабеля (Auto MDI/MDI-X), поэтому все соединения выполняются прямым кабелем (||).</w:t>
+      </w:r>
+    </w:p>
+    <w:p>
+      <w:pPr>
+        <w:keepNext/>
+        <w:spacing w:before="120" w:line="240" w:lineRule="auto"/>
+        <w:ind w:firstLine="0"/>
+        <w:jc w:val="right"/>
+      </w:pPr>
+      <w:r>
+        <w:rPr>
+          <w:rFonts w:ascii="Times New Roman" w:hAnsi="Times New Roman" w:eastAsia="Times New Roman" w:cs="Times New Roman"/>
+          <w:b w:val="0"/>
+          <w:i w:val="0"/>
+          <w:color w:val="000000"/>
+          <w:sz w:val="28"/>
+        </w:rPr>
+        <w:t>Таблица 14</w:t>
+      </w:r>
+    </w:p>
+    <w:p>
+      <w:pPr>
+        <w:keepNext/>
+        <w:spacing w:line="240" w:lineRule="auto" w:after="60"/>
+        <w:ind w:firstLine="0"/>
+        <w:jc w:val="center"/>
+      </w:pPr>
+      <w:r>
+        <w:rPr>
+          <w:rFonts w:ascii="Times New Roman" w:hAnsi="Times New Roman" w:eastAsia="Times New Roman" w:cs="Times New Roman"/>
+          <w:b w:val="0"/>
+          <w:i w:val="0"/>
+          <w:color w:val="000000"/>
+          <w:sz w:val="28"/>
+        </w:rPr>
+        <w:t>Динамические соединения</w:t>
       </w:r>
     </w:p>
     <w:tbl>
@@ -24206,7 +25544,7 @@
                 <w:color w:val="000000"/>
                 <w:sz w:val="24"/>
               </w:rPr>
-              <w:t>SS24-02-01</w:t>
+              <w:t>SS2L24-01-01</w:t>
             </w:r>
           </w:p>
         </w:tc>
@@ -24303,7 +25641,7 @@
                 <w:color w:val="000000"/>
                 <w:sz w:val="24"/>
               </w:rPr>
-              <w:t>SS24-02-02</w:t>
+              <w:t>SS2L24-01-02</w:t>
             </w:r>
           </w:p>
         </w:tc>
@@ -24400,7 +25738,7 @@
                 <w:color w:val="000000"/>
                 <w:sz w:val="24"/>
               </w:rPr>
-              <w:t>SS24-02-03</w:t>
+              <w:t>SS2L24-01-03</w:t>
             </w:r>
           </w:p>
         </w:tc>
@@ -24497,7 +25835,7 @@
                 <w:color w:val="000000"/>
                 <w:sz w:val="24"/>
               </w:rPr>
-              <w:t>SS24-02-04</w:t>
+              <w:t>SS2L24-01-04</w:t>
             </w:r>
           </w:p>
         </w:tc>
@@ -24594,7 +25932,7 @@
                 <w:color w:val="000000"/>
                 <w:sz w:val="24"/>
               </w:rPr>
-              <w:t>SS24-02-05</w:t>
+              <w:t>SS2L24-01-05</w:t>
             </w:r>
           </w:p>
         </w:tc>
@@ -24691,7 +26029,7 @@
                 <w:color w:val="000000"/>
                 <w:sz w:val="24"/>
               </w:rPr>
-              <w:t>SS24-02-06</w:t>
+              <w:t>SS2L24-01-06</w:t>
             </w:r>
           </w:p>
         </w:tc>
@@ -24788,7 +26126,7 @@
                 <w:color w:val="000000"/>
                 <w:sz w:val="24"/>
               </w:rPr>
-              <w:t>SS24-02-07</w:t>
+              <w:t>SS2L24-01-07</w:t>
             </w:r>
           </w:p>
         </w:tc>
@@ -24885,7 +26223,7 @@
                 <w:color w:val="000000"/>
                 <w:sz w:val="24"/>
               </w:rPr>
-              <w:t>SS24-03-01</w:t>
+              <w:t>SS2L24-02-01</w:t>
             </w:r>
           </w:p>
         </w:tc>
@@ -24982,7 +26320,7 @@
                 <w:color w:val="000000"/>
                 <w:sz w:val="24"/>
               </w:rPr>
-              <w:t>SS24-03-02</w:t>
+              <w:t>SS2L24-02-02</w:t>
             </w:r>
           </w:p>
         </w:tc>
@@ -25079,7 +26417,7 @@
                 <w:color w:val="000000"/>
                 <w:sz w:val="24"/>
               </w:rPr>
-              <w:t>SS24-03-03</w:t>
+              <w:t>SS2L24-02-03</w:t>
             </w:r>
           </w:p>
         </w:tc>
@@ -25176,7 +26514,7 @@
                 <w:color w:val="000000"/>
                 <w:sz w:val="24"/>
               </w:rPr>
-              <w:t>SS24-03-04</w:t>
+              <w:t>SS2L24-02-04</w:t>
             </w:r>
           </w:p>
         </w:tc>
@@ -25273,7 +26611,7 @@
                 <w:color w:val="000000"/>
                 <w:sz w:val="24"/>
               </w:rPr>
-              <w:t>SS24-03-05</w:t>
+              <w:t>SS2L24-02-05</w:t>
             </w:r>
           </w:p>
         </w:tc>
@@ -25370,7 +26708,7 @@
                 <w:color w:val="000000"/>
                 <w:sz w:val="24"/>
               </w:rPr>
-              <w:t>SS24-03-06</w:t>
+              <w:t>SS2L24-02-06</w:t>
             </w:r>
           </w:p>
         </w:tc>
@@ -25467,7 +26805,7 @@
                 <w:color w:val="000000"/>
                 <w:sz w:val="24"/>
               </w:rPr>
-              <w:t>SS24-03-07</w:t>
+              <w:t>SS2L24-02-07</w:t>
             </w:r>
           </w:p>
         </w:tc>
@@ -25564,7 +26902,7 @@
                 <w:color w:val="000000"/>
                 <w:sz w:val="24"/>
               </w:rPr>
-              <w:t>SS24-03-08</w:t>
+              <w:t>SS2L24-02-08</w:t>
             </w:r>
           </w:p>
         </w:tc>
@@ -25661,7 +26999,7 @@
                 <w:color w:val="000000"/>
                 <w:sz w:val="24"/>
               </w:rPr>
-              <w:t>SS24-03-09</w:t>
+              <w:t>SS2L24-02-09</w:t>
             </w:r>
           </w:p>
         </w:tc>
@@ -25758,7 +27096,7 @@
                 <w:color w:val="000000"/>
                 <w:sz w:val="24"/>
               </w:rPr>
-              <w:t>SS24-03-10</w:t>
+              <w:t>SS2L24-02-10</w:t>
             </w:r>
           </w:p>
         </w:tc>
@@ -25855,7 +27193,7 @@
                 <w:color w:val="000000"/>
                 <w:sz w:val="24"/>
               </w:rPr>
-              <w:t>SS24-03-11</w:t>
+              <w:t>SS2L24-02-11</w:t>
             </w:r>
           </w:p>
         </w:tc>
@@ -25952,7 +27290,7 @@
                 <w:color w:val="000000"/>
                 <w:sz w:val="24"/>
               </w:rPr>
-              <w:t>SS24-03-12</w:t>
+              <w:t>SS2L24-02-12</w:t>
             </w:r>
           </w:p>
         </w:tc>
@@ -26049,7 +27387,7 @@
                 <w:color w:val="000000"/>
                 <w:sz w:val="24"/>
               </w:rPr>
-              <w:t>SS24-03-13</w:t>
+              <w:t>SS2L24-02-13</w:t>
             </w:r>
           </w:p>
         </w:tc>
@@ -26146,7 +27484,7 @@
                 <w:color w:val="000000"/>
                 <w:sz w:val="24"/>
               </w:rPr>
-              <w:t>SS24-03-14</w:t>
+              <w:t>SS2L24-02-14</w:t>
             </w:r>
           </w:p>
         </w:tc>
@@ -26243,7 +27581,7 @@
                 <w:color w:val="000000"/>
                 <w:sz w:val="24"/>
               </w:rPr>
-              <w:t>SS24-03-15</w:t>
+              <w:t>SS2L24-02-15</w:t>
             </w:r>
           </w:p>
         </w:tc>
@@ -26369,7 +27707,7 @@
                 <w:color w:val="000000"/>
                 <w:sz w:val="24"/>
               </w:rPr>
-              <w:t>SS24-03-16</w:t>
+              <w:t>SS2L24-02-16</w:t>
             </w:r>
           </w:p>
         </w:tc>
@@ -26466,7 +27804,7 @@
                 <w:color w:val="000000"/>
                 <w:sz w:val="24"/>
               </w:rPr>
-              <w:t>SS24-03-17</w:t>
+              <w:t>SS2L24-02-17</w:t>
             </w:r>
           </w:p>
         </w:tc>
@@ -26563,7 +27901,7 @@
                 <w:color w:val="000000"/>
                 <w:sz w:val="24"/>
               </w:rPr>
-              <w:t>SS24-03-18</w:t>
+              <w:t>SS2L24-02-18</w:t>
             </w:r>
           </w:p>
         </w:tc>
@@ -26660,7 +27998,7 @@
                 <w:color w:val="000000"/>
                 <w:sz w:val="24"/>
               </w:rPr>
-              <w:t>SS24-03-19</w:t>
+              <w:t>SS2L24-02-19</w:t>
             </w:r>
           </w:p>
         </w:tc>
@@ -26757,7 +28095,7 @@
                 <w:color w:val="000000"/>
                 <w:sz w:val="24"/>
               </w:rPr>
-              <w:t>SS24-03-20</w:t>
+              <w:t>SS2L24-02-20</w:t>
             </w:r>
           </w:p>
         </w:tc>
@@ -26854,7 +28192,7 @@
                 <w:color w:val="000000"/>
                 <w:sz w:val="24"/>
               </w:rPr>
-              <w:t>SS24-03-21</w:t>
+              <w:t>SS2L24-02-21</w:t>
             </w:r>
           </w:p>
         </w:tc>
@@ -26951,7 +28289,7 @@
                 <w:color w:val="000000"/>
                 <w:sz w:val="24"/>
               </w:rPr>
-              <w:t>SS24-03-22</w:t>
+              <w:t>SS2L24-02-22</w:t>
             </w:r>
           </w:p>
         </w:tc>
@@ -27048,7 +28386,7 @@
                 <w:color w:val="000000"/>
                 <w:sz w:val="24"/>
               </w:rPr>
-              <w:t>SS24-03-23</w:t>
+              <w:t>SS2L24-02-23</w:t>
             </w:r>
           </w:p>
         </w:tc>
@@ -27145,7 +28483,7 @@
                 <w:color w:val="000000"/>
                 <w:sz w:val="24"/>
               </w:rPr>
-              <w:t>SS24-03-24</w:t>
+              <w:t>SS2L24-02-24</w:t>
             </w:r>
           </w:p>
         </w:tc>
@@ -27242,7 +28580,7 @@
                 <w:color w:val="000000"/>
                 <w:sz w:val="24"/>
               </w:rPr>
-              <w:t>SS24-04-01</w:t>
+              <w:t>SS2L24-03-01</w:t>
             </w:r>
           </w:p>
         </w:tc>
@@ -27339,7 +28677,7 @@
                 <w:color w:val="000000"/>
                 <w:sz w:val="24"/>
               </w:rPr>
-              <w:t>SS24-04-02</w:t>
+              <w:t>SS2L24-03-02</w:t>
             </w:r>
           </w:p>
         </w:tc>
@@ -27436,7 +28774,7 @@
                 <w:color w:val="000000"/>
                 <w:sz w:val="24"/>
               </w:rPr>
-              <w:t>SS24-04-03</w:t>
+              <w:t>SS2L24-03-03</w:t>
             </w:r>
           </w:p>
         </w:tc>
@@ -27533,7 +28871,7 @@
                 <w:color w:val="000000"/>
                 <w:sz w:val="24"/>
               </w:rPr>
-              <w:t>SS24-04-04</w:t>
+              <w:t>SS2L24-03-04</w:t>
             </w:r>
           </w:p>
         </w:tc>
@@ -27630,7 +28968,7 @@
                 <w:color w:val="000000"/>
                 <w:sz w:val="24"/>
               </w:rPr>
-              <w:t>SS24-04-05</w:t>
+              <w:t>SS2L24-03-05</w:t>
             </w:r>
           </w:p>
         </w:tc>
@@ -27727,7 +29065,7 @@
                 <w:color w:val="000000"/>
                 <w:sz w:val="24"/>
               </w:rPr>
-              <w:t>SS24-04-06</w:t>
+              <w:t>SS2L24-03-06</w:t>
             </w:r>
           </w:p>
         </w:tc>
@@ -27824,7 +29162,7 @@
                 <w:color w:val="000000"/>
                 <w:sz w:val="24"/>
               </w:rPr>
-              <w:t>SS24-04-07</w:t>
+              <w:t>SS2L24-03-07</w:t>
             </w:r>
           </w:p>
         </w:tc>
@@ -27921,7 +29259,7 @@
                 <w:color w:val="000000"/>
                 <w:sz w:val="24"/>
               </w:rPr>
-              <w:t>SS24-04-08</w:t>
+              <w:t>SS2L24-03-08</w:t>
             </w:r>
           </w:p>
         </w:tc>
@@ -28047,7 +29385,7 @@
                 <w:color w:val="000000"/>
                 <w:sz w:val="24"/>
               </w:rPr>
-              <w:t>SS24-02-08</w:t>
+              <w:t>SS2L24-01-08</w:t>
             </w:r>
           </w:p>
         </w:tc>
@@ -28144,7 +29482,7 @@
                 <w:color w:val="000000"/>
                 <w:sz w:val="24"/>
               </w:rPr>
-              <w:t>SS24-02-09</w:t>
+              <w:t>SS2L24-01-09</w:t>
             </w:r>
           </w:p>
         </w:tc>
@@ -28241,7 +29579,7 @@
                 <w:color w:val="000000"/>
                 <w:sz w:val="24"/>
               </w:rPr>
-              <w:t>SS24-02-10</w:t>
+              <w:t>SS2L24-01-10</w:t>
             </w:r>
           </w:p>
         </w:tc>
@@ -28338,7 +29676,7 @@
                 <w:color w:val="000000"/>
                 <w:sz w:val="24"/>
               </w:rPr>
-              <w:t>SS24-02-11</w:t>
+              <w:t>SS2L24-01-11</w:t>
             </w:r>
           </w:p>
         </w:tc>
@@ -28435,7 +29773,7 @@
                 <w:color w:val="000000"/>
                 <w:sz w:val="24"/>
               </w:rPr>
-              <w:t>SS24-02-12</w:t>
+              <w:t>SS2L24-01-12</w:t>
             </w:r>
           </w:p>
         </w:tc>
@@ -28532,7 +29870,7 @@
                 <w:color w:val="000000"/>
                 <w:sz w:val="24"/>
               </w:rPr>
-              <w:t>SS24-02-13</w:t>
+              <w:t>SS2L24-01-13</w:t>
             </w:r>
           </w:p>
         </w:tc>
@@ -28629,7 +29967,7 @@
                 <w:color w:val="000000"/>
                 <w:sz w:val="24"/>
               </w:rPr>
-              <w:t>SS24-02-14</w:t>
+              <w:t>SS2L24-01-14</w:t>
             </w:r>
           </w:p>
         </w:tc>
@@ -28726,7 +30064,7 @@
                 <w:color w:val="000000"/>
                 <w:sz w:val="24"/>
               </w:rPr>
-              <w:t>SS24-02-15</w:t>
+              <w:t>SS2L24-01-15</w:t>
             </w:r>
           </w:p>
         </w:tc>
@@ -28823,7 +30161,7 @@
                 <w:color w:val="000000"/>
                 <w:sz w:val="24"/>
               </w:rPr>
-              <w:t>SS24-02-16</w:t>
+              <w:t>SS2L24-01-16</w:t>
             </w:r>
           </w:p>
         </w:tc>
@@ -28920,7 +30258,7 @@
                 <w:color w:val="000000"/>
                 <w:sz w:val="24"/>
               </w:rPr>
-              <w:t>SS24-02-17</w:t>
+              <w:t>SS2L24-01-17</w:t>
             </w:r>
           </w:p>
         </w:tc>
@@ -29017,7 +30355,7 @@
                 <w:color w:val="000000"/>
                 <w:sz w:val="24"/>
               </w:rPr>
-              <w:t>SS24-02-18</w:t>
+              <w:t>SS2L24-01-18</w:t>
             </w:r>
           </w:p>
         </w:tc>
@@ -29114,7 +30452,7 @@
                 <w:color w:val="000000"/>
                 <w:sz w:val="24"/>
               </w:rPr>
-              <w:t>SS24-02-19</w:t>
+              <w:t>SS2L24-01-19</w:t>
             </w:r>
           </w:p>
         </w:tc>
@@ -29211,7 +30549,7 @@
                 <w:color w:val="000000"/>
                 <w:sz w:val="24"/>
               </w:rPr>
-              <w:t>SS24-02-20</w:t>
+              <w:t>SS2L24-01-20</w:t>
             </w:r>
           </w:p>
         </w:tc>
@@ -29308,7 +30646,7 @@
                 <w:color w:val="000000"/>
                 <w:sz w:val="24"/>
               </w:rPr>
-              <w:t>SS24-02-21</w:t>
+              <w:t>SS2L24-01-21</w:t>
             </w:r>
           </w:p>
         </w:tc>
@@ -29405,7 +30743,7 @@
                 <w:color w:val="000000"/>
                 <w:sz w:val="24"/>
               </w:rPr>
-              <w:t>SS24-02-22</w:t>
+              <w:t>SS2L24-01-22</w:t>
             </w:r>
           </w:p>
         </w:tc>
@@ -29502,7 +30840,7 @@
                 <w:color w:val="000000"/>
                 <w:sz w:val="24"/>
               </w:rPr>
-              <w:t>SS24-02-23</w:t>
+              <w:t>SS2L24-01-23</w:t>
             </w:r>
           </w:p>
         </w:tc>
@@ -29599,7 +30937,7 @@
                 <w:color w:val="000000"/>
                 <w:sz w:val="24"/>
               </w:rPr>
-              <w:t>SS24-02-24</w:t>
+              <w:t>SS2L24-01-24</w:t>
             </w:r>
           </w:p>
         </w:tc>
@@ -29696,7 +31034,7 @@
                 <w:color w:val="000000"/>
                 <w:sz w:val="24"/>
               </w:rPr>
-              <w:t>L3-01-04</w:t>
+              <w:t>SS3L12-01-04</w:t>
             </w:r>
           </w:p>
         </w:tc>
@@ -29793,7 +31131,7 @@
                 <w:color w:val="000000"/>
                 <w:sz w:val="24"/>
               </w:rPr>
-              <w:t>L3-01-05</w:t>
+              <w:t>SS3L12-01-05</w:t>
             </w:r>
           </w:p>
         </w:tc>
@@ -29890,7 +31228,7 @@
                 <w:color w:val="000000"/>
                 <w:sz w:val="24"/>
               </w:rPr>
-              <w:t>L3-01-06</w:t>
+              <w:t>SS3L12-01-06</w:t>
             </w:r>
           </w:p>
         </w:tc>
@@ -30016,7 +31354,7 @@
                 <w:color w:val="000000"/>
                 <w:sz w:val="24"/>
               </w:rPr>
-              <w:t>SS24-04-09</w:t>
+              <w:t>SS2L24-03-09</w:t>
             </w:r>
           </w:p>
         </w:tc>
@@ -30113,7 +31451,7 @@
                 <w:color w:val="000000"/>
                 <w:sz w:val="24"/>
               </w:rPr>
-              <w:t>SS24-04-10</w:t>
+              <w:t>SS2L24-03-10</w:t>
             </w:r>
           </w:p>
         </w:tc>
@@ -30210,7 +31548,7 @@
                 <w:color w:val="000000"/>
                 <w:sz w:val="24"/>
               </w:rPr>
-              <w:t>SS24-04-11</w:t>
+              <w:t>SS2L24-03-11</w:t>
             </w:r>
           </w:p>
         </w:tc>
@@ -30307,7 +31645,7 @@
                 <w:color w:val="000000"/>
                 <w:sz w:val="24"/>
               </w:rPr>
-              <w:t>SS24-04-12</w:t>
+              <w:t>SS2L24-03-12</w:t>
             </w:r>
           </w:p>
         </w:tc>
@@ -30404,7 +31742,7 @@
                 <w:color w:val="000000"/>
                 <w:sz w:val="24"/>
               </w:rPr>
-              <w:t>SS24-04-13</w:t>
+              <w:t>SS2L24-03-13</w:t>
             </w:r>
           </w:p>
         </w:tc>
@@ -30501,7 +31839,7 @@
                 <w:color w:val="000000"/>
                 <w:sz w:val="24"/>
               </w:rPr>
-              <w:t>SS24-04-14</w:t>
+              <w:t>SS2L24-03-14</w:t>
             </w:r>
           </w:p>
         </w:tc>
@@ -30598,7 +31936,7 @@
                 <w:color w:val="000000"/>
                 <w:sz w:val="24"/>
               </w:rPr>
-              <w:t>SS24-04-15</w:t>
+              <w:t>SS2L24-03-15</w:t>
             </w:r>
           </w:p>
         </w:tc>
@@ -30695,7 +32033,7 @@
                 <w:color w:val="000000"/>
                 <w:sz w:val="24"/>
               </w:rPr>
-              <w:t>SS24-04-16</w:t>
+              <w:t>SS2L24-03-16</w:t>
             </w:r>
           </w:p>
         </w:tc>
@@ -30792,7 +32130,7 @@
                 <w:color w:val="000000"/>
                 <w:sz w:val="24"/>
               </w:rPr>
-              <w:t>SS24-04-17</w:t>
+              <w:t>SS2L24-03-17</w:t>
             </w:r>
           </w:p>
         </w:tc>
@@ -30889,7 +32227,7 @@
                 <w:color w:val="000000"/>
                 <w:sz w:val="24"/>
               </w:rPr>
-              <w:t>SS24-04-18</w:t>
+              <w:t>SS2L24-03-18</w:t>
             </w:r>
           </w:p>
         </w:tc>
@@ -30986,7 +32324,7 @@
                 <w:color w:val="000000"/>
                 <w:sz w:val="24"/>
               </w:rPr>
-              <w:t>SS24-04-19</w:t>
+              <w:t>SS2L24-03-19</w:t>
             </w:r>
           </w:p>
         </w:tc>
@@ -31083,7 +32421,7 @@
                 <w:color w:val="000000"/>
                 <w:sz w:val="24"/>
               </w:rPr>
-              <w:t>SS24-04-20</w:t>
+              <w:t>SS2L24-03-20</w:t>
             </w:r>
           </w:p>
         </w:tc>
@@ -31180,7 +32518,7 @@
                 <w:color w:val="000000"/>
                 <w:sz w:val="24"/>
               </w:rPr>
-              <w:t>SS24-04-21</w:t>
+              <w:t>SS2L24-03-21</w:t>
             </w:r>
           </w:p>
         </w:tc>
@@ -31277,7 +32615,7 @@
                 <w:color w:val="000000"/>
                 <w:sz w:val="24"/>
               </w:rPr>
-              <w:t>SS24-04-22</w:t>
+              <w:t>SS2L24-03-22</w:t>
             </w:r>
           </w:p>
         </w:tc>
@@ -31374,7 +32712,7 @@
                 <w:color w:val="000000"/>
                 <w:sz w:val="24"/>
               </w:rPr>
-              <w:t>SS24-04-23</w:t>
+              <w:t>SS2L24-03-23</w:t>
             </w:r>
           </w:p>
         </w:tc>
@@ -31477,7 +32815,7 @@
                 <w:color w:val="000000"/>
                 <w:sz w:val="24"/>
               </w:rPr>
-              <w:t>SS24-02-26</w:t>
+              <w:t>SS2L24-01-26</w:t>
             </w:r>
           </w:p>
         </w:tc>
@@ -31500,7 +32838,7 @@
                 <w:color w:val="000000"/>
                 <w:sz w:val="24"/>
               </w:rPr>
-              <w:t>L3-01-12</w:t>
+              <w:t>SS3L12-01-12</w:t>
             </w:r>
           </w:p>
         </w:tc>
@@ -31523,7 +32861,7 @@
                 <w:color w:val="000000"/>
                 <w:sz w:val="24"/>
               </w:rPr>
-              <w:t>X</w:t>
+              <w:t>||</w:t>
             </w:r>
           </w:p>
         </w:tc>
@@ -31574,7 +32912,7 @@
                 <w:color w:val="000000"/>
                 <w:sz w:val="24"/>
               </w:rPr>
-              <w:t>SS24-03-26</w:t>
+              <w:t>SS2L24-02-26</w:t>
             </w:r>
           </w:p>
         </w:tc>
@@ -31620,7 +32958,7 @@
                 <w:color w:val="000000"/>
                 <w:sz w:val="24"/>
               </w:rPr>
-              <w:t>X</w:t>
+              <w:t>||</w:t>
             </w:r>
           </w:p>
         </w:tc>
@@ -31694,7 +33032,7 @@
                 <w:color w:val="000000"/>
                 <w:sz w:val="24"/>
               </w:rPr>
-              <w:t>L3-01-11</w:t>
+              <w:t>SS3L12-01-11</w:t>
             </w:r>
           </w:p>
         </w:tc>
@@ -31768,7 +33106,7 @@
                 <w:color w:val="000000"/>
                 <w:sz w:val="24"/>
               </w:rPr>
-              <w:t>SS24-04-26</w:t>
+              <w:t>SS2L24-03-26</w:t>
             </w:r>
           </w:p>
         </w:tc>
@@ -31814,7 +33152,7 @@
                 <w:color w:val="000000"/>
                 <w:sz w:val="24"/>
               </w:rPr>
-              <w:t>X</w:t>
+              <w:t>||</w:t>
             </w:r>
           </w:p>
         </w:tc>
@@ -31888,7 +33226,7 @@
                 <w:color w:val="000000"/>
                 <w:sz w:val="24"/>
               </w:rPr>
-              <w:t>L3-01-10</w:t>
+              <w:t>SS3L12-01-10</w:t>
             </w:r>
           </w:p>
         </w:tc>
@@ -31940,7 +33278,7 @@
                 <w:color w:val="000000"/>
                 <w:sz w:val="24"/>
               </w:rPr>
-              <w:t>Подключение серверов</w:t>
+              <w:t>Сервера</w:t>
             </w:r>
           </w:p>
         </w:tc>
@@ -31991,7 +33329,7 @@
                 <w:color w:val="000000"/>
                 <w:sz w:val="24"/>
               </w:rPr>
-              <w:t>L3-01-01</w:t>
+              <w:t>File-server-main</w:t>
             </w:r>
           </w:p>
         </w:tc>
@@ -32014,7 +33352,7 @@
                 <w:color w:val="000000"/>
                 <w:sz w:val="24"/>
               </w:rPr>
-              <w:t>CommonServer</w:t>
+              <w:t>SS3L12-01-01</w:t>
             </w:r>
           </w:p>
         </w:tc>
@@ -32052,6 +33390,7 @@
           </w:tcPr>
           <w:p>
             <w:pPr>
+              <w:keepNext/>
               <w:spacing w:line="240" w:lineRule="auto"/>
               <w:ind w:firstLine="0"/>
               <w:jc w:val="center"/>
@@ -32075,20 +33414,21 @@
           </w:tcPr>
           <w:p>
             <w:pPr>
-              <w:spacing w:line="240" w:lineRule="auto"/>
-              <w:ind w:firstLine="0"/>
-              <w:jc w:val="center"/>
-            </w:pPr>
-            <w:r/>
-            <w:r>
-              <w:rPr>
-                <w:rFonts w:ascii="Times New Roman" w:hAnsi="Times New Roman" w:eastAsia="Times New Roman" w:cs="Times New Roman"/>
-                <w:b w:val="0"/>
-                <w:i w:val="0"/>
-                <w:color w:val="000000"/>
-                <w:sz w:val="24"/>
-              </w:rPr>
-              <w:t>L3-01-02</w:t>
+              <w:keepNext/>
+              <w:spacing w:line="240" w:lineRule="auto"/>
+              <w:ind w:firstLine="0"/>
+              <w:jc w:val="center"/>
+            </w:pPr>
+            <w:r/>
+            <w:r>
+              <w:rPr>
+                <w:rFonts w:ascii="Times New Roman" w:hAnsi="Times New Roman" w:eastAsia="Times New Roman" w:cs="Times New Roman"/>
+                <w:b w:val="0"/>
+                <w:i w:val="0"/>
+                <w:color w:val="000000"/>
+                <w:sz w:val="24"/>
+              </w:rPr>
+              <w:t>DB-server-main</w:t>
             </w:r>
           </w:p>
         </w:tc>
@@ -32098,20 +33438,21 @@
           </w:tcPr>
           <w:p>
             <w:pPr>
-              <w:spacing w:line="240" w:lineRule="auto"/>
-              <w:ind w:firstLine="0"/>
-              <w:jc w:val="center"/>
-            </w:pPr>
-            <w:r/>
-            <w:r>
-              <w:rPr>
-                <w:rFonts w:ascii="Times New Roman" w:hAnsi="Times New Roman" w:eastAsia="Times New Roman" w:cs="Times New Roman"/>
-                <w:b w:val="0"/>
-                <w:i w:val="0"/>
-                <w:color w:val="000000"/>
-                <w:sz w:val="24"/>
-              </w:rPr>
-              <w:t>DB-Server</w:t>
+              <w:keepNext/>
+              <w:spacing w:line="240" w:lineRule="auto"/>
+              <w:ind w:firstLine="0"/>
+              <w:jc w:val="center"/>
+            </w:pPr>
+            <w:r/>
+            <w:r>
+              <w:rPr>
+                <w:rFonts w:ascii="Times New Roman" w:hAnsi="Times New Roman" w:eastAsia="Times New Roman" w:cs="Times New Roman"/>
+                <w:b w:val="0"/>
+                <w:i w:val="0"/>
+                <w:color w:val="000000"/>
+                <w:sz w:val="24"/>
+              </w:rPr>
+              <w:t>SS3L12-01-02</w:t>
             </w:r>
           </w:p>
         </w:tc>
@@ -32121,6 +33462,7 @@
           </w:tcPr>
           <w:p>
             <w:pPr>
+              <w:keepNext/>
               <w:spacing w:line="240" w:lineRule="auto"/>
               <w:ind w:firstLine="0"/>
               <w:jc w:val="center"/>
@@ -32149,6 +33491,7 @@
           </w:tcPr>
           <w:p>
             <w:pPr>
+              <w:keepNext/>
               <w:spacing w:line="240" w:lineRule="auto"/>
               <w:ind w:firstLine="0"/>
               <w:jc w:val="center"/>
@@ -32172,20 +33515,21 @@
           </w:tcPr>
           <w:p>
             <w:pPr>
-              <w:spacing w:line="240" w:lineRule="auto"/>
-              <w:ind w:firstLine="0"/>
-              <w:jc w:val="center"/>
-            </w:pPr>
-            <w:r/>
-            <w:r>
-              <w:rPr>
-                <w:rFonts w:ascii="Times New Roman" w:hAnsi="Times New Roman" w:eastAsia="Times New Roman" w:cs="Times New Roman"/>
-                <w:b w:val="0"/>
-                <w:i w:val="0"/>
-                <w:color w:val="000000"/>
-                <w:sz w:val="24"/>
-              </w:rPr>
-              <w:t>SS24-03-25</w:t>
+              <w:keepNext/>
+              <w:spacing w:line="240" w:lineRule="auto"/>
+              <w:ind w:firstLine="0"/>
+              <w:jc w:val="center"/>
+            </w:pPr>
+            <w:r/>
+            <w:r>
+              <w:rPr>
+                <w:rFonts w:ascii="Times New Roman" w:hAnsi="Times New Roman" w:eastAsia="Times New Roman" w:cs="Times New Roman"/>
+                <w:b w:val="0"/>
+                <w:i w:val="0"/>
+                <w:color w:val="000000"/>
+                <w:sz w:val="24"/>
+              </w:rPr>
+              <w:t>WG-1-server</w:t>
             </w:r>
           </w:p>
         </w:tc>
@@ -32195,20 +33539,21 @@
           </w:tcPr>
           <w:p>
             <w:pPr>
-              <w:spacing w:line="240" w:lineRule="auto"/>
-              <w:ind w:firstLine="0"/>
-              <w:jc w:val="center"/>
-            </w:pPr>
-            <w:r/>
-            <w:r>
-              <w:rPr>
-                <w:rFonts w:ascii="Times New Roman" w:hAnsi="Times New Roman" w:eastAsia="Times New Roman" w:cs="Times New Roman"/>
-                <w:b w:val="0"/>
-                <w:i w:val="0"/>
-                <w:color w:val="000000"/>
-                <w:sz w:val="24"/>
-              </w:rPr>
-              <w:t>Server-WG1</w:t>
+              <w:keepNext/>
+              <w:spacing w:line="240" w:lineRule="auto"/>
+              <w:ind w:firstLine="0"/>
+              <w:jc w:val="center"/>
+            </w:pPr>
+            <w:r/>
+            <w:r>
+              <w:rPr>
+                <w:rFonts w:ascii="Times New Roman" w:hAnsi="Times New Roman" w:eastAsia="Times New Roman" w:cs="Times New Roman"/>
+                <w:b w:val="0"/>
+                <w:i w:val="0"/>
+                <w:color w:val="000000"/>
+                <w:sz w:val="24"/>
+              </w:rPr>
+              <w:t>SS2L24-02-25</w:t>
             </w:r>
           </w:p>
         </w:tc>
@@ -32218,6 +33563,7 @@
           </w:tcPr>
           <w:p>
             <w:pPr>
+              <w:keepNext/>
               <w:spacing w:line="240" w:lineRule="auto"/>
               <w:ind w:firstLine="0"/>
               <w:jc w:val="center"/>
@@ -32246,6 +33592,7 @@
           </w:tcPr>
           <w:p>
             <w:pPr>
+              <w:keepNext/>
               <w:spacing w:line="240" w:lineRule="auto"/>
               <w:ind w:firstLine="0"/>
               <w:jc w:val="center"/>
@@ -32269,20 +33616,21 @@
           </w:tcPr>
           <w:p>
             <w:pPr>
-              <w:spacing w:line="240" w:lineRule="auto"/>
-              <w:ind w:firstLine="0"/>
-              <w:jc w:val="center"/>
-            </w:pPr>
-            <w:r/>
-            <w:r>
-              <w:rPr>
-                <w:rFonts w:ascii="Times New Roman" w:hAnsi="Times New Roman" w:eastAsia="Times New Roman" w:cs="Times New Roman"/>
-                <w:b w:val="0"/>
-                <w:i w:val="0"/>
-                <w:color w:val="000000"/>
-                <w:sz w:val="24"/>
-              </w:rPr>
-              <w:t>SS24-04-25</w:t>
+              <w:keepNext/>
+              <w:spacing w:line="240" w:lineRule="auto"/>
+              <w:ind w:firstLine="0"/>
+              <w:jc w:val="center"/>
+            </w:pPr>
+            <w:r/>
+            <w:r>
+              <w:rPr>
+                <w:rFonts w:ascii="Times New Roman" w:hAnsi="Times New Roman" w:eastAsia="Times New Roman" w:cs="Times New Roman"/>
+                <w:b w:val="0"/>
+                <w:i w:val="0"/>
+                <w:color w:val="000000"/>
+                <w:sz w:val="24"/>
+              </w:rPr>
+              <w:t>WG-2-server</w:t>
             </w:r>
           </w:p>
         </w:tc>
@@ -32292,20 +33640,21 @@
           </w:tcPr>
           <w:p>
             <w:pPr>
-              <w:spacing w:line="240" w:lineRule="auto"/>
-              <w:ind w:firstLine="0"/>
-              <w:jc w:val="center"/>
-            </w:pPr>
-            <w:r/>
-            <w:r>
-              <w:rPr>
-                <w:rFonts w:ascii="Times New Roman" w:hAnsi="Times New Roman" w:eastAsia="Times New Roman" w:cs="Times New Roman"/>
-                <w:b w:val="0"/>
-                <w:i w:val="0"/>
-                <w:color w:val="000000"/>
-                <w:sz w:val="24"/>
-              </w:rPr>
-              <w:t>Server-WG2</w:t>
+              <w:keepNext/>
+              <w:spacing w:line="240" w:lineRule="auto"/>
+              <w:ind w:firstLine="0"/>
+              <w:jc w:val="center"/>
+            </w:pPr>
+            <w:r/>
+            <w:r>
+              <w:rPr>
+                <w:rFonts w:ascii="Times New Roman" w:hAnsi="Times New Roman" w:eastAsia="Times New Roman" w:cs="Times New Roman"/>
+                <w:b w:val="0"/>
+                <w:i w:val="0"/>
+                <w:color w:val="000000"/>
+                <w:sz w:val="24"/>
+              </w:rPr>
+              <w:t>SS2L24-03-25</w:t>
             </w:r>
           </w:p>
         </w:tc>
@@ -32315,6 +33664,7 @@
           </w:tcPr>
           <w:p>
             <w:pPr>
+              <w:keepNext/>
               <w:spacing w:line="240" w:lineRule="auto"/>
               <w:ind w:firstLine="0"/>
               <w:jc w:val="center"/>
@@ -32343,6 +33693,7 @@
           </w:tcPr>
           <w:p>
             <w:pPr>
+              <w:keepNext/>
               <w:spacing w:line="240" w:lineRule="auto"/>
               <w:ind w:firstLine="0"/>
               <w:jc w:val="center"/>
@@ -32366,20 +33717,21 @@
           </w:tcPr>
           <w:p>
             <w:pPr>
-              <w:spacing w:line="240" w:lineRule="auto"/>
-              <w:ind w:firstLine="0"/>
-              <w:jc w:val="center"/>
-            </w:pPr>
-            <w:r/>
-            <w:r>
-              <w:rPr>
-                <w:rFonts w:ascii="Times New Roman" w:hAnsi="Times New Roman" w:eastAsia="Times New Roman" w:cs="Times New Roman"/>
-                <w:b w:val="0"/>
-                <w:i w:val="0"/>
-                <w:color w:val="000000"/>
-                <w:sz w:val="24"/>
-              </w:rPr>
-              <w:t>SS24-02-25</w:t>
+              <w:keepNext/>
+              <w:spacing w:line="240" w:lineRule="auto"/>
+              <w:ind w:firstLine="0"/>
+              <w:jc w:val="center"/>
+            </w:pPr>
+            <w:r/>
+            <w:r>
+              <w:rPr>
+                <w:rFonts w:ascii="Times New Roman" w:hAnsi="Times New Roman" w:eastAsia="Times New Roman" w:cs="Times New Roman"/>
+                <w:b w:val="0"/>
+                <w:i w:val="0"/>
+                <w:color w:val="000000"/>
+                <w:sz w:val="24"/>
+              </w:rPr>
+              <w:t>WG-3-server</w:t>
             </w:r>
           </w:p>
         </w:tc>
@@ -32389,20 +33741,21 @@
           </w:tcPr>
           <w:p>
             <w:pPr>
-              <w:spacing w:line="240" w:lineRule="auto"/>
-              <w:ind w:firstLine="0"/>
-              <w:jc w:val="center"/>
-            </w:pPr>
-            <w:r/>
-            <w:r>
-              <w:rPr>
-                <w:rFonts w:ascii="Times New Roman" w:hAnsi="Times New Roman" w:eastAsia="Times New Roman" w:cs="Times New Roman"/>
-                <w:b w:val="0"/>
-                <w:i w:val="0"/>
-                <w:color w:val="000000"/>
-                <w:sz w:val="24"/>
-              </w:rPr>
-              <w:t>Server-WG3</w:t>
+              <w:keepNext/>
+              <w:spacing w:line="240" w:lineRule="auto"/>
+              <w:ind w:firstLine="0"/>
+              <w:jc w:val="center"/>
+            </w:pPr>
+            <w:r/>
+            <w:r>
+              <w:rPr>
+                <w:rFonts w:ascii="Times New Roman" w:hAnsi="Times New Roman" w:eastAsia="Times New Roman" w:cs="Times New Roman"/>
+                <w:b w:val="0"/>
+                <w:i w:val="0"/>
+                <w:color w:val="000000"/>
+                <w:sz w:val="24"/>
+              </w:rPr>
+              <w:t>SS2L24-01-25</w:t>
             </w:r>
           </w:p>
         </w:tc>
@@ -32412,6 +33765,7 @@
           </w:tcPr>
           <w:p>
             <w:pPr>
+              <w:keepNext/>
               <w:spacing w:line="240" w:lineRule="auto"/>
               <w:ind w:firstLine="0"/>
               <w:jc w:val="center"/>
@@ -32476,7 +33830,7 @@
                 <w:color w:val="000000"/>
                 <w:sz w:val="24"/>
               </w:rPr>
-              <w:t>L3-01-03</w:t>
+              <w:t>WG-4-server</w:t>
             </w:r>
           </w:p>
         </w:tc>
@@ -32499,7 +33853,7 @@
                 <w:color w:val="000000"/>
                 <w:sz w:val="24"/>
               </w:rPr>
-              <w:t>Server-WG4</w:t>
+              <w:t>SS3L12-01-03</w:t>
             </w:r>
           </w:p>
         </w:tc>
@@ -32533,14 +33887,6 @@
         <w:spacing w:line="240" w:lineRule="auto"/>
         <w:ind w:firstLine="0"/>
       </w:pPr>
-    </w:p>
-    <w:p>
-      <w:pPr>
-        <w:pStyle w:val="Heading2"/>
-      </w:pPr>
-      <w:r>
-        <w:t>3.4 IP-адресация и маршрутизация</w:t>
-      </w:r>
     </w:p>
     <w:p>
       <w:r>
@@ -32557,9 +33903,9 @@
     <w:p>
       <w:pPr>
         <w:keepNext/>
-        <w:spacing w:before="120"/>
+        <w:spacing w:before="120" w:line="240" w:lineRule="auto"/>
         <w:ind w:firstLine="0"/>
-        <w:jc w:val="left"/>
+        <w:jc w:val="right"/>
       </w:pPr>
       <w:r>
         <w:rPr>
@@ -32569,7 +33915,25 @@
           <w:color w:val="000000"/>
           <w:sz w:val="28"/>
         </w:rPr>
-        <w:t>Таблица 10 – Распределение IP-адресов</w:t>
+        <w:t>Таблица 15</w:t>
+      </w:r>
+    </w:p>
+    <w:p>
+      <w:pPr>
+        <w:keepNext/>
+        <w:spacing w:line="240" w:lineRule="auto" w:after="60"/>
+        <w:ind w:firstLine="0"/>
+        <w:jc w:val="center"/>
+      </w:pPr>
+      <w:r>
+        <w:rPr>
+          <w:rFonts w:ascii="Times New Roman" w:hAnsi="Times New Roman" w:eastAsia="Times New Roman" w:cs="Times New Roman"/>
+          <w:b w:val="0"/>
+          <w:i w:val="0"/>
+          <w:color w:val="000000"/>
+          <w:sz w:val="28"/>
+        </w:rPr>
+        <w:t>Распределение IP-адресов</w:t>
       </w:r>
     </w:p>
     <w:tbl>
@@ -32582,10 +33946,12 @@
         <w:tblLayout w:type="fixed"/>
       </w:tblPr>
       <w:tblGrid>
-        <w:gridCol w:w="850"/>
-        <w:gridCol w:w="1417"/>
-        <w:gridCol w:w="2551"/>
-        <w:gridCol w:w="3685"/>
+        <w:gridCol w:w="672"/>
+        <w:gridCol w:w="1120"/>
+        <w:gridCol w:w="1848"/>
+        <w:gridCol w:w="2241"/>
+        <w:gridCol w:w="1904"/>
+        <w:gridCol w:w="1568"/>
       </w:tblGrid>
       <w:tr>
         <w:trPr>
@@ -32593,7 +33959,7 @@
         </w:trPr>
         <w:tc>
           <w:tcPr>
-            <w:tcW w:type="dxa" w:w="850"/>
+            <w:tcW w:type="dxa" w:w="672"/>
           </w:tcPr>
           <w:p>
             <w:pPr>
@@ -32609,7 +33975,7 @@
                 <w:b/>
                 <w:i w:val="0"/>
                 <w:color w:val="000000"/>
-                <w:sz w:val="24"/>
+                <w:sz w:val="20"/>
               </w:rPr>
               <w:t>№ п/п</w:t>
             </w:r>
@@ -32617,7 +33983,7 @@
         </w:tc>
         <w:tc>
           <w:tcPr>
-            <w:tcW w:type="dxa" w:w="1417"/>
+            <w:tcW w:type="dxa" w:w="1120"/>
           </w:tcPr>
           <w:p>
             <w:pPr>
@@ -32633,7 +33999,7 @@
                 <w:b/>
                 <w:i w:val="0"/>
                 <w:color w:val="000000"/>
-                <w:sz w:val="24"/>
+                <w:sz w:val="20"/>
               </w:rPr>
               <w:t>VLAN ID</w:t>
             </w:r>
@@ -32641,7 +34007,7 @@
         </w:tc>
         <w:tc>
           <w:tcPr>
-            <w:tcW w:type="dxa" w:w="2551"/>
+            <w:tcW w:type="dxa" w:w="1848"/>
           </w:tcPr>
           <w:p>
             <w:pPr>
@@ -32657,7 +34023,7 @@
                 <w:b/>
                 <w:i w:val="0"/>
                 <w:color w:val="000000"/>
-                <w:sz w:val="24"/>
+                <w:sz w:val="20"/>
               </w:rPr>
               <w:t>IP сети</w:t>
             </w:r>
@@ -32665,7 +34031,7 @@
         </w:tc>
         <w:tc>
           <w:tcPr>
-            <w:tcW w:type="dxa" w:w="3685"/>
+            <w:tcW w:type="dxa" w:w="2241"/>
           </w:tcPr>
           <w:p>
             <w:pPr>
@@ -32681,9 +34047,57 @@
                 <w:b/>
                 <w:i w:val="0"/>
                 <w:color w:val="000000"/>
-                <w:sz w:val="24"/>
-              </w:rPr>
-              <w:t>IP оборудования</w:t>
+                <w:sz w:val="20"/>
+              </w:rPr>
+              <w:t>IP оборудования: пользователи</w:t>
+            </w:r>
+          </w:p>
+        </w:tc>
+        <w:tc>
+          <w:tcPr>
+            <w:tcW w:type="dxa" w:w="1904"/>
+          </w:tcPr>
+          <w:p>
+            <w:pPr>
+              <w:keepNext/>
+              <w:spacing w:line="240" w:lineRule="auto"/>
+              <w:ind w:firstLine="0"/>
+              <w:jc w:val="center"/>
+            </w:pPr>
+            <w:r/>
+            <w:r>
+              <w:rPr>
+                <w:rFonts w:ascii="Times New Roman" w:hAnsi="Times New Roman" w:eastAsia="Times New Roman" w:cs="Times New Roman"/>
+                <w:b/>
+                <w:i w:val="0"/>
+                <w:color w:val="000000"/>
+                <w:sz w:val="20"/>
+              </w:rPr>
+              <w:t>IP оборудования: серверы</w:t>
+            </w:r>
+          </w:p>
+        </w:tc>
+        <w:tc>
+          <w:tcPr>
+            <w:tcW w:type="dxa" w:w="1568"/>
+          </w:tcPr>
+          <w:p>
+            <w:pPr>
+              <w:keepNext/>
+              <w:spacing w:line="240" w:lineRule="auto"/>
+              <w:ind w:firstLine="0"/>
+              <w:jc w:val="center"/>
+            </w:pPr>
+            <w:r/>
+            <w:r>
+              <w:rPr>
+                <w:rFonts w:ascii="Times New Roman" w:hAnsi="Times New Roman" w:eastAsia="Times New Roman" w:cs="Times New Roman"/>
+                <w:b/>
+                <w:i w:val="0"/>
+                <w:color w:val="000000"/>
+                <w:sz w:val="20"/>
+              </w:rPr>
+              <w:t>IP-адрес модуля маршрутизации</w:t>
             </w:r>
           </w:p>
         </w:tc>
@@ -32694,7 +34108,7 @@
         </w:trPr>
         <w:tc>
           <w:tcPr>
-            <w:tcW w:type="dxa" w:w="850"/>
+            <w:tcW w:type="dxa" w:w="672"/>
           </w:tcPr>
           <w:p>
             <w:pPr>
@@ -32710,7 +34124,7 @@
                 <w:b w:val="0"/>
                 <w:i w:val="0"/>
                 <w:color w:val="000000"/>
-                <w:sz w:val="24"/>
+                <w:sz w:val="22"/>
               </w:rPr>
               <w:t>1</w:t>
             </w:r>
@@ -32718,7 +34132,7 @@
         </w:tc>
         <w:tc>
           <w:tcPr>
-            <w:tcW w:type="dxa" w:w="1417"/>
+            <w:tcW w:type="dxa" w:w="1120"/>
           </w:tcPr>
           <w:p>
             <w:pPr>
@@ -32734,7 +34148,7 @@
                 <w:b w:val="0"/>
                 <w:i w:val="0"/>
                 <w:color w:val="000000"/>
-                <w:sz w:val="24"/>
+                <w:sz w:val="22"/>
               </w:rPr>
               <w:t>VLAN10</w:t>
             </w:r>
@@ -32742,7 +34156,7 @@
         </w:tc>
         <w:tc>
           <w:tcPr>
-            <w:tcW w:type="dxa" w:w="2551"/>
+            <w:tcW w:type="dxa" w:w="1848"/>
           </w:tcPr>
           <w:p>
             <w:pPr>
@@ -32758,7 +34172,7 @@
                 <w:b w:val="0"/>
                 <w:i w:val="0"/>
                 <w:color w:val="000000"/>
-                <w:sz w:val="24"/>
+                <w:sz w:val="22"/>
               </w:rPr>
               <w:t>112.117.10.0/24</w:t>
             </w:r>
@@ -32766,7 +34180,7 @@
         </w:tc>
         <w:tc>
           <w:tcPr>
-            <w:tcW w:type="dxa" w:w="3685"/>
+            <w:tcW w:type="dxa" w:w="2241"/>
           </w:tcPr>
           <w:p>
             <w:pPr>
@@ -32782,9 +34196,57 @@
                 <w:b w:val="0"/>
                 <w:i w:val="0"/>
                 <w:color w:val="000000"/>
-                <w:sz w:val="24"/>
-              </w:rPr>
-              <w:t>112.117.10.1 – 112.117.10.24</w:t>
+                <w:sz w:val="22"/>
+              </w:rPr>
+              <w:t>112.117.10.3 – 112.117.10.24</w:t>
+            </w:r>
+          </w:p>
+        </w:tc>
+        <w:tc>
+          <w:tcPr>
+            <w:tcW w:type="dxa" w:w="1904"/>
+          </w:tcPr>
+          <w:p>
+            <w:pPr>
+              <w:keepNext/>
+              <w:spacing w:line="240" w:lineRule="auto"/>
+              <w:ind w:firstLine="0"/>
+              <w:jc w:val="center"/>
+            </w:pPr>
+            <w:r/>
+            <w:r>
+              <w:rPr>
+                <w:rFonts w:ascii="Times New Roman" w:hAnsi="Times New Roman" w:eastAsia="Times New Roman" w:cs="Times New Roman"/>
+                <w:b w:val="0"/>
+                <w:i w:val="0"/>
+                <w:color w:val="000000"/>
+                <w:sz w:val="22"/>
+              </w:rPr>
+              <w:t>112.117.10.2</w:t>
+            </w:r>
+          </w:p>
+        </w:tc>
+        <w:tc>
+          <w:tcPr>
+            <w:tcW w:type="dxa" w:w="1568"/>
+          </w:tcPr>
+          <w:p>
+            <w:pPr>
+              <w:keepNext/>
+              <w:spacing w:line="240" w:lineRule="auto"/>
+              <w:ind w:firstLine="0"/>
+              <w:jc w:val="center"/>
+            </w:pPr>
+            <w:r/>
+            <w:r>
+              <w:rPr>
+                <w:rFonts w:ascii="Times New Roman" w:hAnsi="Times New Roman" w:eastAsia="Times New Roman" w:cs="Times New Roman"/>
+                <w:b w:val="0"/>
+                <w:i w:val="0"/>
+                <w:color w:val="000000"/>
+                <w:sz w:val="22"/>
+              </w:rPr>
+              <w:t>112.117.10.1</w:t>
             </w:r>
           </w:p>
         </w:tc>
@@ -32795,7 +34257,7 @@
         </w:trPr>
         <w:tc>
           <w:tcPr>
-            <w:tcW w:type="dxa" w:w="850"/>
+            <w:tcW w:type="dxa" w:w="672"/>
           </w:tcPr>
           <w:p>
             <w:pPr>
@@ -32811,7 +34273,7 @@
                 <w:b w:val="0"/>
                 <w:i w:val="0"/>
                 <w:color w:val="000000"/>
-                <w:sz w:val="24"/>
+                <w:sz w:val="22"/>
               </w:rPr>
               <w:t>2</w:t>
             </w:r>
@@ -32819,7 +34281,7 @@
         </w:tc>
         <w:tc>
           <w:tcPr>
-            <w:tcW w:type="dxa" w:w="1417"/>
+            <w:tcW w:type="dxa" w:w="1120"/>
           </w:tcPr>
           <w:p>
             <w:pPr>
@@ -32835,7 +34297,7 @@
                 <w:b w:val="0"/>
                 <w:i w:val="0"/>
                 <w:color w:val="000000"/>
-                <w:sz w:val="24"/>
+                <w:sz w:val="22"/>
               </w:rPr>
               <w:t>VLAN20</w:t>
             </w:r>
@@ -32843,7 +34305,7 @@
         </w:tc>
         <w:tc>
           <w:tcPr>
-            <w:tcW w:type="dxa" w:w="2551"/>
+            <w:tcW w:type="dxa" w:w="1848"/>
           </w:tcPr>
           <w:p>
             <w:pPr>
@@ -32859,7 +34321,7 @@
                 <w:b w:val="0"/>
                 <w:i w:val="0"/>
                 <w:color w:val="000000"/>
-                <w:sz w:val="24"/>
+                <w:sz w:val="22"/>
               </w:rPr>
               <w:t>112.117.20.0/24</w:t>
             </w:r>
@@ -32867,7 +34329,7 @@
         </w:tc>
         <w:tc>
           <w:tcPr>
-            <w:tcW w:type="dxa" w:w="3685"/>
+            <w:tcW w:type="dxa" w:w="2241"/>
           </w:tcPr>
           <w:p>
             <w:pPr>
@@ -32883,9 +34345,57 @@
                 <w:b w:val="0"/>
                 <w:i w:val="0"/>
                 <w:color w:val="000000"/>
-                <w:sz w:val="24"/>
-              </w:rPr>
-              <w:t>112.117.20.1 – 112.117.20.19</w:t>
+                <w:sz w:val="22"/>
+              </w:rPr>
+              <w:t>112.117.20.3 – 112.117.20.19</w:t>
+            </w:r>
+          </w:p>
+        </w:tc>
+        <w:tc>
+          <w:tcPr>
+            <w:tcW w:type="dxa" w:w="1904"/>
+          </w:tcPr>
+          <w:p>
+            <w:pPr>
+              <w:keepNext/>
+              <w:spacing w:line="240" w:lineRule="auto"/>
+              <w:ind w:firstLine="0"/>
+              <w:jc w:val="center"/>
+            </w:pPr>
+            <w:r/>
+            <w:r>
+              <w:rPr>
+                <w:rFonts w:ascii="Times New Roman" w:hAnsi="Times New Roman" w:eastAsia="Times New Roman" w:cs="Times New Roman"/>
+                <w:b w:val="0"/>
+                <w:i w:val="0"/>
+                <w:color w:val="000000"/>
+                <w:sz w:val="22"/>
+              </w:rPr>
+              <w:t>112.117.20.2</w:t>
+            </w:r>
+          </w:p>
+        </w:tc>
+        <w:tc>
+          <w:tcPr>
+            <w:tcW w:type="dxa" w:w="1568"/>
+          </w:tcPr>
+          <w:p>
+            <w:pPr>
+              <w:keepNext/>
+              <w:spacing w:line="240" w:lineRule="auto"/>
+              <w:ind w:firstLine="0"/>
+              <w:jc w:val="center"/>
+            </w:pPr>
+            <w:r/>
+            <w:r>
+              <w:rPr>
+                <w:rFonts w:ascii="Times New Roman" w:hAnsi="Times New Roman" w:eastAsia="Times New Roman" w:cs="Times New Roman"/>
+                <w:b w:val="0"/>
+                <w:i w:val="0"/>
+                <w:color w:val="000000"/>
+                <w:sz w:val="22"/>
+              </w:rPr>
+              <w:t>112.117.20.1</w:t>
             </w:r>
           </w:p>
         </w:tc>
@@ -32896,7 +34406,7 @@
         </w:trPr>
         <w:tc>
           <w:tcPr>
-            <w:tcW w:type="dxa" w:w="850"/>
+            <w:tcW w:type="dxa" w:w="672"/>
           </w:tcPr>
           <w:p>
             <w:pPr>
@@ -32912,7 +34422,7 @@
                 <w:b w:val="0"/>
                 <w:i w:val="0"/>
                 <w:color w:val="000000"/>
-                <w:sz w:val="24"/>
+                <w:sz w:val="22"/>
               </w:rPr>
               <w:t>3</w:t>
             </w:r>
@@ -32920,7 +34430,7 @@
         </w:tc>
         <w:tc>
           <w:tcPr>
-            <w:tcW w:type="dxa" w:w="1417"/>
+            <w:tcW w:type="dxa" w:w="1120"/>
           </w:tcPr>
           <w:p>
             <w:pPr>
@@ -32936,7 +34446,7 @@
                 <w:b w:val="0"/>
                 <w:i w:val="0"/>
                 <w:color w:val="000000"/>
-                <w:sz w:val="24"/>
+                <w:sz w:val="22"/>
               </w:rPr>
               <w:t>VLAN30</w:t>
             </w:r>
@@ -32944,7 +34454,7 @@
         </w:tc>
         <w:tc>
           <w:tcPr>
-            <w:tcW w:type="dxa" w:w="2551"/>
+            <w:tcW w:type="dxa" w:w="1848"/>
           </w:tcPr>
           <w:p>
             <w:pPr>
@@ -32960,7 +34470,7 @@
                 <w:b w:val="0"/>
                 <w:i w:val="0"/>
                 <w:color w:val="000000"/>
-                <w:sz w:val="24"/>
+                <w:sz w:val="22"/>
               </w:rPr>
               <w:t>112.117.30.0/24</w:t>
             </w:r>
@@ -32968,7 +34478,7 @@
         </w:tc>
         <w:tc>
           <w:tcPr>
-            <w:tcW w:type="dxa" w:w="3685"/>
+            <w:tcW w:type="dxa" w:w="2241"/>
           </w:tcPr>
           <w:p>
             <w:pPr>
@@ -32984,9 +34494,57 @@
                 <w:b w:val="0"/>
                 <w:i w:val="0"/>
                 <w:color w:val="000000"/>
-                <w:sz w:val="24"/>
-              </w:rPr>
-              <w:t>112.117.30.1 – 112.117.30.22</w:t>
+                <w:sz w:val="22"/>
+              </w:rPr>
+              <w:t>112.117.30.3 – 112.117.30.22</w:t>
+            </w:r>
+          </w:p>
+        </w:tc>
+        <w:tc>
+          <w:tcPr>
+            <w:tcW w:type="dxa" w:w="1904"/>
+          </w:tcPr>
+          <w:p>
+            <w:pPr>
+              <w:keepNext/>
+              <w:spacing w:line="240" w:lineRule="auto"/>
+              <w:ind w:firstLine="0"/>
+              <w:jc w:val="center"/>
+            </w:pPr>
+            <w:r/>
+            <w:r>
+              <w:rPr>
+                <w:rFonts w:ascii="Times New Roman" w:hAnsi="Times New Roman" w:eastAsia="Times New Roman" w:cs="Times New Roman"/>
+                <w:b w:val="0"/>
+                <w:i w:val="0"/>
+                <w:color w:val="000000"/>
+                <w:sz w:val="22"/>
+              </w:rPr>
+              <w:t>112.117.30.2</w:t>
+            </w:r>
+          </w:p>
+        </w:tc>
+        <w:tc>
+          <w:tcPr>
+            <w:tcW w:type="dxa" w:w="1568"/>
+          </w:tcPr>
+          <w:p>
+            <w:pPr>
+              <w:keepNext/>
+              <w:spacing w:line="240" w:lineRule="auto"/>
+              <w:ind w:firstLine="0"/>
+              <w:jc w:val="center"/>
+            </w:pPr>
+            <w:r/>
+            <w:r>
+              <w:rPr>
+                <w:rFonts w:ascii="Times New Roman" w:hAnsi="Times New Roman" w:eastAsia="Times New Roman" w:cs="Times New Roman"/>
+                <w:b w:val="0"/>
+                <w:i w:val="0"/>
+                <w:color w:val="000000"/>
+                <w:sz w:val="22"/>
+              </w:rPr>
+              <w:t>112.117.30.1</w:t>
             </w:r>
           </w:p>
         </w:tc>
@@ -32997,7 +34555,7 @@
         </w:trPr>
         <w:tc>
           <w:tcPr>
-            <w:tcW w:type="dxa" w:w="850"/>
+            <w:tcW w:type="dxa" w:w="672"/>
           </w:tcPr>
           <w:p>
             <w:pPr>
@@ -33013,7 +34571,7 @@
                 <w:b w:val="0"/>
                 <w:i w:val="0"/>
                 <w:color w:val="000000"/>
-                <w:sz w:val="24"/>
+                <w:sz w:val="22"/>
               </w:rPr>
               <w:t>4</w:t>
             </w:r>
@@ -33021,7 +34579,7 @@
         </w:tc>
         <w:tc>
           <w:tcPr>
-            <w:tcW w:type="dxa" w:w="1417"/>
+            <w:tcW w:type="dxa" w:w="1120"/>
           </w:tcPr>
           <w:p>
             <w:pPr>
@@ -33037,7 +34595,7 @@
                 <w:b w:val="0"/>
                 <w:i w:val="0"/>
                 <w:color w:val="000000"/>
-                <w:sz w:val="24"/>
+                <w:sz w:val="22"/>
               </w:rPr>
               <w:t>VLAN40</w:t>
             </w:r>
@@ -33045,7 +34603,7 @@
         </w:tc>
         <w:tc>
           <w:tcPr>
-            <w:tcW w:type="dxa" w:w="2551"/>
+            <w:tcW w:type="dxa" w:w="1848"/>
           </w:tcPr>
           <w:p>
             <w:pPr>
@@ -33061,7 +34619,7 @@
                 <w:b w:val="0"/>
                 <w:i w:val="0"/>
                 <w:color w:val="000000"/>
-                <w:sz w:val="24"/>
+                <w:sz w:val="22"/>
               </w:rPr>
               <w:t>112.117.40.0/24</w:t>
             </w:r>
@@ -33069,7 +34627,7 @@
         </w:tc>
         <w:tc>
           <w:tcPr>
-            <w:tcW w:type="dxa" w:w="3685"/>
+            <w:tcW w:type="dxa" w:w="2241"/>
           </w:tcPr>
           <w:p>
             <w:pPr>
@@ -33085,9 +34643,57 @@
                 <w:b w:val="0"/>
                 <w:i w:val="0"/>
                 <w:color w:val="000000"/>
-                <w:sz w:val="24"/>
-              </w:rPr>
-              <w:t>112.117.40.1 – 112.117.40.17</w:t>
+                <w:sz w:val="22"/>
+              </w:rPr>
+              <w:t>112.117.40.3 – 112.117.40.17</w:t>
+            </w:r>
+          </w:p>
+        </w:tc>
+        <w:tc>
+          <w:tcPr>
+            <w:tcW w:type="dxa" w:w="1904"/>
+          </w:tcPr>
+          <w:p>
+            <w:pPr>
+              <w:keepNext/>
+              <w:spacing w:line="240" w:lineRule="auto"/>
+              <w:ind w:firstLine="0"/>
+              <w:jc w:val="center"/>
+            </w:pPr>
+            <w:r/>
+            <w:r>
+              <w:rPr>
+                <w:rFonts w:ascii="Times New Roman" w:hAnsi="Times New Roman" w:eastAsia="Times New Roman" w:cs="Times New Roman"/>
+                <w:b w:val="0"/>
+                <w:i w:val="0"/>
+                <w:color w:val="000000"/>
+                <w:sz w:val="22"/>
+              </w:rPr>
+              <w:t>112.117.40.2</w:t>
+            </w:r>
+          </w:p>
+        </w:tc>
+        <w:tc>
+          <w:tcPr>
+            <w:tcW w:type="dxa" w:w="1568"/>
+          </w:tcPr>
+          <w:p>
+            <w:pPr>
+              <w:keepNext/>
+              <w:spacing w:line="240" w:lineRule="auto"/>
+              <w:ind w:firstLine="0"/>
+              <w:jc w:val="center"/>
+            </w:pPr>
+            <w:r/>
+            <w:r>
+              <w:rPr>
+                <w:rFonts w:ascii="Times New Roman" w:hAnsi="Times New Roman" w:eastAsia="Times New Roman" w:cs="Times New Roman"/>
+                <w:b w:val="0"/>
+                <w:i w:val="0"/>
+                <w:color w:val="000000"/>
+                <w:sz w:val="22"/>
+              </w:rPr>
+              <w:t>112.117.40.1</w:t>
             </w:r>
           </w:p>
         </w:tc>
@@ -33098,22 +34704,22 @@
         </w:trPr>
         <w:tc>
           <w:tcPr>
-            <w:tcW w:type="dxa" w:w="850"/>
-          </w:tcPr>
-          <w:p>
-            <w:pPr>
-              <w:spacing w:line="240" w:lineRule="auto"/>
-              <w:ind w:firstLine="0"/>
-              <w:jc w:val="center"/>
-            </w:pPr>
-            <w:r/>
-            <w:r>
-              <w:rPr>
-                <w:rFonts w:ascii="Times New Roman" w:hAnsi="Times New Roman" w:eastAsia="Times New Roman" w:cs="Times New Roman"/>
-                <w:b w:val="0"/>
-                <w:i w:val="0"/>
-                <w:color w:val="000000"/>
-                <w:sz w:val="24"/>
+            <w:tcW w:type="dxa" w:w="672"/>
+          </w:tcPr>
+          <w:p>
+            <w:pPr>
+              <w:spacing w:line="240" w:lineRule="auto"/>
+              <w:ind w:firstLine="0"/>
+              <w:jc w:val="center"/>
+            </w:pPr>
+            <w:r/>
+            <w:r>
+              <w:rPr>
+                <w:rFonts w:ascii="Times New Roman" w:hAnsi="Times New Roman" w:eastAsia="Times New Roman" w:cs="Times New Roman"/>
+                <w:b w:val="0"/>
+                <w:i w:val="0"/>
+                <w:color w:val="000000"/>
+                <w:sz w:val="22"/>
               </w:rPr>
               <w:t>5</w:t>
             </w:r>
@@ -33121,22 +34727,22 @@
         </w:tc>
         <w:tc>
           <w:tcPr>
-            <w:tcW w:type="dxa" w:w="1417"/>
-          </w:tcPr>
-          <w:p>
-            <w:pPr>
-              <w:spacing w:line="240" w:lineRule="auto"/>
-              <w:ind w:firstLine="0"/>
-              <w:jc w:val="center"/>
-            </w:pPr>
-            <w:r/>
-            <w:r>
-              <w:rPr>
-                <w:rFonts w:ascii="Times New Roman" w:hAnsi="Times New Roman" w:eastAsia="Times New Roman" w:cs="Times New Roman"/>
-                <w:b w:val="0"/>
-                <w:i w:val="0"/>
-                <w:color w:val="000000"/>
-                <w:sz w:val="24"/>
+            <w:tcW w:type="dxa" w:w="1120"/>
+          </w:tcPr>
+          <w:p>
+            <w:pPr>
+              <w:spacing w:line="240" w:lineRule="auto"/>
+              <w:ind w:firstLine="0"/>
+              <w:jc w:val="center"/>
+            </w:pPr>
+            <w:r/>
+            <w:r>
+              <w:rPr>
+                <w:rFonts w:ascii="Times New Roman" w:hAnsi="Times New Roman" w:eastAsia="Times New Roman" w:cs="Times New Roman"/>
+                <w:b w:val="0"/>
+                <w:i w:val="0"/>
+                <w:color w:val="000000"/>
+                <w:sz w:val="22"/>
               </w:rPr>
               <w:t>VLAN50</w:t>
             </w:r>
@@ -33144,22 +34750,22 @@
         </w:tc>
         <w:tc>
           <w:tcPr>
-            <w:tcW w:type="dxa" w:w="2551"/>
-          </w:tcPr>
-          <w:p>
-            <w:pPr>
-              <w:spacing w:line="240" w:lineRule="auto"/>
-              <w:ind w:firstLine="0"/>
-              <w:jc w:val="center"/>
-            </w:pPr>
-            <w:r/>
-            <w:r>
-              <w:rPr>
-                <w:rFonts w:ascii="Times New Roman" w:hAnsi="Times New Roman" w:eastAsia="Times New Roman" w:cs="Times New Roman"/>
-                <w:b w:val="0"/>
-                <w:i w:val="0"/>
-                <w:color w:val="000000"/>
-                <w:sz w:val="24"/>
+            <w:tcW w:type="dxa" w:w="1848"/>
+          </w:tcPr>
+          <w:p>
+            <w:pPr>
+              <w:spacing w:line="240" w:lineRule="auto"/>
+              <w:ind w:firstLine="0"/>
+              <w:jc w:val="center"/>
+            </w:pPr>
+            <w:r/>
+            <w:r>
+              <w:rPr>
+                <w:rFonts w:ascii="Times New Roman" w:hAnsi="Times New Roman" w:eastAsia="Times New Roman" w:cs="Times New Roman"/>
+                <w:b w:val="0"/>
+                <w:i w:val="0"/>
+                <w:color w:val="000000"/>
+                <w:sz w:val="22"/>
               </w:rPr>
               <w:t>112.117.50.0/24</w:t>
             </w:r>
@@ -33167,24 +34773,70 @@
         </w:tc>
         <w:tc>
           <w:tcPr>
-            <w:tcW w:type="dxa" w:w="3685"/>
-          </w:tcPr>
-          <w:p>
-            <w:pPr>
-              <w:spacing w:line="240" w:lineRule="auto"/>
-              <w:ind w:firstLine="0"/>
-              <w:jc w:val="center"/>
-            </w:pPr>
-            <w:r/>
-            <w:r>
-              <w:rPr>
-                <w:rFonts w:ascii="Times New Roman" w:hAnsi="Times New Roman" w:eastAsia="Times New Roman" w:cs="Times New Roman"/>
-                <w:b w:val="0"/>
-                <w:i w:val="0"/>
-                <w:color w:val="000000"/>
-                <w:sz w:val="24"/>
-              </w:rPr>
-              <w:t>112.117.50.1 – 112.117.50.3</w:t>
+            <w:tcW w:type="dxa" w:w="2241"/>
+          </w:tcPr>
+          <w:p>
+            <w:pPr>
+              <w:spacing w:line="240" w:lineRule="auto"/>
+              <w:ind w:firstLine="0"/>
+              <w:jc w:val="center"/>
+            </w:pPr>
+            <w:r/>
+            <w:r>
+              <w:rPr>
+                <w:rFonts w:ascii="Times New Roman" w:hAnsi="Times New Roman" w:eastAsia="Times New Roman" w:cs="Times New Roman"/>
+                <w:b w:val="0"/>
+                <w:i w:val="0"/>
+                <w:color w:val="000000"/>
+                <w:sz w:val="22"/>
+              </w:rPr>
+              <w:t>–</w:t>
+            </w:r>
+          </w:p>
+        </w:tc>
+        <w:tc>
+          <w:tcPr>
+            <w:tcW w:type="dxa" w:w="1904"/>
+          </w:tcPr>
+          <w:p>
+            <w:pPr>
+              <w:spacing w:line="240" w:lineRule="auto"/>
+              <w:ind w:firstLine="0"/>
+              <w:jc w:val="center"/>
+            </w:pPr>
+            <w:r/>
+            <w:r>
+              <w:rPr>
+                <w:rFonts w:ascii="Times New Roman" w:hAnsi="Times New Roman" w:eastAsia="Times New Roman" w:cs="Times New Roman"/>
+                <w:b w:val="0"/>
+                <w:i w:val="0"/>
+                <w:color w:val="000000"/>
+                <w:sz w:val="22"/>
+              </w:rPr>
+              <w:t>112.117.50.2, 112.117.50.3</w:t>
+            </w:r>
+          </w:p>
+        </w:tc>
+        <w:tc>
+          <w:tcPr>
+            <w:tcW w:type="dxa" w:w="1568"/>
+          </w:tcPr>
+          <w:p>
+            <w:pPr>
+              <w:spacing w:line="240" w:lineRule="auto"/>
+              <w:ind w:firstLine="0"/>
+              <w:jc w:val="center"/>
+            </w:pPr>
+            <w:r/>
+            <w:r>
+              <w:rPr>
+                <w:rFonts w:ascii="Times New Roman" w:hAnsi="Times New Roman" w:eastAsia="Times New Roman" w:cs="Times New Roman"/>
+                <w:b w:val="0"/>
+                <w:i w:val="0"/>
+                <w:color w:val="000000"/>
+                <w:sz w:val="22"/>
+              </w:rPr>
+              <w:t>112.117.50.1</w:t>
             </w:r>
           </w:p>
         </w:tc>
@@ -33199,9 +34851,9 @@
     <w:p>
       <w:pPr>
         <w:keepNext/>
-        <w:spacing w:before="120"/>
+        <w:spacing w:before="120" w:line="240" w:lineRule="auto"/>
         <w:ind w:firstLine="0"/>
-        <w:jc w:val="left"/>
+        <w:jc w:val="right"/>
       </w:pPr>
       <w:r>
         <w:rPr>
@@ -33211,7 +34863,25 @@
           <w:color w:val="000000"/>
           <w:sz w:val="28"/>
         </w:rPr>
-        <w:t>Таблица 11 – Таблица маршрутизации коммутатора 3-го уровня</w:t>
+        <w:t>Таблица 16</w:t>
+      </w:r>
+    </w:p>
+    <w:p>
+      <w:pPr>
+        <w:keepNext/>
+        <w:spacing w:line="240" w:lineRule="auto" w:after="60"/>
+        <w:ind w:firstLine="0"/>
+        <w:jc w:val="center"/>
+      </w:pPr>
+      <w:r>
+        <w:rPr>
+          <w:rFonts w:ascii="Times New Roman" w:hAnsi="Times New Roman" w:eastAsia="Times New Roman" w:cs="Times New Roman"/>
+          <w:b w:val="0"/>
+          <w:i w:val="0"/>
+          <w:color w:val="000000"/>
+          <w:sz w:val="28"/>
+        </w:rPr>
+        <w:t>Таблица маршрутизации коммутатора 3-го уровня</w:t>
       </w:r>
     </w:p>
     <w:tbl>
@@ -33983,9 +35653,13 @@
       </w:pPr>
     </w:p>
     <w:sectPr>
+      <w:headerReference w:type="first" r:id="rId9"/>
+      <w:footerReference w:type="first" r:id="rId10"/>
+      <w:footerReference w:type="default" r:id="rId11"/>
       <w:pgSz w:w="11906" w:h="16838"/>
       <w:pgMar w:top="1134" w:right="850" w:bottom="1134" w:left="1701" w:header="720" w:footer="720" w:gutter="0"/>
       <w:cols w:space="720"/>
+      <w:titlePg/>
       <w:docGrid w:linePitch="360"/>
     </w:sectPr>
   </w:body>
@@ -34008,7 +35682,7 @@
         <w:color w:val="000000"/>
         <w:sz w:val="28"/>
       </w:rPr>
-      <w:t>Москва 2026</w:t>
+      <w:t>Москва 2026 г.</w:t>
     </w:r>
   </w:p>
 </w:ftr>
@@ -34064,6 +35738,80 @@
     </w:r>
   </w:p>
 </w:ftr>
+</file>
+
+<file path=word/header1.xml><?xml version="1.0" encoding="utf-8"?>
+<w:hdr xmlns:m="http://schemas.openxmlformats.org/officeDocument/2006/math" xmlns:mc="http://schemas.openxmlformats.org/markup-compatibility/2006" xmlns:mo="http://schemas.microsoft.com/office/mac/office/2008/main" xmlns:mv="urn:schemas-microsoft-com:mac:vml" xmlns:o="urn:schemas-microsoft-com:office:office" xmlns:r="http://schemas.openxmlformats.org/officeDocument/2006/relationships" xmlns:v="urn:schemas-microsoft-com:vml" xmlns:w10="urn:schemas-microsoft-com:office:word" xmlns:w14="http://schemas.microsoft.com/office/word/2010/wordml" xmlns:w="http://schemas.openxmlformats.org/wordprocessingml/2006/main" xmlns:wne="http://schemas.microsoft.com/office/word/2006/wordml" xmlns:wp14="http://schemas.microsoft.com/office/word/2010/wordprocessingDrawing" xmlns:wp="http://schemas.openxmlformats.org/drawingml/2006/wordprocessingDrawing" xmlns:wpc="http://schemas.microsoft.com/office/word/2010/wordprocessingCanvas" xmlns:wpg="http://schemas.microsoft.com/office/word/2010/wordprocessingGroup" xmlns:wpi="http://schemas.microsoft.com/office/word/2010/wordprocessingInk" xmlns:wps="http://schemas.microsoft.com/office/word/2010/wordprocessingShape" mc:Ignorable="w14 wp14">
+  <w:p>
+    <w:pPr>
+      <w:pStyle w:val="Header"/>
+      <w:spacing w:line="240" w:lineRule="auto"/>
+      <w:ind w:firstLine="0"/>
+      <w:jc w:val="center"/>
+    </w:pPr>
+    <w:r>
+      <w:rPr>
+        <w:rFonts w:ascii="Times New Roman" w:hAnsi="Times New Roman" w:eastAsia="Times New Roman" w:cs="Times New Roman"/>
+        <w:b w:val="0"/>
+        <w:i w:val="0"/>
+        <w:color w:val="000000"/>
+        <w:sz w:val="28"/>
+      </w:rPr>
+      <w:t>Федеральное государственное бюджетное образовательное учреждение</w:t>
+    </w:r>
+  </w:p>
+  <w:p>
+    <w:pPr>
+      <w:spacing w:line="240" w:lineRule="auto"/>
+      <w:ind w:firstLine="0"/>
+      <w:jc w:val="center"/>
+    </w:pPr>
+    <w:r>
+      <w:rPr>
+        <w:rFonts w:ascii="Times New Roman" w:hAnsi="Times New Roman" w:eastAsia="Times New Roman" w:cs="Times New Roman"/>
+        <w:b w:val="0"/>
+        <w:i w:val="0"/>
+        <w:color w:val="000000"/>
+        <w:sz w:val="28"/>
+      </w:rPr>
+      <w:t>высшего образования «Национальный исследовательский университет</w:t>
+    </w:r>
+  </w:p>
+  <w:p>
+    <w:pPr>
+      <w:spacing w:line="240" w:lineRule="auto"/>
+      <w:ind w:firstLine="0"/>
+      <w:jc w:val="center"/>
+    </w:pPr>
+    <w:r>
+      <w:rPr>
+        <w:rFonts w:ascii="Times New Roman" w:hAnsi="Times New Roman" w:eastAsia="Times New Roman" w:cs="Times New Roman"/>
+        <w:b w:val="0"/>
+        <w:i w:val="0"/>
+        <w:color w:val="000000"/>
+        <w:sz w:val="28"/>
+      </w:rPr>
+      <w:t>«Московский энергетический институт»</w:t>
+    </w:r>
+  </w:p>
+  <w:p>
+    <w:pPr>
+      <w:spacing w:line="240" w:lineRule="auto"/>
+      <w:ind w:firstLine="0"/>
+      <w:jc w:val="center"/>
+    </w:pPr>
+    <w:r>
+      <w:rPr>
+        <w:rFonts w:ascii="Times New Roman" w:hAnsi="Times New Roman" w:eastAsia="Times New Roman" w:cs="Times New Roman"/>
+        <w:b w:val="0"/>
+        <w:i w:val="0"/>
+        <w:color w:val="000000"/>
+        <w:sz w:val="28"/>
+      </w:rPr>
+      <w:t>Кафедра ВМСС</w:t>
+    </w:r>
+  </w:p>
+</w:hdr>
 </file>
 
 <file path=word/numbering.xml><?xml version="1.0" encoding="utf-8"?>
@@ -34505,7 +36253,7 @@
       <w:b/>
       <w:bCs/>
       <w:i w:val="0"/>
-      <w:caps/>
+      <w:caps w:val="0"/>
       <w:color w:val="000000"/>
       <w:sz w:val="28"/>
       <w:szCs w:val="28"/>
